--- a/Movie Theater Ticketing System 2.docx
+++ b/Movie Theater Ticketing System 2.docx
@@ -1,6 +1,6 @@
 
 <file path=word/document.xml><?xml version="1.0" encoding="utf-8"?>
-<w:document xmlns:wpc="http://schemas.microsoft.com/office/word/2010/wordprocessingCanvas" xmlns:cx="http://schemas.microsoft.com/office/drawing/2014/chartex" xmlns:cx1="http://schemas.microsoft.com/office/drawing/2015/9/8/chartex" xmlns:cx2="http://schemas.microsoft.com/office/drawing/2015/10/21/chartex" xmlns:cx3="http://schemas.microsoft.com/office/drawing/2016/5/9/chartex" xmlns:cx4="http://schemas.microsoft.com/office/drawing/2016/5/10/chartex" xmlns:cx5="http://schemas.microsoft.com/office/drawing/2016/5/11/chartex" xmlns:cx6="http://schemas.microsoft.com/office/drawing/2016/5/12/chartex" xmlns:cx7="http://schemas.microsoft.com/office/drawing/2016/5/13/chartex" xmlns:cx8="http://schemas.microsoft.com/office/drawing/2016/5/14/chartex" xmlns:mc="http://schemas.openxmlformats.org/markup-compatibility/2006" xmlns:aink="http://schemas.microsoft.com/office/drawing/2016/ink" xmlns:am3d="http://schemas.microsoft.com/office/drawing/2017/model3d" xmlns:o="urn:schemas-microsoft-com:office:office" xmlns:oel="http://schemas.microsoft.com/office/2019/extlst" xmlns:r="http://schemas.openxmlformats.org/officeDocument/2006/relationships" xmlns:m="http://schemas.openxmlformats.org/officeDocument/2006/math" xmlns:v="urn:schemas-microsoft-com:vml" xmlns:wp14="http://schemas.microsoft.com/office/word/2010/wordprocessingDrawing" xmlns:wp="http://schemas.openxmlformats.org/drawingml/2006/wordprocessingDrawing" xmlns:w10="urn:schemas-microsoft-com:office:word" xmlns:w="http://schemas.openxmlformats.org/wordprocessingml/2006/main" xmlns:w14="http://schemas.microsoft.com/office/word/2010/wordml" xmlns:w15="http://schemas.microsoft.com/office/word/2012/wordml" xmlns:w16cex="http://schemas.microsoft.com/office/word/2018/wordml/cex" xmlns:w16cid="http://schemas.microsoft.com/office/word/2016/wordml/cid" xmlns:w16="http://schemas.microsoft.com/office/word/2018/wordml" xmlns:w16du="http://schemas.microsoft.com/office/word/2023/wordml/word16du" xmlns:w16sdtdh="http://schemas.microsoft.com/office/word/2020/wordml/sdtdatahash" xmlns:w16sdtfl="http://schemas.microsoft.com/office/word/2024/wordml/sdtformatlock" xmlns:w16se="http://schemas.microsoft.com/office/word/2015/wordml/symex" xmlns:wpg="http://schemas.microsoft.com/office/word/2010/wordprocessingGroup" xmlns:wpi="http://schemas.microsoft.com/office/word/2010/wordprocessingInk" xmlns:wne="http://schemas.microsoft.com/office/word/2006/wordml" xmlns:wps="http://schemas.microsoft.com/office/word/2010/wordprocessingShape" mc:Ignorable="w14 w15 w16se w16cid w16 w16cex w16sdtdh w16sdtfl w16du wp14">
+<w:document xmlns:wpc="http://schemas.microsoft.com/office/word/2010/wordprocessingCanvas" xmlns:cx="http://schemas.microsoft.com/office/drawing/2014/chartex" xmlns:cx1="http://schemas.microsoft.com/office/drawing/2015/9/8/chartex" xmlns:cx2="http://schemas.microsoft.com/office/drawing/2015/10/21/chartex" xmlns:cx3="http://schemas.microsoft.com/office/drawing/2016/5/9/chartex" xmlns:cx4="http://schemas.microsoft.com/office/drawing/2016/5/10/chartex" xmlns:cx5="http://schemas.microsoft.com/office/drawing/2016/5/11/chartex" xmlns:cx6="http://schemas.microsoft.com/office/drawing/2016/5/12/chartex" xmlns:cx7="http://schemas.microsoft.com/office/drawing/2016/5/13/chartex" xmlns:cx8="http://schemas.microsoft.com/office/drawing/2016/5/14/chartex" xmlns:mc="http://schemas.openxmlformats.org/markup-compatibility/2006" xmlns:aink="http://schemas.microsoft.com/office/drawing/2016/ink" xmlns:am3d="http://schemas.microsoft.com/office/drawing/2017/model3d" xmlns:o="urn:schemas-microsoft-com:office:office" xmlns:oel="http://schemas.microsoft.com/office/2019/extlst" xmlns:r="http://schemas.openxmlformats.org/officeDocument/2006/relationships" xmlns:m="http://schemas.openxmlformats.org/officeDocument/2006/math" xmlns:v="urn:schemas-microsoft-com:vml" xmlns:wp14="http://schemas.microsoft.com/office/word/2010/wordprocessingDrawing" xmlns:wp="http://schemas.openxmlformats.org/drawingml/2006/wordprocessingDrawing" xmlns:w10="urn:schemas-microsoft-com:office:word" xmlns:w="http://schemas.openxmlformats.org/wordprocessingml/2006/main" xmlns:w14="http://schemas.microsoft.com/office/word/2010/wordml" xmlns:w15="http://schemas.microsoft.com/office/word/2012/wordml" xmlns:w16cei="http://schemas.microsoft.com/office/word/2026/wordml/cei" xmlns:w16cex="http://schemas.microsoft.com/office/word/2018/wordml/cex" xmlns:w16cid="http://schemas.microsoft.com/office/word/2016/wordml/cid" xmlns:w16="http://schemas.microsoft.com/office/word/2018/wordml" xmlns:w16du="http://schemas.microsoft.com/office/word/2023/wordml/word16du" xmlns:w16sdtdh="http://schemas.microsoft.com/office/word/2020/wordml/sdtdatahash" xmlns:w16sdtfl="http://schemas.microsoft.com/office/word/2024/wordml/sdtformatlock" xmlns:w16se="http://schemas.microsoft.com/office/word/2015/wordml/symex" xmlns:wpg="http://schemas.microsoft.com/office/word/2010/wordprocessingGroup" xmlns:wpi="http://schemas.microsoft.com/office/word/2010/wordprocessingInk" xmlns:wne="http://schemas.microsoft.com/office/word/2006/wordml" xmlns:wps="http://schemas.microsoft.com/office/word/2010/wordprocessingShape" mc:Ignorable="w14 w15 w16se w16cid w16 w16cex w16sdtdh w16sdtfl w16du wp14">
   <w:body>
     <w:p>
       <w:pPr>
@@ -134,7 +134,13 @@
         <w:rPr>
           <w:sz w:val="48"/>
         </w:rPr>
-        <w:t>22</w:t>
+        <w:t>2</w:t>
+      </w:r>
+      <w:r>
+        <w:rPr>
+          <w:sz w:val="48"/>
+        </w:rPr>
+        <w:t>7</w:t>
       </w:r>
       <w:r>
         <w:rPr>
@@ -1190,91 +1196,91 @@
           <w:b w:val="0"/>
           <w:caps w:val="0"/>
           <w:noProof/>
-          <w:sz w:val="18"/>
-          <w:szCs w:val="18"/>
-        </w:rPr>
-      </w:pPr>
-      <w:r>
-        <w:rPr>
-          <w:sz w:val="18"/>
-          <w:szCs w:val="18"/>
+          <w:sz w:val="16"/>
+          <w:szCs w:val="16"/>
+        </w:rPr>
+      </w:pPr>
+      <w:r>
+        <w:rPr>
+          <w:sz w:val="16"/>
+          <w:szCs w:val="16"/>
         </w:rPr>
         <w:fldChar w:fldCharType="begin"/>
       </w:r>
       <w:r>
         <w:rPr>
-          <w:sz w:val="18"/>
-          <w:szCs w:val="18"/>
+          <w:sz w:val="16"/>
+          <w:szCs w:val="16"/>
         </w:rPr>
         <w:instrText xml:space="preserve"> TOC \o "1-3" </w:instrText>
       </w:r>
       <w:r>
         <w:rPr>
-          <w:sz w:val="18"/>
-          <w:szCs w:val="18"/>
+          <w:sz w:val="16"/>
+          <w:szCs w:val="16"/>
         </w:rPr>
         <w:fldChar w:fldCharType="separate"/>
       </w:r>
       <w:r>
         <w:rPr>
           <w:noProof/>
-          <w:sz w:val="18"/>
-          <w:szCs w:val="18"/>
+          <w:sz w:val="16"/>
+          <w:szCs w:val="16"/>
         </w:rPr>
         <w:t>Revision History</w:t>
       </w:r>
       <w:r>
         <w:rPr>
           <w:noProof/>
-          <w:sz w:val="18"/>
-          <w:szCs w:val="18"/>
+          <w:sz w:val="16"/>
+          <w:szCs w:val="16"/>
         </w:rPr>
         <w:tab/>
       </w:r>
       <w:r>
         <w:rPr>
           <w:noProof/>
-          <w:sz w:val="18"/>
-          <w:szCs w:val="18"/>
+          <w:sz w:val="16"/>
+          <w:szCs w:val="16"/>
         </w:rPr>
         <w:fldChar w:fldCharType="begin"/>
       </w:r>
       <w:r>
         <w:rPr>
           <w:noProof/>
-          <w:sz w:val="18"/>
-          <w:szCs w:val="18"/>
+          <w:sz w:val="16"/>
+          <w:szCs w:val="16"/>
         </w:rPr>
         <w:instrText xml:space="preserve"> PAGEREF _Toc506459135 \h </w:instrText>
       </w:r>
       <w:r>
         <w:rPr>
           <w:noProof/>
-          <w:sz w:val="18"/>
-          <w:szCs w:val="18"/>
-        </w:rPr>
-      </w:r>
-      <w:r>
-        <w:rPr>
-          <w:noProof/>
-          <w:sz w:val="18"/>
-          <w:szCs w:val="18"/>
+          <w:sz w:val="16"/>
+          <w:szCs w:val="16"/>
+        </w:rPr>
+      </w:r>
+      <w:r>
+        <w:rPr>
+          <w:noProof/>
+          <w:sz w:val="16"/>
+          <w:szCs w:val="16"/>
         </w:rPr>
         <w:fldChar w:fldCharType="separate"/>
       </w:r>
       <w:r>
         <w:rPr>
           <w:noProof/>
-          <w:sz w:val="18"/>
-          <w:szCs w:val="18"/>
+          <w:sz w:val="16"/>
+          <w:szCs w:val="16"/>
         </w:rPr>
         <w:t>ii</w:t>
       </w:r>
       <w:r>
         <w:rPr>
           <w:noProof/>
-          <w:sz w:val="18"/>
-          <w:szCs w:val="18"/>
+          <w:sz w:val="16"/>
+          <w:szCs w:val="16"/>
         </w:rPr>
         <w:fldChar w:fldCharType="end"/>
       </w:r>
@@ -1289,70 +1295,70 @@
           <w:b w:val="0"/>
           <w:caps w:val="0"/>
           <w:noProof/>
-          <w:sz w:val="18"/>
-          <w:szCs w:val="18"/>
-        </w:rPr>
-      </w:pPr>
-      <w:r>
-        <w:rPr>
-          <w:noProof/>
-          <w:sz w:val="18"/>
-          <w:szCs w:val="18"/>
+          <w:sz w:val="16"/>
+          <w:szCs w:val="16"/>
+        </w:rPr>
+      </w:pPr>
+      <w:r>
+        <w:rPr>
+          <w:noProof/>
+          <w:sz w:val="16"/>
+          <w:szCs w:val="16"/>
         </w:rPr>
         <w:t>Document Approval</w:t>
       </w:r>
       <w:r>
         <w:rPr>
           <w:noProof/>
-          <w:sz w:val="18"/>
-          <w:szCs w:val="18"/>
+          <w:sz w:val="16"/>
+          <w:szCs w:val="16"/>
         </w:rPr>
         <w:tab/>
       </w:r>
       <w:r>
         <w:rPr>
           <w:noProof/>
-          <w:sz w:val="18"/>
-          <w:szCs w:val="18"/>
+          <w:sz w:val="16"/>
+          <w:szCs w:val="16"/>
         </w:rPr>
         <w:fldChar w:fldCharType="begin"/>
       </w:r>
       <w:r>
         <w:rPr>
           <w:noProof/>
-          <w:sz w:val="18"/>
-          <w:szCs w:val="18"/>
+          <w:sz w:val="16"/>
+          <w:szCs w:val="16"/>
         </w:rPr>
         <w:instrText xml:space="preserve"> PAGEREF _Toc506459136 \h </w:instrText>
       </w:r>
       <w:r>
         <w:rPr>
           <w:noProof/>
-          <w:sz w:val="18"/>
-          <w:szCs w:val="18"/>
-        </w:rPr>
-      </w:r>
-      <w:r>
-        <w:rPr>
-          <w:noProof/>
-          <w:sz w:val="18"/>
-          <w:szCs w:val="18"/>
+          <w:sz w:val="16"/>
+          <w:szCs w:val="16"/>
+        </w:rPr>
+      </w:r>
+      <w:r>
+        <w:rPr>
+          <w:noProof/>
+          <w:sz w:val="16"/>
+          <w:szCs w:val="16"/>
         </w:rPr>
         <w:fldChar w:fldCharType="separate"/>
       </w:r>
       <w:r>
         <w:rPr>
           <w:noProof/>
-          <w:sz w:val="18"/>
-          <w:szCs w:val="18"/>
+          <w:sz w:val="16"/>
+          <w:szCs w:val="16"/>
         </w:rPr>
         <w:t>ii</w:t>
       </w:r>
       <w:r>
         <w:rPr>
           <w:noProof/>
-          <w:sz w:val="18"/>
-          <w:szCs w:val="18"/>
+          <w:sz w:val="16"/>
+          <w:szCs w:val="16"/>
         </w:rPr>
         <w:fldChar w:fldCharType="end"/>
       </w:r>
@@ -1367,70 +1373,70 @@
           <w:b w:val="0"/>
           <w:caps w:val="0"/>
           <w:noProof/>
-          <w:sz w:val="18"/>
-          <w:szCs w:val="18"/>
-        </w:rPr>
-      </w:pPr>
-      <w:r>
-        <w:rPr>
-          <w:noProof/>
-          <w:sz w:val="18"/>
-          <w:szCs w:val="18"/>
+          <w:sz w:val="16"/>
+          <w:szCs w:val="16"/>
+        </w:rPr>
+      </w:pPr>
+      <w:r>
+        <w:rPr>
+          <w:noProof/>
+          <w:sz w:val="16"/>
+          <w:szCs w:val="16"/>
         </w:rPr>
         <w:t>1. Introduction</w:t>
       </w:r>
       <w:r>
         <w:rPr>
           <w:noProof/>
-          <w:sz w:val="18"/>
-          <w:szCs w:val="18"/>
+          <w:sz w:val="16"/>
+          <w:szCs w:val="16"/>
         </w:rPr>
         <w:tab/>
       </w:r>
       <w:r>
         <w:rPr>
           <w:noProof/>
-          <w:sz w:val="18"/>
-          <w:szCs w:val="18"/>
+          <w:sz w:val="16"/>
+          <w:szCs w:val="16"/>
         </w:rPr>
         <w:fldChar w:fldCharType="begin"/>
       </w:r>
       <w:r>
         <w:rPr>
           <w:noProof/>
-          <w:sz w:val="18"/>
-          <w:szCs w:val="18"/>
+          <w:sz w:val="16"/>
+          <w:szCs w:val="16"/>
         </w:rPr>
         <w:instrText xml:space="preserve"> PAGEREF _Toc506459137 \h </w:instrText>
       </w:r>
       <w:r>
         <w:rPr>
           <w:noProof/>
-          <w:sz w:val="18"/>
-          <w:szCs w:val="18"/>
-        </w:rPr>
-      </w:r>
-      <w:r>
-        <w:rPr>
-          <w:noProof/>
-          <w:sz w:val="18"/>
-          <w:szCs w:val="18"/>
+          <w:sz w:val="16"/>
+          <w:szCs w:val="16"/>
+        </w:rPr>
+      </w:r>
+      <w:r>
+        <w:rPr>
+          <w:noProof/>
+          <w:sz w:val="16"/>
+          <w:szCs w:val="16"/>
         </w:rPr>
         <w:fldChar w:fldCharType="separate"/>
       </w:r>
       <w:r>
         <w:rPr>
           <w:noProof/>
-          <w:sz w:val="18"/>
-          <w:szCs w:val="18"/>
+          <w:sz w:val="16"/>
+          <w:szCs w:val="16"/>
         </w:rPr>
         <w:t>1</w:t>
       </w:r>
       <w:r>
         <w:rPr>
           <w:noProof/>
-          <w:sz w:val="18"/>
-          <w:szCs w:val="18"/>
+          <w:sz w:val="16"/>
+          <w:szCs w:val="16"/>
         </w:rPr>
         <w:fldChar w:fldCharType="end"/>
       </w:r>
@@ -1444,70 +1450,70 @@
         <w:rPr>
           <w:smallCaps w:val="0"/>
           <w:noProof/>
-          <w:sz w:val="18"/>
-          <w:szCs w:val="18"/>
-        </w:rPr>
-      </w:pPr>
-      <w:r>
-        <w:rPr>
-          <w:noProof/>
-          <w:sz w:val="18"/>
-          <w:szCs w:val="18"/>
+          <w:sz w:val="16"/>
+          <w:szCs w:val="16"/>
+        </w:rPr>
+      </w:pPr>
+      <w:r>
+        <w:rPr>
+          <w:noProof/>
+          <w:sz w:val="16"/>
+          <w:szCs w:val="16"/>
         </w:rPr>
         <w:t>1.1 Purpose</w:t>
       </w:r>
       <w:r>
         <w:rPr>
           <w:noProof/>
-          <w:sz w:val="18"/>
-          <w:szCs w:val="18"/>
+          <w:sz w:val="16"/>
+          <w:szCs w:val="16"/>
         </w:rPr>
         <w:tab/>
       </w:r>
       <w:r>
         <w:rPr>
           <w:noProof/>
-          <w:sz w:val="18"/>
-          <w:szCs w:val="18"/>
+          <w:sz w:val="16"/>
+          <w:szCs w:val="16"/>
         </w:rPr>
         <w:fldChar w:fldCharType="begin"/>
       </w:r>
       <w:r>
         <w:rPr>
           <w:noProof/>
-          <w:sz w:val="18"/>
-          <w:szCs w:val="18"/>
+          <w:sz w:val="16"/>
+          <w:szCs w:val="16"/>
         </w:rPr>
         <w:instrText xml:space="preserve"> PAGEREF _Toc506459138 \h </w:instrText>
       </w:r>
       <w:r>
         <w:rPr>
           <w:noProof/>
-          <w:sz w:val="18"/>
-          <w:szCs w:val="18"/>
-        </w:rPr>
-      </w:r>
-      <w:r>
-        <w:rPr>
-          <w:noProof/>
-          <w:sz w:val="18"/>
-          <w:szCs w:val="18"/>
+          <w:sz w:val="16"/>
+          <w:szCs w:val="16"/>
+        </w:rPr>
+      </w:r>
+      <w:r>
+        <w:rPr>
+          <w:noProof/>
+          <w:sz w:val="16"/>
+          <w:szCs w:val="16"/>
         </w:rPr>
         <w:fldChar w:fldCharType="separate"/>
       </w:r>
       <w:r>
         <w:rPr>
           <w:noProof/>
-          <w:sz w:val="18"/>
-          <w:szCs w:val="18"/>
+          <w:sz w:val="16"/>
+          <w:szCs w:val="16"/>
         </w:rPr>
         <w:t>1</w:t>
       </w:r>
       <w:r>
         <w:rPr>
           <w:noProof/>
-          <w:sz w:val="18"/>
-          <w:szCs w:val="18"/>
+          <w:sz w:val="16"/>
+          <w:szCs w:val="16"/>
         </w:rPr>
         <w:fldChar w:fldCharType="end"/>
       </w:r>
@@ -1521,70 +1527,70 @@
         <w:rPr>
           <w:smallCaps w:val="0"/>
           <w:noProof/>
-          <w:sz w:val="18"/>
-          <w:szCs w:val="18"/>
-        </w:rPr>
-      </w:pPr>
-      <w:r>
-        <w:rPr>
-          <w:noProof/>
-          <w:sz w:val="18"/>
-          <w:szCs w:val="18"/>
+          <w:sz w:val="16"/>
+          <w:szCs w:val="16"/>
+        </w:rPr>
+      </w:pPr>
+      <w:r>
+        <w:rPr>
+          <w:noProof/>
+          <w:sz w:val="16"/>
+          <w:szCs w:val="16"/>
         </w:rPr>
         <w:t>1.2 Scope</w:t>
       </w:r>
       <w:r>
         <w:rPr>
           <w:noProof/>
-          <w:sz w:val="18"/>
-          <w:szCs w:val="18"/>
+          <w:sz w:val="16"/>
+          <w:szCs w:val="16"/>
         </w:rPr>
         <w:tab/>
       </w:r>
       <w:r>
         <w:rPr>
           <w:noProof/>
-          <w:sz w:val="18"/>
-          <w:szCs w:val="18"/>
+          <w:sz w:val="16"/>
+          <w:szCs w:val="16"/>
         </w:rPr>
         <w:fldChar w:fldCharType="begin"/>
       </w:r>
       <w:r>
         <w:rPr>
           <w:noProof/>
-          <w:sz w:val="18"/>
-          <w:szCs w:val="18"/>
+          <w:sz w:val="16"/>
+          <w:szCs w:val="16"/>
         </w:rPr>
         <w:instrText xml:space="preserve"> PAGEREF _Toc506459139 \h </w:instrText>
       </w:r>
       <w:r>
         <w:rPr>
           <w:noProof/>
-          <w:sz w:val="18"/>
-          <w:szCs w:val="18"/>
-        </w:rPr>
-      </w:r>
-      <w:r>
-        <w:rPr>
-          <w:noProof/>
-          <w:sz w:val="18"/>
-          <w:szCs w:val="18"/>
+          <w:sz w:val="16"/>
+          <w:szCs w:val="16"/>
+        </w:rPr>
+      </w:r>
+      <w:r>
+        <w:rPr>
+          <w:noProof/>
+          <w:sz w:val="16"/>
+          <w:szCs w:val="16"/>
         </w:rPr>
         <w:fldChar w:fldCharType="separate"/>
       </w:r>
       <w:r>
         <w:rPr>
           <w:noProof/>
-          <w:sz w:val="18"/>
-          <w:szCs w:val="18"/>
+          <w:sz w:val="16"/>
+          <w:szCs w:val="16"/>
         </w:rPr>
         <w:t>1</w:t>
       </w:r>
       <w:r>
         <w:rPr>
           <w:noProof/>
-          <w:sz w:val="18"/>
-          <w:szCs w:val="18"/>
+          <w:sz w:val="16"/>
+          <w:szCs w:val="16"/>
         </w:rPr>
         <w:fldChar w:fldCharType="end"/>
       </w:r>
@@ -1598,70 +1604,70 @@
         <w:rPr>
           <w:smallCaps w:val="0"/>
           <w:noProof/>
-          <w:sz w:val="18"/>
-          <w:szCs w:val="18"/>
-        </w:rPr>
-      </w:pPr>
-      <w:r>
-        <w:rPr>
-          <w:noProof/>
-          <w:sz w:val="18"/>
-          <w:szCs w:val="18"/>
+          <w:sz w:val="16"/>
+          <w:szCs w:val="16"/>
+        </w:rPr>
+      </w:pPr>
+      <w:r>
+        <w:rPr>
+          <w:noProof/>
+          <w:sz w:val="16"/>
+          <w:szCs w:val="16"/>
         </w:rPr>
         <w:t>1.3 Definitions, Acronyms, and Abbreviations</w:t>
       </w:r>
       <w:r>
         <w:rPr>
           <w:noProof/>
-          <w:sz w:val="18"/>
-          <w:szCs w:val="18"/>
+          <w:sz w:val="16"/>
+          <w:szCs w:val="16"/>
         </w:rPr>
         <w:tab/>
       </w:r>
       <w:r>
         <w:rPr>
           <w:noProof/>
-          <w:sz w:val="18"/>
-          <w:szCs w:val="18"/>
+          <w:sz w:val="16"/>
+          <w:szCs w:val="16"/>
         </w:rPr>
         <w:fldChar w:fldCharType="begin"/>
       </w:r>
       <w:r>
         <w:rPr>
           <w:noProof/>
-          <w:sz w:val="18"/>
-          <w:szCs w:val="18"/>
+          <w:sz w:val="16"/>
+          <w:szCs w:val="16"/>
         </w:rPr>
         <w:instrText xml:space="preserve"> PAGEREF _Toc506459140 \h </w:instrText>
       </w:r>
       <w:r>
         <w:rPr>
           <w:noProof/>
-          <w:sz w:val="18"/>
-          <w:szCs w:val="18"/>
-        </w:rPr>
-      </w:r>
-      <w:r>
-        <w:rPr>
-          <w:noProof/>
-          <w:sz w:val="18"/>
-          <w:szCs w:val="18"/>
+          <w:sz w:val="16"/>
+          <w:szCs w:val="16"/>
+        </w:rPr>
+      </w:r>
+      <w:r>
+        <w:rPr>
+          <w:noProof/>
+          <w:sz w:val="16"/>
+          <w:szCs w:val="16"/>
         </w:rPr>
         <w:fldChar w:fldCharType="separate"/>
       </w:r>
       <w:r>
         <w:rPr>
           <w:noProof/>
-          <w:sz w:val="18"/>
-          <w:szCs w:val="18"/>
+          <w:sz w:val="16"/>
+          <w:szCs w:val="16"/>
         </w:rPr>
         <w:t>1</w:t>
       </w:r>
       <w:r>
         <w:rPr>
           <w:noProof/>
-          <w:sz w:val="18"/>
-          <w:szCs w:val="18"/>
+          <w:sz w:val="16"/>
+          <w:szCs w:val="16"/>
         </w:rPr>
         <w:fldChar w:fldCharType="end"/>
       </w:r>
@@ -1675,70 +1681,70 @@
         <w:rPr>
           <w:smallCaps w:val="0"/>
           <w:noProof/>
-          <w:sz w:val="18"/>
-          <w:szCs w:val="18"/>
-        </w:rPr>
-      </w:pPr>
-      <w:r>
-        <w:rPr>
-          <w:noProof/>
-          <w:sz w:val="18"/>
-          <w:szCs w:val="18"/>
+          <w:sz w:val="16"/>
+          <w:szCs w:val="16"/>
+        </w:rPr>
+      </w:pPr>
+      <w:r>
+        <w:rPr>
+          <w:noProof/>
+          <w:sz w:val="16"/>
+          <w:szCs w:val="16"/>
         </w:rPr>
         <w:t>1.4 References</w:t>
       </w:r>
       <w:r>
         <w:rPr>
           <w:noProof/>
-          <w:sz w:val="18"/>
-          <w:szCs w:val="18"/>
+          <w:sz w:val="16"/>
+          <w:szCs w:val="16"/>
         </w:rPr>
         <w:tab/>
       </w:r>
       <w:r>
         <w:rPr>
           <w:noProof/>
-          <w:sz w:val="18"/>
-          <w:szCs w:val="18"/>
+          <w:sz w:val="16"/>
+          <w:szCs w:val="16"/>
         </w:rPr>
         <w:fldChar w:fldCharType="begin"/>
       </w:r>
       <w:r>
         <w:rPr>
           <w:noProof/>
-          <w:sz w:val="18"/>
-          <w:szCs w:val="18"/>
+          <w:sz w:val="16"/>
+          <w:szCs w:val="16"/>
         </w:rPr>
         <w:instrText xml:space="preserve"> PAGEREF _Toc506459141 \h </w:instrText>
       </w:r>
       <w:r>
         <w:rPr>
           <w:noProof/>
-          <w:sz w:val="18"/>
-          <w:szCs w:val="18"/>
-        </w:rPr>
-      </w:r>
-      <w:r>
-        <w:rPr>
-          <w:noProof/>
-          <w:sz w:val="18"/>
-          <w:szCs w:val="18"/>
+          <w:sz w:val="16"/>
+          <w:szCs w:val="16"/>
+        </w:rPr>
+      </w:r>
+      <w:r>
+        <w:rPr>
+          <w:noProof/>
+          <w:sz w:val="16"/>
+          <w:szCs w:val="16"/>
         </w:rPr>
         <w:fldChar w:fldCharType="separate"/>
       </w:r>
       <w:r>
         <w:rPr>
           <w:noProof/>
-          <w:sz w:val="18"/>
-          <w:szCs w:val="18"/>
+          <w:sz w:val="16"/>
+          <w:szCs w:val="16"/>
         </w:rPr>
         <w:t>1</w:t>
       </w:r>
       <w:r>
         <w:rPr>
           <w:noProof/>
-          <w:sz w:val="18"/>
-          <w:szCs w:val="18"/>
+          <w:sz w:val="16"/>
+          <w:szCs w:val="16"/>
         </w:rPr>
         <w:fldChar w:fldCharType="end"/>
       </w:r>
@@ -1752,70 +1758,70 @@
         <w:rPr>
           <w:smallCaps w:val="0"/>
           <w:noProof/>
-          <w:sz w:val="18"/>
-          <w:szCs w:val="18"/>
-        </w:rPr>
-      </w:pPr>
-      <w:r>
-        <w:rPr>
-          <w:noProof/>
-          <w:sz w:val="18"/>
-          <w:szCs w:val="18"/>
+          <w:sz w:val="16"/>
+          <w:szCs w:val="16"/>
+        </w:rPr>
+      </w:pPr>
+      <w:r>
+        <w:rPr>
+          <w:noProof/>
+          <w:sz w:val="16"/>
+          <w:szCs w:val="16"/>
         </w:rPr>
         <w:t>1.5 Overview</w:t>
       </w:r>
       <w:r>
         <w:rPr>
           <w:noProof/>
-          <w:sz w:val="18"/>
-          <w:szCs w:val="18"/>
+          <w:sz w:val="16"/>
+          <w:szCs w:val="16"/>
         </w:rPr>
         <w:tab/>
       </w:r>
       <w:r>
         <w:rPr>
           <w:noProof/>
-          <w:sz w:val="18"/>
-          <w:szCs w:val="18"/>
+          <w:sz w:val="16"/>
+          <w:szCs w:val="16"/>
         </w:rPr>
         <w:fldChar w:fldCharType="begin"/>
       </w:r>
       <w:r>
         <w:rPr>
           <w:noProof/>
-          <w:sz w:val="18"/>
-          <w:szCs w:val="18"/>
+          <w:sz w:val="16"/>
+          <w:szCs w:val="16"/>
         </w:rPr>
         <w:instrText xml:space="preserve"> PAGEREF _Toc506459142 \h </w:instrText>
       </w:r>
       <w:r>
         <w:rPr>
           <w:noProof/>
-          <w:sz w:val="18"/>
-          <w:szCs w:val="18"/>
-        </w:rPr>
-      </w:r>
-      <w:r>
-        <w:rPr>
-          <w:noProof/>
-          <w:sz w:val="18"/>
-          <w:szCs w:val="18"/>
+          <w:sz w:val="16"/>
+          <w:szCs w:val="16"/>
+        </w:rPr>
+      </w:r>
+      <w:r>
+        <w:rPr>
+          <w:noProof/>
+          <w:sz w:val="16"/>
+          <w:szCs w:val="16"/>
         </w:rPr>
         <w:fldChar w:fldCharType="separate"/>
       </w:r>
       <w:r>
         <w:rPr>
           <w:noProof/>
-          <w:sz w:val="18"/>
-          <w:szCs w:val="18"/>
+          <w:sz w:val="16"/>
+          <w:szCs w:val="16"/>
         </w:rPr>
         <w:t>1</w:t>
       </w:r>
       <w:r>
         <w:rPr>
           <w:noProof/>
-          <w:sz w:val="18"/>
-          <w:szCs w:val="18"/>
+          <w:sz w:val="16"/>
+          <w:szCs w:val="16"/>
         </w:rPr>
         <w:fldChar w:fldCharType="end"/>
       </w:r>
@@ -1830,70 +1836,70 @@
           <w:b w:val="0"/>
           <w:caps w:val="0"/>
           <w:noProof/>
-          <w:sz w:val="18"/>
-          <w:szCs w:val="18"/>
-        </w:rPr>
-      </w:pPr>
-      <w:r>
-        <w:rPr>
-          <w:noProof/>
-          <w:sz w:val="18"/>
-          <w:szCs w:val="18"/>
+          <w:sz w:val="16"/>
+          <w:szCs w:val="16"/>
+        </w:rPr>
+      </w:pPr>
+      <w:r>
+        <w:rPr>
+          <w:noProof/>
+          <w:sz w:val="16"/>
+          <w:szCs w:val="16"/>
         </w:rPr>
         <w:t>2. General Description</w:t>
       </w:r>
       <w:r>
         <w:rPr>
           <w:noProof/>
-          <w:sz w:val="18"/>
-          <w:szCs w:val="18"/>
+          <w:sz w:val="16"/>
+          <w:szCs w:val="16"/>
         </w:rPr>
         <w:tab/>
       </w:r>
       <w:r>
         <w:rPr>
           <w:noProof/>
-          <w:sz w:val="18"/>
-          <w:szCs w:val="18"/>
+          <w:sz w:val="16"/>
+          <w:szCs w:val="16"/>
         </w:rPr>
         <w:fldChar w:fldCharType="begin"/>
       </w:r>
       <w:r>
         <w:rPr>
           <w:noProof/>
-          <w:sz w:val="18"/>
-          <w:szCs w:val="18"/>
+          <w:sz w:val="16"/>
+          <w:szCs w:val="16"/>
         </w:rPr>
         <w:instrText xml:space="preserve"> PAGEREF _Toc506459143 \h </w:instrText>
       </w:r>
       <w:r>
         <w:rPr>
           <w:noProof/>
-          <w:sz w:val="18"/>
-          <w:szCs w:val="18"/>
-        </w:rPr>
-      </w:r>
-      <w:r>
-        <w:rPr>
-          <w:noProof/>
-          <w:sz w:val="18"/>
-          <w:szCs w:val="18"/>
+          <w:sz w:val="16"/>
+          <w:szCs w:val="16"/>
+        </w:rPr>
+      </w:r>
+      <w:r>
+        <w:rPr>
+          <w:noProof/>
+          <w:sz w:val="16"/>
+          <w:szCs w:val="16"/>
         </w:rPr>
         <w:fldChar w:fldCharType="separate"/>
       </w:r>
       <w:r>
         <w:rPr>
           <w:noProof/>
-          <w:sz w:val="18"/>
-          <w:szCs w:val="18"/>
+          <w:sz w:val="16"/>
+          <w:szCs w:val="16"/>
         </w:rPr>
         <w:t>2</w:t>
       </w:r>
       <w:r>
         <w:rPr>
           <w:noProof/>
-          <w:sz w:val="18"/>
-          <w:szCs w:val="18"/>
+          <w:sz w:val="16"/>
+          <w:szCs w:val="16"/>
         </w:rPr>
         <w:fldChar w:fldCharType="end"/>
       </w:r>
@@ -1907,70 +1913,70 @@
         <w:rPr>
           <w:smallCaps w:val="0"/>
           <w:noProof/>
-          <w:sz w:val="18"/>
-          <w:szCs w:val="18"/>
-        </w:rPr>
-      </w:pPr>
-      <w:r>
-        <w:rPr>
-          <w:noProof/>
-          <w:sz w:val="18"/>
-          <w:szCs w:val="18"/>
+          <w:sz w:val="16"/>
+          <w:szCs w:val="16"/>
+        </w:rPr>
+      </w:pPr>
+      <w:r>
+        <w:rPr>
+          <w:noProof/>
+          <w:sz w:val="16"/>
+          <w:szCs w:val="16"/>
         </w:rPr>
         <w:t>2.1 Product Perspective</w:t>
       </w:r>
       <w:r>
         <w:rPr>
           <w:noProof/>
-          <w:sz w:val="18"/>
-          <w:szCs w:val="18"/>
+          <w:sz w:val="16"/>
+          <w:szCs w:val="16"/>
         </w:rPr>
         <w:tab/>
       </w:r>
       <w:r>
         <w:rPr>
           <w:noProof/>
-          <w:sz w:val="18"/>
-          <w:szCs w:val="18"/>
+          <w:sz w:val="16"/>
+          <w:szCs w:val="16"/>
         </w:rPr>
         <w:fldChar w:fldCharType="begin"/>
       </w:r>
       <w:r>
         <w:rPr>
           <w:noProof/>
-          <w:sz w:val="18"/>
-          <w:szCs w:val="18"/>
+          <w:sz w:val="16"/>
+          <w:szCs w:val="16"/>
         </w:rPr>
         <w:instrText xml:space="preserve"> PAGEREF _Toc506459144 \h </w:instrText>
       </w:r>
       <w:r>
         <w:rPr>
           <w:noProof/>
-          <w:sz w:val="18"/>
-          <w:szCs w:val="18"/>
-        </w:rPr>
-      </w:r>
-      <w:r>
-        <w:rPr>
-          <w:noProof/>
-          <w:sz w:val="18"/>
-          <w:szCs w:val="18"/>
+          <w:sz w:val="16"/>
+          <w:szCs w:val="16"/>
+        </w:rPr>
+      </w:r>
+      <w:r>
+        <w:rPr>
+          <w:noProof/>
+          <w:sz w:val="16"/>
+          <w:szCs w:val="16"/>
         </w:rPr>
         <w:fldChar w:fldCharType="separate"/>
       </w:r>
       <w:r>
         <w:rPr>
           <w:noProof/>
-          <w:sz w:val="18"/>
-          <w:szCs w:val="18"/>
+          <w:sz w:val="16"/>
+          <w:szCs w:val="16"/>
         </w:rPr>
         <w:t>2</w:t>
       </w:r>
       <w:r>
         <w:rPr>
           <w:noProof/>
-          <w:sz w:val="18"/>
-          <w:szCs w:val="18"/>
+          <w:sz w:val="16"/>
+          <w:szCs w:val="16"/>
         </w:rPr>
         <w:fldChar w:fldCharType="end"/>
       </w:r>
@@ -1984,70 +1990,70 @@
         <w:rPr>
           <w:smallCaps w:val="0"/>
           <w:noProof/>
-          <w:sz w:val="18"/>
-          <w:szCs w:val="18"/>
-        </w:rPr>
-      </w:pPr>
-      <w:r>
-        <w:rPr>
-          <w:noProof/>
-          <w:sz w:val="18"/>
-          <w:szCs w:val="18"/>
+          <w:sz w:val="16"/>
+          <w:szCs w:val="16"/>
+        </w:rPr>
+      </w:pPr>
+      <w:r>
+        <w:rPr>
+          <w:noProof/>
+          <w:sz w:val="16"/>
+          <w:szCs w:val="16"/>
         </w:rPr>
         <w:t>2.2 Product Functions</w:t>
       </w:r>
       <w:r>
         <w:rPr>
           <w:noProof/>
-          <w:sz w:val="18"/>
-          <w:szCs w:val="18"/>
+          <w:sz w:val="16"/>
+          <w:szCs w:val="16"/>
         </w:rPr>
         <w:tab/>
       </w:r>
       <w:r>
         <w:rPr>
           <w:noProof/>
-          <w:sz w:val="18"/>
-          <w:szCs w:val="18"/>
+          <w:sz w:val="16"/>
+          <w:szCs w:val="16"/>
         </w:rPr>
         <w:fldChar w:fldCharType="begin"/>
       </w:r>
       <w:r>
         <w:rPr>
           <w:noProof/>
-          <w:sz w:val="18"/>
-          <w:szCs w:val="18"/>
+          <w:sz w:val="16"/>
+          <w:szCs w:val="16"/>
         </w:rPr>
         <w:instrText xml:space="preserve"> PAGEREF _Toc506459145 \h </w:instrText>
       </w:r>
       <w:r>
         <w:rPr>
           <w:noProof/>
-          <w:sz w:val="18"/>
-          <w:szCs w:val="18"/>
-        </w:rPr>
-      </w:r>
-      <w:r>
-        <w:rPr>
-          <w:noProof/>
-          <w:sz w:val="18"/>
-          <w:szCs w:val="18"/>
+          <w:sz w:val="16"/>
+          <w:szCs w:val="16"/>
+        </w:rPr>
+      </w:r>
+      <w:r>
+        <w:rPr>
+          <w:noProof/>
+          <w:sz w:val="16"/>
+          <w:szCs w:val="16"/>
         </w:rPr>
         <w:fldChar w:fldCharType="separate"/>
       </w:r>
       <w:r>
         <w:rPr>
           <w:noProof/>
-          <w:sz w:val="18"/>
-          <w:szCs w:val="18"/>
+          <w:sz w:val="16"/>
+          <w:szCs w:val="16"/>
         </w:rPr>
         <w:t>2</w:t>
       </w:r>
       <w:r>
         <w:rPr>
           <w:noProof/>
-          <w:sz w:val="18"/>
-          <w:szCs w:val="18"/>
+          <w:sz w:val="16"/>
+          <w:szCs w:val="16"/>
         </w:rPr>
         <w:fldChar w:fldCharType="end"/>
       </w:r>
@@ -2061,70 +2067,70 @@
         <w:rPr>
           <w:smallCaps w:val="0"/>
           <w:noProof/>
-          <w:sz w:val="18"/>
-          <w:szCs w:val="18"/>
-        </w:rPr>
-      </w:pPr>
-      <w:r>
-        <w:rPr>
-          <w:noProof/>
-          <w:sz w:val="18"/>
-          <w:szCs w:val="18"/>
+          <w:sz w:val="16"/>
+          <w:szCs w:val="16"/>
+        </w:rPr>
+      </w:pPr>
+      <w:r>
+        <w:rPr>
+          <w:noProof/>
+          <w:sz w:val="16"/>
+          <w:szCs w:val="16"/>
         </w:rPr>
         <w:t>2.3 User Characteristics</w:t>
       </w:r>
       <w:r>
         <w:rPr>
           <w:noProof/>
-          <w:sz w:val="18"/>
-          <w:szCs w:val="18"/>
+          <w:sz w:val="16"/>
+          <w:szCs w:val="16"/>
         </w:rPr>
         <w:tab/>
       </w:r>
       <w:r>
         <w:rPr>
           <w:noProof/>
-          <w:sz w:val="18"/>
-          <w:szCs w:val="18"/>
+          <w:sz w:val="16"/>
+          <w:szCs w:val="16"/>
         </w:rPr>
         <w:fldChar w:fldCharType="begin"/>
       </w:r>
       <w:r>
         <w:rPr>
           <w:noProof/>
-          <w:sz w:val="18"/>
-          <w:szCs w:val="18"/>
+          <w:sz w:val="16"/>
+          <w:szCs w:val="16"/>
         </w:rPr>
         <w:instrText xml:space="preserve"> PAGEREF _Toc506459146 \h </w:instrText>
       </w:r>
       <w:r>
         <w:rPr>
           <w:noProof/>
-          <w:sz w:val="18"/>
-          <w:szCs w:val="18"/>
-        </w:rPr>
-      </w:r>
-      <w:r>
-        <w:rPr>
-          <w:noProof/>
-          <w:sz w:val="18"/>
-          <w:szCs w:val="18"/>
+          <w:sz w:val="16"/>
+          <w:szCs w:val="16"/>
+        </w:rPr>
+      </w:r>
+      <w:r>
+        <w:rPr>
+          <w:noProof/>
+          <w:sz w:val="16"/>
+          <w:szCs w:val="16"/>
         </w:rPr>
         <w:fldChar w:fldCharType="separate"/>
       </w:r>
       <w:r>
         <w:rPr>
           <w:noProof/>
-          <w:sz w:val="18"/>
-          <w:szCs w:val="18"/>
+          <w:sz w:val="16"/>
+          <w:szCs w:val="16"/>
         </w:rPr>
         <w:t>2</w:t>
       </w:r>
       <w:r>
         <w:rPr>
           <w:noProof/>
-          <w:sz w:val="18"/>
-          <w:szCs w:val="18"/>
+          <w:sz w:val="16"/>
+          <w:szCs w:val="16"/>
         </w:rPr>
         <w:fldChar w:fldCharType="end"/>
       </w:r>
@@ -2138,70 +2144,70 @@
         <w:rPr>
           <w:smallCaps w:val="0"/>
           <w:noProof/>
-          <w:sz w:val="18"/>
-          <w:szCs w:val="18"/>
-        </w:rPr>
-      </w:pPr>
-      <w:r>
-        <w:rPr>
-          <w:noProof/>
-          <w:sz w:val="18"/>
-          <w:szCs w:val="18"/>
+          <w:sz w:val="16"/>
+          <w:szCs w:val="16"/>
+        </w:rPr>
+      </w:pPr>
+      <w:r>
+        <w:rPr>
+          <w:noProof/>
+          <w:sz w:val="16"/>
+          <w:szCs w:val="16"/>
         </w:rPr>
         <w:t>2.4 General Constraints</w:t>
       </w:r>
       <w:r>
         <w:rPr>
           <w:noProof/>
-          <w:sz w:val="18"/>
-          <w:szCs w:val="18"/>
+          <w:sz w:val="16"/>
+          <w:szCs w:val="16"/>
         </w:rPr>
         <w:tab/>
       </w:r>
       <w:r>
         <w:rPr>
           <w:noProof/>
-          <w:sz w:val="18"/>
-          <w:szCs w:val="18"/>
+          <w:sz w:val="16"/>
+          <w:szCs w:val="16"/>
         </w:rPr>
         <w:fldChar w:fldCharType="begin"/>
       </w:r>
       <w:r>
         <w:rPr>
           <w:noProof/>
-          <w:sz w:val="18"/>
-          <w:szCs w:val="18"/>
+          <w:sz w:val="16"/>
+          <w:szCs w:val="16"/>
         </w:rPr>
         <w:instrText xml:space="preserve"> PAGEREF _Toc506459147 \h </w:instrText>
       </w:r>
       <w:r>
         <w:rPr>
           <w:noProof/>
-          <w:sz w:val="18"/>
-          <w:szCs w:val="18"/>
-        </w:rPr>
-      </w:r>
-      <w:r>
-        <w:rPr>
-          <w:noProof/>
-          <w:sz w:val="18"/>
-          <w:szCs w:val="18"/>
+          <w:sz w:val="16"/>
+          <w:szCs w:val="16"/>
+        </w:rPr>
+      </w:r>
+      <w:r>
+        <w:rPr>
+          <w:noProof/>
+          <w:sz w:val="16"/>
+          <w:szCs w:val="16"/>
         </w:rPr>
         <w:fldChar w:fldCharType="separate"/>
       </w:r>
       <w:r>
         <w:rPr>
           <w:noProof/>
-          <w:sz w:val="18"/>
-          <w:szCs w:val="18"/>
+          <w:sz w:val="16"/>
+          <w:szCs w:val="16"/>
         </w:rPr>
         <w:t>2</w:t>
       </w:r>
       <w:r>
         <w:rPr>
           <w:noProof/>
-          <w:sz w:val="18"/>
-          <w:szCs w:val="18"/>
+          <w:sz w:val="16"/>
+          <w:szCs w:val="16"/>
         </w:rPr>
         <w:fldChar w:fldCharType="end"/>
       </w:r>
@@ -2215,70 +2221,70 @@
         <w:rPr>
           <w:smallCaps w:val="0"/>
           <w:noProof/>
-          <w:sz w:val="18"/>
-          <w:szCs w:val="18"/>
-        </w:rPr>
-      </w:pPr>
-      <w:r>
-        <w:rPr>
-          <w:noProof/>
-          <w:sz w:val="18"/>
-          <w:szCs w:val="18"/>
+          <w:sz w:val="16"/>
+          <w:szCs w:val="16"/>
+        </w:rPr>
+      </w:pPr>
+      <w:r>
+        <w:rPr>
+          <w:noProof/>
+          <w:sz w:val="16"/>
+          <w:szCs w:val="16"/>
         </w:rPr>
         <w:t>2.5 Assumptions and Dependencies</w:t>
       </w:r>
       <w:r>
         <w:rPr>
           <w:noProof/>
-          <w:sz w:val="18"/>
-          <w:szCs w:val="18"/>
+          <w:sz w:val="16"/>
+          <w:szCs w:val="16"/>
         </w:rPr>
         <w:tab/>
       </w:r>
       <w:r>
         <w:rPr>
           <w:noProof/>
-          <w:sz w:val="18"/>
-          <w:szCs w:val="18"/>
+          <w:sz w:val="16"/>
+          <w:szCs w:val="16"/>
         </w:rPr>
         <w:fldChar w:fldCharType="begin"/>
       </w:r>
       <w:r>
         <w:rPr>
           <w:noProof/>
-          <w:sz w:val="18"/>
-          <w:szCs w:val="18"/>
+          <w:sz w:val="16"/>
+          <w:szCs w:val="16"/>
         </w:rPr>
         <w:instrText xml:space="preserve"> PAGEREF _Toc506459148 \h </w:instrText>
       </w:r>
       <w:r>
         <w:rPr>
           <w:noProof/>
-          <w:sz w:val="18"/>
-          <w:szCs w:val="18"/>
-        </w:rPr>
-      </w:r>
-      <w:r>
-        <w:rPr>
-          <w:noProof/>
-          <w:sz w:val="18"/>
-          <w:szCs w:val="18"/>
+          <w:sz w:val="16"/>
+          <w:szCs w:val="16"/>
+        </w:rPr>
+      </w:r>
+      <w:r>
+        <w:rPr>
+          <w:noProof/>
+          <w:sz w:val="16"/>
+          <w:szCs w:val="16"/>
         </w:rPr>
         <w:fldChar w:fldCharType="separate"/>
       </w:r>
       <w:r>
         <w:rPr>
           <w:noProof/>
-          <w:sz w:val="18"/>
-          <w:szCs w:val="18"/>
+          <w:sz w:val="16"/>
+          <w:szCs w:val="16"/>
         </w:rPr>
         <w:t>2</w:t>
       </w:r>
       <w:r>
         <w:rPr>
           <w:noProof/>
-          <w:sz w:val="18"/>
-          <w:szCs w:val="18"/>
+          <w:sz w:val="16"/>
+          <w:szCs w:val="16"/>
         </w:rPr>
         <w:fldChar w:fldCharType="end"/>
       </w:r>
@@ -2293,70 +2299,70 @@
           <w:b w:val="0"/>
           <w:caps w:val="0"/>
           <w:noProof/>
-          <w:sz w:val="18"/>
-          <w:szCs w:val="18"/>
-        </w:rPr>
-      </w:pPr>
-      <w:r>
-        <w:rPr>
-          <w:noProof/>
-          <w:sz w:val="18"/>
-          <w:szCs w:val="18"/>
+          <w:sz w:val="16"/>
+          <w:szCs w:val="16"/>
+        </w:rPr>
+      </w:pPr>
+      <w:r>
+        <w:rPr>
+          <w:noProof/>
+          <w:sz w:val="16"/>
+          <w:szCs w:val="16"/>
         </w:rPr>
         <w:t>3. Specific Requirements</w:t>
       </w:r>
       <w:r>
         <w:rPr>
           <w:noProof/>
-          <w:sz w:val="18"/>
-          <w:szCs w:val="18"/>
+          <w:sz w:val="16"/>
+          <w:szCs w:val="16"/>
         </w:rPr>
         <w:tab/>
       </w:r>
       <w:r>
         <w:rPr>
           <w:noProof/>
-          <w:sz w:val="18"/>
-          <w:szCs w:val="18"/>
+          <w:sz w:val="16"/>
+          <w:szCs w:val="16"/>
         </w:rPr>
         <w:fldChar w:fldCharType="begin"/>
       </w:r>
       <w:r>
         <w:rPr>
           <w:noProof/>
-          <w:sz w:val="18"/>
-          <w:szCs w:val="18"/>
+          <w:sz w:val="16"/>
+          <w:szCs w:val="16"/>
         </w:rPr>
         <w:instrText xml:space="preserve"> PAGEREF _Toc506459149 \h </w:instrText>
       </w:r>
       <w:r>
         <w:rPr>
           <w:noProof/>
-          <w:sz w:val="18"/>
-          <w:szCs w:val="18"/>
-        </w:rPr>
-      </w:r>
-      <w:r>
-        <w:rPr>
-          <w:noProof/>
-          <w:sz w:val="18"/>
-          <w:szCs w:val="18"/>
+          <w:sz w:val="16"/>
+          <w:szCs w:val="16"/>
+        </w:rPr>
+      </w:r>
+      <w:r>
+        <w:rPr>
+          <w:noProof/>
+          <w:sz w:val="16"/>
+          <w:szCs w:val="16"/>
         </w:rPr>
         <w:fldChar w:fldCharType="separate"/>
       </w:r>
       <w:r>
         <w:rPr>
           <w:noProof/>
-          <w:sz w:val="18"/>
-          <w:szCs w:val="18"/>
+          <w:sz w:val="16"/>
+          <w:szCs w:val="16"/>
         </w:rPr>
         <w:t>2</w:t>
       </w:r>
       <w:r>
         <w:rPr>
           <w:noProof/>
-          <w:sz w:val="18"/>
-          <w:szCs w:val="18"/>
+          <w:sz w:val="16"/>
+          <w:szCs w:val="16"/>
         </w:rPr>
         <w:fldChar w:fldCharType="end"/>
       </w:r>
@@ -2370,70 +2376,70 @@
         <w:rPr>
           <w:smallCaps w:val="0"/>
           <w:noProof/>
-          <w:sz w:val="18"/>
-          <w:szCs w:val="18"/>
-        </w:rPr>
-      </w:pPr>
-      <w:r>
-        <w:rPr>
-          <w:noProof/>
-          <w:sz w:val="18"/>
-          <w:szCs w:val="18"/>
+          <w:sz w:val="16"/>
+          <w:szCs w:val="16"/>
+        </w:rPr>
+      </w:pPr>
+      <w:r>
+        <w:rPr>
+          <w:noProof/>
+          <w:sz w:val="16"/>
+          <w:szCs w:val="16"/>
         </w:rPr>
         <w:t>3.1 External Interface Requirements</w:t>
       </w:r>
       <w:r>
         <w:rPr>
           <w:noProof/>
-          <w:sz w:val="18"/>
-          <w:szCs w:val="18"/>
+          <w:sz w:val="16"/>
+          <w:szCs w:val="16"/>
         </w:rPr>
         <w:tab/>
       </w:r>
       <w:r>
         <w:rPr>
           <w:noProof/>
-          <w:sz w:val="18"/>
-          <w:szCs w:val="18"/>
+          <w:sz w:val="16"/>
+          <w:szCs w:val="16"/>
         </w:rPr>
         <w:fldChar w:fldCharType="begin"/>
       </w:r>
       <w:r>
         <w:rPr>
           <w:noProof/>
-          <w:sz w:val="18"/>
-          <w:szCs w:val="18"/>
+          <w:sz w:val="16"/>
+          <w:szCs w:val="16"/>
         </w:rPr>
         <w:instrText xml:space="preserve"> PAGEREF _Toc506459150 \h </w:instrText>
       </w:r>
       <w:r>
         <w:rPr>
           <w:noProof/>
-          <w:sz w:val="18"/>
-          <w:szCs w:val="18"/>
-        </w:rPr>
-      </w:r>
-      <w:r>
-        <w:rPr>
-          <w:noProof/>
-          <w:sz w:val="18"/>
-          <w:szCs w:val="18"/>
+          <w:sz w:val="16"/>
+          <w:szCs w:val="16"/>
+        </w:rPr>
+      </w:r>
+      <w:r>
+        <w:rPr>
+          <w:noProof/>
+          <w:sz w:val="16"/>
+          <w:szCs w:val="16"/>
         </w:rPr>
         <w:fldChar w:fldCharType="separate"/>
       </w:r>
       <w:r>
         <w:rPr>
           <w:noProof/>
-          <w:sz w:val="18"/>
-          <w:szCs w:val="18"/>
+          <w:sz w:val="16"/>
+          <w:szCs w:val="16"/>
         </w:rPr>
         <w:t>3</w:t>
       </w:r>
       <w:r>
         <w:rPr>
           <w:noProof/>
-          <w:sz w:val="18"/>
-          <w:szCs w:val="18"/>
+          <w:sz w:val="16"/>
+          <w:szCs w:val="16"/>
         </w:rPr>
         <w:fldChar w:fldCharType="end"/>
       </w:r>
@@ -2447,70 +2453,70 @@
         <w:rPr>
           <w:i w:val="0"/>
           <w:noProof/>
-          <w:sz w:val="18"/>
-          <w:szCs w:val="18"/>
-        </w:rPr>
-      </w:pPr>
-      <w:r>
-        <w:rPr>
-          <w:noProof/>
-          <w:sz w:val="18"/>
-          <w:szCs w:val="18"/>
+          <w:sz w:val="16"/>
+          <w:szCs w:val="16"/>
+        </w:rPr>
+      </w:pPr>
+      <w:r>
+        <w:rPr>
+          <w:noProof/>
+          <w:sz w:val="16"/>
+          <w:szCs w:val="16"/>
         </w:rPr>
         <w:t>3.1.1 User Interfaces</w:t>
       </w:r>
       <w:r>
         <w:rPr>
           <w:noProof/>
-          <w:sz w:val="18"/>
-          <w:szCs w:val="18"/>
+          <w:sz w:val="16"/>
+          <w:szCs w:val="16"/>
         </w:rPr>
         <w:tab/>
       </w:r>
       <w:r>
         <w:rPr>
           <w:noProof/>
-          <w:sz w:val="18"/>
-          <w:szCs w:val="18"/>
+          <w:sz w:val="16"/>
+          <w:szCs w:val="16"/>
         </w:rPr>
         <w:fldChar w:fldCharType="begin"/>
       </w:r>
       <w:r>
         <w:rPr>
           <w:noProof/>
-          <w:sz w:val="18"/>
-          <w:szCs w:val="18"/>
+          <w:sz w:val="16"/>
+          <w:szCs w:val="16"/>
         </w:rPr>
         <w:instrText xml:space="preserve"> PAGEREF _Toc506459151 \h </w:instrText>
       </w:r>
       <w:r>
         <w:rPr>
           <w:noProof/>
-          <w:sz w:val="18"/>
-          <w:szCs w:val="18"/>
-        </w:rPr>
-      </w:r>
-      <w:r>
-        <w:rPr>
-          <w:noProof/>
-          <w:sz w:val="18"/>
-          <w:szCs w:val="18"/>
+          <w:sz w:val="16"/>
+          <w:szCs w:val="16"/>
+        </w:rPr>
+      </w:r>
+      <w:r>
+        <w:rPr>
+          <w:noProof/>
+          <w:sz w:val="16"/>
+          <w:szCs w:val="16"/>
         </w:rPr>
         <w:fldChar w:fldCharType="separate"/>
       </w:r>
       <w:r>
         <w:rPr>
           <w:noProof/>
-          <w:sz w:val="18"/>
-          <w:szCs w:val="18"/>
+          <w:sz w:val="16"/>
+          <w:szCs w:val="16"/>
         </w:rPr>
         <w:t>3</w:t>
       </w:r>
       <w:r>
         <w:rPr>
           <w:noProof/>
-          <w:sz w:val="18"/>
-          <w:szCs w:val="18"/>
+          <w:sz w:val="16"/>
+          <w:szCs w:val="16"/>
         </w:rPr>
         <w:fldChar w:fldCharType="end"/>
       </w:r>
@@ -2524,70 +2530,70 @@
         <w:rPr>
           <w:i w:val="0"/>
           <w:noProof/>
-          <w:sz w:val="18"/>
-          <w:szCs w:val="18"/>
-        </w:rPr>
-      </w:pPr>
-      <w:r>
-        <w:rPr>
-          <w:noProof/>
-          <w:sz w:val="18"/>
-          <w:szCs w:val="18"/>
+          <w:sz w:val="16"/>
+          <w:szCs w:val="16"/>
+        </w:rPr>
+      </w:pPr>
+      <w:r>
+        <w:rPr>
+          <w:noProof/>
+          <w:sz w:val="16"/>
+          <w:szCs w:val="16"/>
         </w:rPr>
         <w:t>3.1.2 Hardware Interfaces</w:t>
       </w:r>
       <w:r>
         <w:rPr>
           <w:noProof/>
-          <w:sz w:val="18"/>
-          <w:szCs w:val="18"/>
+          <w:sz w:val="16"/>
+          <w:szCs w:val="16"/>
         </w:rPr>
         <w:tab/>
       </w:r>
       <w:r>
         <w:rPr>
           <w:noProof/>
-          <w:sz w:val="18"/>
-          <w:szCs w:val="18"/>
+          <w:sz w:val="16"/>
+          <w:szCs w:val="16"/>
         </w:rPr>
         <w:fldChar w:fldCharType="begin"/>
       </w:r>
       <w:r>
         <w:rPr>
           <w:noProof/>
-          <w:sz w:val="18"/>
-          <w:szCs w:val="18"/>
+          <w:sz w:val="16"/>
+          <w:szCs w:val="16"/>
         </w:rPr>
         <w:instrText xml:space="preserve"> PAGEREF _Toc506459152 \h </w:instrText>
       </w:r>
       <w:r>
         <w:rPr>
           <w:noProof/>
-          <w:sz w:val="18"/>
-          <w:szCs w:val="18"/>
-        </w:rPr>
-      </w:r>
-      <w:r>
-        <w:rPr>
-          <w:noProof/>
-          <w:sz w:val="18"/>
-          <w:szCs w:val="18"/>
+          <w:sz w:val="16"/>
+          <w:szCs w:val="16"/>
+        </w:rPr>
+      </w:r>
+      <w:r>
+        <w:rPr>
+          <w:noProof/>
+          <w:sz w:val="16"/>
+          <w:szCs w:val="16"/>
         </w:rPr>
         <w:fldChar w:fldCharType="separate"/>
       </w:r>
       <w:r>
         <w:rPr>
           <w:noProof/>
-          <w:sz w:val="18"/>
-          <w:szCs w:val="18"/>
+          <w:sz w:val="16"/>
+          <w:szCs w:val="16"/>
         </w:rPr>
         <w:t>3</w:t>
       </w:r>
       <w:r>
         <w:rPr>
           <w:noProof/>
-          <w:sz w:val="18"/>
-          <w:szCs w:val="18"/>
+          <w:sz w:val="16"/>
+          <w:szCs w:val="16"/>
         </w:rPr>
         <w:fldChar w:fldCharType="end"/>
       </w:r>
@@ -2601,70 +2607,70 @@
         <w:rPr>
           <w:i w:val="0"/>
           <w:noProof/>
-          <w:sz w:val="18"/>
-          <w:szCs w:val="18"/>
-        </w:rPr>
-      </w:pPr>
-      <w:r>
-        <w:rPr>
-          <w:noProof/>
-          <w:sz w:val="18"/>
-          <w:szCs w:val="18"/>
+          <w:sz w:val="16"/>
+          <w:szCs w:val="16"/>
+        </w:rPr>
+      </w:pPr>
+      <w:r>
+        <w:rPr>
+          <w:noProof/>
+          <w:sz w:val="16"/>
+          <w:szCs w:val="16"/>
         </w:rPr>
         <w:t>3.1.3 Software Interfaces</w:t>
       </w:r>
       <w:r>
         <w:rPr>
           <w:noProof/>
-          <w:sz w:val="18"/>
-          <w:szCs w:val="18"/>
+          <w:sz w:val="16"/>
+          <w:szCs w:val="16"/>
         </w:rPr>
         <w:tab/>
       </w:r>
       <w:r>
         <w:rPr>
           <w:noProof/>
-          <w:sz w:val="18"/>
-          <w:szCs w:val="18"/>
+          <w:sz w:val="16"/>
+          <w:szCs w:val="16"/>
         </w:rPr>
         <w:fldChar w:fldCharType="begin"/>
       </w:r>
       <w:r>
         <w:rPr>
           <w:noProof/>
-          <w:sz w:val="18"/>
-          <w:szCs w:val="18"/>
+          <w:sz w:val="16"/>
+          <w:szCs w:val="16"/>
         </w:rPr>
         <w:instrText xml:space="preserve"> PAGEREF _Toc506459153 \h </w:instrText>
       </w:r>
       <w:r>
         <w:rPr>
           <w:noProof/>
-          <w:sz w:val="18"/>
-          <w:szCs w:val="18"/>
-        </w:rPr>
-      </w:r>
-      <w:r>
-        <w:rPr>
-          <w:noProof/>
-          <w:sz w:val="18"/>
-          <w:szCs w:val="18"/>
+          <w:sz w:val="16"/>
+          <w:szCs w:val="16"/>
+        </w:rPr>
+      </w:r>
+      <w:r>
+        <w:rPr>
+          <w:noProof/>
+          <w:sz w:val="16"/>
+          <w:szCs w:val="16"/>
         </w:rPr>
         <w:fldChar w:fldCharType="separate"/>
       </w:r>
       <w:r>
         <w:rPr>
           <w:noProof/>
-          <w:sz w:val="18"/>
-          <w:szCs w:val="18"/>
+          <w:sz w:val="16"/>
+          <w:szCs w:val="16"/>
         </w:rPr>
         <w:t>3</w:t>
       </w:r>
       <w:r>
         <w:rPr>
           <w:noProof/>
-          <w:sz w:val="18"/>
-          <w:szCs w:val="18"/>
+          <w:sz w:val="16"/>
+          <w:szCs w:val="16"/>
         </w:rPr>
         <w:fldChar w:fldCharType="end"/>
       </w:r>
@@ -2678,70 +2684,70 @@
         <w:rPr>
           <w:i w:val="0"/>
           <w:noProof/>
-          <w:sz w:val="18"/>
-          <w:szCs w:val="18"/>
-        </w:rPr>
-      </w:pPr>
-      <w:r>
-        <w:rPr>
-          <w:noProof/>
-          <w:sz w:val="18"/>
-          <w:szCs w:val="18"/>
+          <w:sz w:val="16"/>
+          <w:szCs w:val="16"/>
+        </w:rPr>
+      </w:pPr>
+      <w:r>
+        <w:rPr>
+          <w:noProof/>
+          <w:sz w:val="16"/>
+          <w:szCs w:val="16"/>
         </w:rPr>
         <w:t>3.1.4 Communications Interfaces</w:t>
       </w:r>
       <w:r>
         <w:rPr>
           <w:noProof/>
-          <w:sz w:val="18"/>
-          <w:szCs w:val="18"/>
+          <w:sz w:val="16"/>
+          <w:szCs w:val="16"/>
         </w:rPr>
         <w:tab/>
       </w:r>
       <w:r>
         <w:rPr>
           <w:noProof/>
-          <w:sz w:val="18"/>
-          <w:szCs w:val="18"/>
+          <w:sz w:val="16"/>
+          <w:szCs w:val="16"/>
         </w:rPr>
         <w:fldChar w:fldCharType="begin"/>
       </w:r>
       <w:r>
         <w:rPr>
           <w:noProof/>
-          <w:sz w:val="18"/>
-          <w:szCs w:val="18"/>
+          <w:sz w:val="16"/>
+          <w:szCs w:val="16"/>
         </w:rPr>
         <w:instrText xml:space="preserve"> PAGEREF _Toc506459154 \h </w:instrText>
       </w:r>
       <w:r>
         <w:rPr>
           <w:noProof/>
-          <w:sz w:val="18"/>
-          <w:szCs w:val="18"/>
-        </w:rPr>
-      </w:r>
-      <w:r>
-        <w:rPr>
-          <w:noProof/>
-          <w:sz w:val="18"/>
-          <w:szCs w:val="18"/>
+          <w:sz w:val="16"/>
+          <w:szCs w:val="16"/>
+        </w:rPr>
+      </w:r>
+      <w:r>
+        <w:rPr>
+          <w:noProof/>
+          <w:sz w:val="16"/>
+          <w:szCs w:val="16"/>
         </w:rPr>
         <w:fldChar w:fldCharType="separate"/>
       </w:r>
       <w:r>
         <w:rPr>
           <w:noProof/>
-          <w:sz w:val="18"/>
-          <w:szCs w:val="18"/>
+          <w:sz w:val="16"/>
+          <w:szCs w:val="16"/>
         </w:rPr>
         <w:t>3</w:t>
       </w:r>
       <w:r>
         <w:rPr>
           <w:noProof/>
-          <w:sz w:val="18"/>
-          <w:szCs w:val="18"/>
+          <w:sz w:val="16"/>
+          <w:szCs w:val="16"/>
         </w:rPr>
         <w:fldChar w:fldCharType="end"/>
       </w:r>
@@ -2755,70 +2761,70 @@
         <w:rPr>
           <w:smallCaps w:val="0"/>
           <w:noProof/>
-          <w:sz w:val="18"/>
-          <w:szCs w:val="18"/>
-        </w:rPr>
-      </w:pPr>
-      <w:r>
-        <w:rPr>
-          <w:noProof/>
-          <w:sz w:val="18"/>
-          <w:szCs w:val="18"/>
+          <w:sz w:val="16"/>
+          <w:szCs w:val="16"/>
+        </w:rPr>
+      </w:pPr>
+      <w:r>
+        <w:rPr>
+          <w:noProof/>
+          <w:sz w:val="16"/>
+          <w:szCs w:val="16"/>
         </w:rPr>
         <w:t>3.2 Functional Requirements</w:t>
       </w:r>
       <w:r>
         <w:rPr>
           <w:noProof/>
-          <w:sz w:val="18"/>
-          <w:szCs w:val="18"/>
+          <w:sz w:val="16"/>
+          <w:szCs w:val="16"/>
         </w:rPr>
         <w:tab/>
       </w:r>
       <w:r>
         <w:rPr>
           <w:noProof/>
-          <w:sz w:val="18"/>
-          <w:szCs w:val="18"/>
+          <w:sz w:val="16"/>
+          <w:szCs w:val="16"/>
         </w:rPr>
         <w:fldChar w:fldCharType="begin"/>
       </w:r>
       <w:r>
         <w:rPr>
           <w:noProof/>
-          <w:sz w:val="18"/>
-          <w:szCs w:val="18"/>
+          <w:sz w:val="16"/>
+          <w:szCs w:val="16"/>
         </w:rPr>
         <w:instrText xml:space="preserve"> PAGEREF _Toc506459155 \h </w:instrText>
       </w:r>
       <w:r>
         <w:rPr>
           <w:noProof/>
-          <w:sz w:val="18"/>
-          <w:szCs w:val="18"/>
-        </w:rPr>
-      </w:r>
-      <w:r>
-        <w:rPr>
-          <w:noProof/>
-          <w:sz w:val="18"/>
-          <w:szCs w:val="18"/>
+          <w:sz w:val="16"/>
+          <w:szCs w:val="16"/>
+        </w:rPr>
+      </w:r>
+      <w:r>
+        <w:rPr>
+          <w:noProof/>
+          <w:sz w:val="16"/>
+          <w:szCs w:val="16"/>
         </w:rPr>
         <w:fldChar w:fldCharType="separate"/>
       </w:r>
       <w:r>
         <w:rPr>
           <w:noProof/>
-          <w:sz w:val="18"/>
-          <w:szCs w:val="18"/>
+          <w:sz w:val="16"/>
+          <w:szCs w:val="16"/>
         </w:rPr>
         <w:t>3</w:t>
       </w:r>
       <w:r>
         <w:rPr>
           <w:noProof/>
-          <w:sz w:val="18"/>
-          <w:szCs w:val="18"/>
+          <w:sz w:val="16"/>
+          <w:szCs w:val="16"/>
         </w:rPr>
         <w:fldChar w:fldCharType="end"/>
       </w:r>
@@ -2832,70 +2838,70 @@
         <w:rPr>
           <w:i w:val="0"/>
           <w:noProof/>
-          <w:sz w:val="18"/>
-          <w:szCs w:val="18"/>
-        </w:rPr>
-      </w:pPr>
-      <w:r>
-        <w:rPr>
-          <w:noProof/>
-          <w:sz w:val="18"/>
-          <w:szCs w:val="18"/>
+          <w:sz w:val="16"/>
+          <w:szCs w:val="16"/>
+        </w:rPr>
+      </w:pPr>
+      <w:r>
+        <w:rPr>
+          <w:noProof/>
+          <w:sz w:val="16"/>
+          <w:szCs w:val="16"/>
         </w:rPr>
         <w:t>3.2.1 &lt;Functional Requirement or Feature #1&gt;</w:t>
       </w:r>
       <w:r>
         <w:rPr>
           <w:noProof/>
-          <w:sz w:val="18"/>
-          <w:szCs w:val="18"/>
+          <w:sz w:val="16"/>
+          <w:szCs w:val="16"/>
         </w:rPr>
         <w:tab/>
       </w:r>
       <w:r>
         <w:rPr>
           <w:noProof/>
-          <w:sz w:val="18"/>
-          <w:szCs w:val="18"/>
+          <w:sz w:val="16"/>
+          <w:szCs w:val="16"/>
         </w:rPr>
         <w:fldChar w:fldCharType="begin"/>
       </w:r>
       <w:r>
         <w:rPr>
           <w:noProof/>
-          <w:sz w:val="18"/>
-          <w:szCs w:val="18"/>
+          <w:sz w:val="16"/>
+          <w:szCs w:val="16"/>
         </w:rPr>
         <w:instrText xml:space="preserve"> PAGEREF _Toc506459156 \h </w:instrText>
       </w:r>
       <w:r>
         <w:rPr>
           <w:noProof/>
-          <w:sz w:val="18"/>
-          <w:szCs w:val="18"/>
-        </w:rPr>
-      </w:r>
-      <w:r>
-        <w:rPr>
-          <w:noProof/>
-          <w:sz w:val="18"/>
-          <w:szCs w:val="18"/>
+          <w:sz w:val="16"/>
+          <w:szCs w:val="16"/>
+        </w:rPr>
+      </w:r>
+      <w:r>
+        <w:rPr>
+          <w:noProof/>
+          <w:sz w:val="16"/>
+          <w:szCs w:val="16"/>
         </w:rPr>
         <w:fldChar w:fldCharType="separate"/>
       </w:r>
       <w:r>
         <w:rPr>
           <w:noProof/>
-          <w:sz w:val="18"/>
-          <w:szCs w:val="18"/>
+          <w:sz w:val="16"/>
+          <w:szCs w:val="16"/>
         </w:rPr>
         <w:t>3</w:t>
       </w:r>
       <w:r>
         <w:rPr>
           <w:noProof/>
-          <w:sz w:val="18"/>
-          <w:szCs w:val="18"/>
+          <w:sz w:val="16"/>
+          <w:szCs w:val="16"/>
         </w:rPr>
         <w:fldChar w:fldCharType="end"/>
       </w:r>
@@ -2909,70 +2915,70 @@
         <w:rPr>
           <w:i w:val="0"/>
           <w:noProof/>
-          <w:sz w:val="18"/>
-          <w:szCs w:val="18"/>
-        </w:rPr>
-      </w:pPr>
-      <w:r>
-        <w:rPr>
-          <w:noProof/>
-          <w:sz w:val="18"/>
-          <w:szCs w:val="18"/>
+          <w:sz w:val="16"/>
+          <w:szCs w:val="16"/>
+        </w:rPr>
+      </w:pPr>
+      <w:r>
+        <w:rPr>
+          <w:noProof/>
+          <w:sz w:val="16"/>
+          <w:szCs w:val="16"/>
         </w:rPr>
         <w:t>3.2.2 &lt;Functional Requirement or Feature #2&gt;</w:t>
       </w:r>
       <w:r>
         <w:rPr>
           <w:noProof/>
-          <w:sz w:val="18"/>
-          <w:szCs w:val="18"/>
+          <w:sz w:val="16"/>
+          <w:szCs w:val="16"/>
         </w:rPr>
         <w:tab/>
       </w:r>
       <w:r>
         <w:rPr>
           <w:noProof/>
-          <w:sz w:val="18"/>
-          <w:szCs w:val="18"/>
+          <w:sz w:val="16"/>
+          <w:szCs w:val="16"/>
         </w:rPr>
         <w:fldChar w:fldCharType="begin"/>
       </w:r>
       <w:r>
         <w:rPr>
           <w:noProof/>
-          <w:sz w:val="18"/>
-          <w:szCs w:val="18"/>
+          <w:sz w:val="16"/>
+          <w:szCs w:val="16"/>
         </w:rPr>
         <w:instrText xml:space="preserve"> PAGEREF _Toc506459157 \h </w:instrText>
       </w:r>
       <w:r>
         <w:rPr>
           <w:noProof/>
-          <w:sz w:val="18"/>
-          <w:szCs w:val="18"/>
-        </w:rPr>
-      </w:r>
-      <w:r>
-        <w:rPr>
-          <w:noProof/>
-          <w:sz w:val="18"/>
-          <w:szCs w:val="18"/>
+          <w:sz w:val="16"/>
+          <w:szCs w:val="16"/>
+        </w:rPr>
+      </w:r>
+      <w:r>
+        <w:rPr>
+          <w:noProof/>
+          <w:sz w:val="16"/>
+          <w:szCs w:val="16"/>
         </w:rPr>
         <w:fldChar w:fldCharType="separate"/>
       </w:r>
       <w:r>
         <w:rPr>
           <w:noProof/>
-          <w:sz w:val="18"/>
-          <w:szCs w:val="18"/>
+          <w:sz w:val="16"/>
+          <w:szCs w:val="16"/>
         </w:rPr>
         <w:t>3</w:t>
       </w:r>
       <w:r>
         <w:rPr>
           <w:noProof/>
-          <w:sz w:val="18"/>
-          <w:szCs w:val="18"/>
+          <w:sz w:val="16"/>
+          <w:szCs w:val="16"/>
         </w:rPr>
         <w:fldChar w:fldCharType="end"/>
       </w:r>
@@ -2986,70 +2992,70 @@
         <w:rPr>
           <w:smallCaps w:val="0"/>
           <w:noProof/>
-          <w:sz w:val="18"/>
-          <w:szCs w:val="18"/>
-        </w:rPr>
-      </w:pPr>
-      <w:r>
-        <w:rPr>
-          <w:noProof/>
-          <w:sz w:val="18"/>
-          <w:szCs w:val="18"/>
+          <w:sz w:val="16"/>
+          <w:szCs w:val="16"/>
+        </w:rPr>
+      </w:pPr>
+      <w:r>
+        <w:rPr>
+          <w:noProof/>
+          <w:sz w:val="16"/>
+          <w:szCs w:val="16"/>
         </w:rPr>
         <w:t>3.3 Use Cases</w:t>
       </w:r>
       <w:r>
         <w:rPr>
           <w:noProof/>
-          <w:sz w:val="18"/>
-          <w:szCs w:val="18"/>
+          <w:sz w:val="16"/>
+          <w:szCs w:val="16"/>
         </w:rPr>
         <w:tab/>
       </w:r>
       <w:r>
         <w:rPr>
           <w:noProof/>
-          <w:sz w:val="18"/>
-          <w:szCs w:val="18"/>
+          <w:sz w:val="16"/>
+          <w:szCs w:val="16"/>
         </w:rPr>
         <w:fldChar w:fldCharType="begin"/>
       </w:r>
       <w:r>
         <w:rPr>
           <w:noProof/>
-          <w:sz w:val="18"/>
-          <w:szCs w:val="18"/>
+          <w:sz w:val="16"/>
+          <w:szCs w:val="16"/>
         </w:rPr>
         <w:instrText xml:space="preserve"> PAGEREF _Toc506459158 \h </w:instrText>
       </w:r>
       <w:r>
         <w:rPr>
           <w:noProof/>
-          <w:sz w:val="18"/>
-          <w:szCs w:val="18"/>
-        </w:rPr>
-      </w:r>
-      <w:r>
-        <w:rPr>
-          <w:noProof/>
-          <w:sz w:val="18"/>
-          <w:szCs w:val="18"/>
+          <w:sz w:val="16"/>
+          <w:szCs w:val="16"/>
+        </w:rPr>
+      </w:r>
+      <w:r>
+        <w:rPr>
+          <w:noProof/>
+          <w:sz w:val="16"/>
+          <w:szCs w:val="16"/>
         </w:rPr>
         <w:fldChar w:fldCharType="separate"/>
       </w:r>
       <w:r>
         <w:rPr>
           <w:noProof/>
-          <w:sz w:val="18"/>
-          <w:szCs w:val="18"/>
+          <w:sz w:val="16"/>
+          <w:szCs w:val="16"/>
         </w:rPr>
         <w:t>3</w:t>
       </w:r>
       <w:r>
         <w:rPr>
           <w:noProof/>
-          <w:sz w:val="18"/>
-          <w:szCs w:val="18"/>
+          <w:sz w:val="16"/>
+          <w:szCs w:val="16"/>
         </w:rPr>
         <w:fldChar w:fldCharType="end"/>
       </w:r>
@@ -3063,70 +3069,70 @@
         <w:rPr>
           <w:i w:val="0"/>
           <w:noProof/>
-          <w:sz w:val="18"/>
-          <w:szCs w:val="18"/>
-        </w:rPr>
-      </w:pPr>
-      <w:r>
-        <w:rPr>
-          <w:noProof/>
-          <w:sz w:val="18"/>
-          <w:szCs w:val="18"/>
+          <w:sz w:val="16"/>
+          <w:szCs w:val="16"/>
+        </w:rPr>
+      </w:pPr>
+      <w:r>
+        <w:rPr>
+          <w:noProof/>
+          <w:sz w:val="16"/>
+          <w:szCs w:val="16"/>
         </w:rPr>
         <w:t>3.3.1 Use Case #1</w:t>
       </w:r>
       <w:r>
         <w:rPr>
           <w:noProof/>
-          <w:sz w:val="18"/>
-          <w:szCs w:val="18"/>
+          <w:sz w:val="16"/>
+          <w:szCs w:val="16"/>
         </w:rPr>
         <w:tab/>
       </w:r>
       <w:r>
         <w:rPr>
           <w:noProof/>
-          <w:sz w:val="18"/>
-          <w:szCs w:val="18"/>
+          <w:sz w:val="16"/>
+          <w:szCs w:val="16"/>
         </w:rPr>
         <w:fldChar w:fldCharType="begin"/>
       </w:r>
       <w:r>
         <w:rPr>
           <w:noProof/>
-          <w:sz w:val="18"/>
-          <w:szCs w:val="18"/>
+          <w:sz w:val="16"/>
+          <w:szCs w:val="16"/>
         </w:rPr>
         <w:instrText xml:space="preserve"> PAGEREF _Toc506459159 \h </w:instrText>
       </w:r>
       <w:r>
         <w:rPr>
           <w:noProof/>
-          <w:sz w:val="18"/>
-          <w:szCs w:val="18"/>
-        </w:rPr>
-      </w:r>
-      <w:r>
-        <w:rPr>
-          <w:noProof/>
-          <w:sz w:val="18"/>
-          <w:szCs w:val="18"/>
+          <w:sz w:val="16"/>
+          <w:szCs w:val="16"/>
+        </w:rPr>
+      </w:r>
+      <w:r>
+        <w:rPr>
+          <w:noProof/>
+          <w:sz w:val="16"/>
+          <w:szCs w:val="16"/>
         </w:rPr>
         <w:fldChar w:fldCharType="separate"/>
       </w:r>
       <w:r>
         <w:rPr>
           <w:noProof/>
-          <w:sz w:val="18"/>
-          <w:szCs w:val="18"/>
+          <w:sz w:val="16"/>
+          <w:szCs w:val="16"/>
         </w:rPr>
         <w:t>3</w:t>
       </w:r>
       <w:r>
         <w:rPr>
           <w:noProof/>
-          <w:sz w:val="18"/>
-          <w:szCs w:val="18"/>
+          <w:sz w:val="16"/>
+          <w:szCs w:val="16"/>
         </w:rPr>
         <w:fldChar w:fldCharType="end"/>
       </w:r>
@@ -3140,70 +3146,70 @@
         <w:rPr>
           <w:i w:val="0"/>
           <w:noProof/>
-          <w:sz w:val="18"/>
-          <w:szCs w:val="18"/>
-        </w:rPr>
-      </w:pPr>
-      <w:r>
-        <w:rPr>
-          <w:noProof/>
-          <w:sz w:val="18"/>
-          <w:szCs w:val="18"/>
+          <w:sz w:val="16"/>
+          <w:szCs w:val="16"/>
+        </w:rPr>
+      </w:pPr>
+      <w:r>
+        <w:rPr>
+          <w:noProof/>
+          <w:sz w:val="16"/>
+          <w:szCs w:val="16"/>
         </w:rPr>
         <w:t>3.3.2 Use Case #2</w:t>
       </w:r>
       <w:r>
         <w:rPr>
           <w:noProof/>
-          <w:sz w:val="18"/>
-          <w:szCs w:val="18"/>
+          <w:sz w:val="16"/>
+          <w:szCs w:val="16"/>
         </w:rPr>
         <w:tab/>
       </w:r>
       <w:r>
         <w:rPr>
           <w:noProof/>
-          <w:sz w:val="18"/>
-          <w:szCs w:val="18"/>
+          <w:sz w:val="16"/>
+          <w:szCs w:val="16"/>
         </w:rPr>
         <w:fldChar w:fldCharType="begin"/>
       </w:r>
       <w:r>
         <w:rPr>
           <w:noProof/>
-          <w:sz w:val="18"/>
-          <w:szCs w:val="18"/>
+          <w:sz w:val="16"/>
+          <w:szCs w:val="16"/>
         </w:rPr>
         <w:instrText xml:space="preserve"> PAGEREF _Toc506459160 \h </w:instrText>
       </w:r>
       <w:r>
         <w:rPr>
           <w:noProof/>
-          <w:sz w:val="18"/>
-          <w:szCs w:val="18"/>
-        </w:rPr>
-      </w:r>
-      <w:r>
-        <w:rPr>
-          <w:noProof/>
-          <w:sz w:val="18"/>
-          <w:szCs w:val="18"/>
+          <w:sz w:val="16"/>
+          <w:szCs w:val="16"/>
+        </w:rPr>
+      </w:r>
+      <w:r>
+        <w:rPr>
+          <w:noProof/>
+          <w:sz w:val="16"/>
+          <w:szCs w:val="16"/>
         </w:rPr>
         <w:fldChar w:fldCharType="separate"/>
       </w:r>
       <w:r>
         <w:rPr>
           <w:noProof/>
-          <w:sz w:val="18"/>
-          <w:szCs w:val="18"/>
+          <w:sz w:val="16"/>
+          <w:szCs w:val="16"/>
         </w:rPr>
         <w:t>3</w:t>
       </w:r>
       <w:r>
         <w:rPr>
           <w:noProof/>
-          <w:sz w:val="18"/>
-          <w:szCs w:val="18"/>
+          <w:sz w:val="16"/>
+          <w:szCs w:val="16"/>
         </w:rPr>
         <w:fldChar w:fldCharType="end"/>
       </w:r>
@@ -3217,70 +3223,70 @@
         <w:rPr>
           <w:smallCaps w:val="0"/>
           <w:noProof/>
-          <w:sz w:val="18"/>
-          <w:szCs w:val="18"/>
-        </w:rPr>
-      </w:pPr>
-      <w:r>
-        <w:rPr>
-          <w:noProof/>
-          <w:sz w:val="18"/>
-          <w:szCs w:val="18"/>
+          <w:sz w:val="16"/>
+          <w:szCs w:val="16"/>
+        </w:rPr>
+      </w:pPr>
+      <w:r>
+        <w:rPr>
+          <w:noProof/>
+          <w:sz w:val="16"/>
+          <w:szCs w:val="16"/>
         </w:rPr>
         <w:t>3.4 Classes / Objects</w:t>
       </w:r>
       <w:r>
         <w:rPr>
           <w:noProof/>
-          <w:sz w:val="18"/>
-          <w:szCs w:val="18"/>
+          <w:sz w:val="16"/>
+          <w:szCs w:val="16"/>
         </w:rPr>
         <w:tab/>
       </w:r>
       <w:r>
         <w:rPr>
           <w:noProof/>
-          <w:sz w:val="18"/>
-          <w:szCs w:val="18"/>
+          <w:sz w:val="16"/>
+          <w:szCs w:val="16"/>
         </w:rPr>
         <w:fldChar w:fldCharType="begin"/>
       </w:r>
       <w:r>
         <w:rPr>
           <w:noProof/>
-          <w:sz w:val="18"/>
-          <w:szCs w:val="18"/>
+          <w:sz w:val="16"/>
+          <w:szCs w:val="16"/>
         </w:rPr>
         <w:instrText xml:space="preserve"> PAGEREF _Toc506459161 \h </w:instrText>
       </w:r>
       <w:r>
         <w:rPr>
           <w:noProof/>
-          <w:sz w:val="18"/>
-          <w:szCs w:val="18"/>
-        </w:rPr>
-      </w:r>
-      <w:r>
-        <w:rPr>
-          <w:noProof/>
-          <w:sz w:val="18"/>
-          <w:szCs w:val="18"/>
+          <w:sz w:val="16"/>
+          <w:szCs w:val="16"/>
+        </w:rPr>
+      </w:r>
+      <w:r>
+        <w:rPr>
+          <w:noProof/>
+          <w:sz w:val="16"/>
+          <w:szCs w:val="16"/>
         </w:rPr>
         <w:fldChar w:fldCharType="separate"/>
       </w:r>
       <w:r>
         <w:rPr>
           <w:noProof/>
-          <w:sz w:val="18"/>
-          <w:szCs w:val="18"/>
+          <w:sz w:val="16"/>
+          <w:szCs w:val="16"/>
         </w:rPr>
         <w:t>3</w:t>
       </w:r>
       <w:r>
         <w:rPr>
           <w:noProof/>
-          <w:sz w:val="18"/>
-          <w:szCs w:val="18"/>
+          <w:sz w:val="16"/>
+          <w:szCs w:val="16"/>
         </w:rPr>
         <w:fldChar w:fldCharType="end"/>
       </w:r>
@@ -3294,70 +3300,70 @@
         <w:rPr>
           <w:i w:val="0"/>
           <w:noProof/>
-          <w:sz w:val="18"/>
-          <w:szCs w:val="18"/>
-        </w:rPr>
-      </w:pPr>
-      <w:r>
-        <w:rPr>
-          <w:noProof/>
-          <w:sz w:val="18"/>
-          <w:szCs w:val="18"/>
+          <w:sz w:val="16"/>
+          <w:szCs w:val="16"/>
+        </w:rPr>
+      </w:pPr>
+      <w:r>
+        <w:rPr>
+          <w:noProof/>
+          <w:sz w:val="16"/>
+          <w:szCs w:val="16"/>
         </w:rPr>
         <w:t>3.4.1 &lt;Class / Object #1&gt;</w:t>
       </w:r>
       <w:r>
         <w:rPr>
           <w:noProof/>
-          <w:sz w:val="18"/>
-          <w:szCs w:val="18"/>
+          <w:sz w:val="16"/>
+          <w:szCs w:val="16"/>
         </w:rPr>
         <w:tab/>
       </w:r>
       <w:r>
         <w:rPr>
           <w:noProof/>
-          <w:sz w:val="18"/>
-          <w:szCs w:val="18"/>
+          <w:sz w:val="16"/>
+          <w:szCs w:val="16"/>
         </w:rPr>
         <w:fldChar w:fldCharType="begin"/>
       </w:r>
       <w:r>
         <w:rPr>
           <w:noProof/>
-          <w:sz w:val="18"/>
-          <w:szCs w:val="18"/>
+          <w:sz w:val="16"/>
+          <w:szCs w:val="16"/>
         </w:rPr>
         <w:instrText xml:space="preserve"> PAGEREF _Toc506459162 \h </w:instrText>
       </w:r>
       <w:r>
         <w:rPr>
           <w:noProof/>
-          <w:sz w:val="18"/>
-          <w:szCs w:val="18"/>
-        </w:rPr>
-      </w:r>
-      <w:r>
-        <w:rPr>
-          <w:noProof/>
-          <w:sz w:val="18"/>
-          <w:szCs w:val="18"/>
+          <w:sz w:val="16"/>
+          <w:szCs w:val="16"/>
+        </w:rPr>
+      </w:r>
+      <w:r>
+        <w:rPr>
+          <w:noProof/>
+          <w:sz w:val="16"/>
+          <w:szCs w:val="16"/>
         </w:rPr>
         <w:fldChar w:fldCharType="separate"/>
       </w:r>
       <w:r>
         <w:rPr>
           <w:noProof/>
-          <w:sz w:val="18"/>
-          <w:szCs w:val="18"/>
+          <w:sz w:val="16"/>
+          <w:szCs w:val="16"/>
         </w:rPr>
         <w:t>3</w:t>
       </w:r>
       <w:r>
         <w:rPr>
           <w:noProof/>
-          <w:sz w:val="18"/>
-          <w:szCs w:val="18"/>
+          <w:sz w:val="16"/>
+          <w:szCs w:val="16"/>
         </w:rPr>
         <w:fldChar w:fldCharType="end"/>
       </w:r>
@@ -3371,70 +3377,70 @@
         <w:rPr>
           <w:i w:val="0"/>
           <w:noProof/>
-          <w:sz w:val="18"/>
-          <w:szCs w:val="18"/>
-        </w:rPr>
-      </w:pPr>
-      <w:r>
-        <w:rPr>
-          <w:noProof/>
-          <w:sz w:val="18"/>
-          <w:szCs w:val="18"/>
+          <w:sz w:val="16"/>
+          <w:szCs w:val="16"/>
+        </w:rPr>
+      </w:pPr>
+      <w:r>
+        <w:rPr>
+          <w:noProof/>
+          <w:sz w:val="16"/>
+          <w:szCs w:val="16"/>
         </w:rPr>
         <w:t>3.4.2 &lt;Class / Object #2&gt;</w:t>
       </w:r>
       <w:r>
         <w:rPr>
           <w:noProof/>
-          <w:sz w:val="18"/>
-          <w:szCs w:val="18"/>
+          <w:sz w:val="16"/>
+          <w:szCs w:val="16"/>
         </w:rPr>
         <w:tab/>
       </w:r>
       <w:r>
         <w:rPr>
           <w:noProof/>
-          <w:sz w:val="18"/>
-          <w:szCs w:val="18"/>
+          <w:sz w:val="16"/>
+          <w:szCs w:val="16"/>
         </w:rPr>
         <w:fldChar w:fldCharType="begin"/>
       </w:r>
       <w:r>
         <w:rPr>
           <w:noProof/>
-          <w:sz w:val="18"/>
-          <w:szCs w:val="18"/>
+          <w:sz w:val="16"/>
+          <w:szCs w:val="16"/>
         </w:rPr>
         <w:instrText xml:space="preserve"> PAGEREF _Toc506459163 \h </w:instrText>
       </w:r>
       <w:r>
         <w:rPr>
           <w:noProof/>
-          <w:sz w:val="18"/>
-          <w:szCs w:val="18"/>
-        </w:rPr>
-      </w:r>
-      <w:r>
-        <w:rPr>
-          <w:noProof/>
-          <w:sz w:val="18"/>
-          <w:szCs w:val="18"/>
+          <w:sz w:val="16"/>
+          <w:szCs w:val="16"/>
+        </w:rPr>
+      </w:r>
+      <w:r>
+        <w:rPr>
+          <w:noProof/>
+          <w:sz w:val="16"/>
+          <w:szCs w:val="16"/>
         </w:rPr>
         <w:fldChar w:fldCharType="separate"/>
       </w:r>
       <w:r>
         <w:rPr>
           <w:noProof/>
-          <w:sz w:val="18"/>
-          <w:szCs w:val="18"/>
+          <w:sz w:val="16"/>
+          <w:szCs w:val="16"/>
         </w:rPr>
         <w:t>3</w:t>
       </w:r>
       <w:r>
         <w:rPr>
           <w:noProof/>
-          <w:sz w:val="18"/>
-          <w:szCs w:val="18"/>
+          <w:sz w:val="16"/>
+          <w:szCs w:val="16"/>
         </w:rPr>
         <w:fldChar w:fldCharType="end"/>
       </w:r>
@@ -3448,70 +3454,70 @@
         <w:rPr>
           <w:smallCaps w:val="0"/>
           <w:noProof/>
-          <w:sz w:val="18"/>
-          <w:szCs w:val="18"/>
-        </w:rPr>
-      </w:pPr>
-      <w:r>
-        <w:rPr>
-          <w:noProof/>
-          <w:sz w:val="18"/>
-          <w:szCs w:val="18"/>
+          <w:sz w:val="16"/>
+          <w:szCs w:val="16"/>
+        </w:rPr>
+      </w:pPr>
+      <w:r>
+        <w:rPr>
+          <w:noProof/>
+          <w:sz w:val="16"/>
+          <w:szCs w:val="16"/>
         </w:rPr>
         <w:t>3.5 Non-Functional Requirements</w:t>
       </w:r>
       <w:r>
         <w:rPr>
           <w:noProof/>
-          <w:sz w:val="18"/>
-          <w:szCs w:val="18"/>
+          <w:sz w:val="16"/>
+          <w:szCs w:val="16"/>
         </w:rPr>
         <w:tab/>
       </w:r>
       <w:r>
         <w:rPr>
           <w:noProof/>
-          <w:sz w:val="18"/>
-          <w:szCs w:val="18"/>
+          <w:sz w:val="16"/>
+          <w:szCs w:val="16"/>
         </w:rPr>
         <w:fldChar w:fldCharType="begin"/>
       </w:r>
       <w:r>
         <w:rPr>
           <w:noProof/>
-          <w:sz w:val="18"/>
-          <w:szCs w:val="18"/>
+          <w:sz w:val="16"/>
+          <w:szCs w:val="16"/>
         </w:rPr>
         <w:instrText xml:space="preserve"> PAGEREF _Toc506459164 \h </w:instrText>
       </w:r>
       <w:r>
         <w:rPr>
           <w:noProof/>
-          <w:sz w:val="18"/>
-          <w:szCs w:val="18"/>
-        </w:rPr>
-      </w:r>
-      <w:r>
-        <w:rPr>
-          <w:noProof/>
-          <w:sz w:val="18"/>
-          <w:szCs w:val="18"/>
+          <w:sz w:val="16"/>
+          <w:szCs w:val="16"/>
+        </w:rPr>
+      </w:r>
+      <w:r>
+        <w:rPr>
+          <w:noProof/>
+          <w:sz w:val="16"/>
+          <w:szCs w:val="16"/>
         </w:rPr>
         <w:fldChar w:fldCharType="separate"/>
       </w:r>
       <w:r>
         <w:rPr>
           <w:noProof/>
-          <w:sz w:val="18"/>
-          <w:szCs w:val="18"/>
+          <w:sz w:val="16"/>
+          <w:szCs w:val="16"/>
         </w:rPr>
         <w:t>4</w:t>
       </w:r>
       <w:r>
         <w:rPr>
           <w:noProof/>
-          <w:sz w:val="18"/>
-          <w:szCs w:val="18"/>
+          <w:sz w:val="16"/>
+          <w:szCs w:val="16"/>
         </w:rPr>
         <w:fldChar w:fldCharType="end"/>
       </w:r>
@@ -3525,70 +3531,70 @@
         <w:rPr>
           <w:i w:val="0"/>
           <w:noProof/>
-          <w:sz w:val="18"/>
-          <w:szCs w:val="18"/>
-        </w:rPr>
-      </w:pPr>
-      <w:r>
-        <w:rPr>
-          <w:noProof/>
-          <w:sz w:val="18"/>
-          <w:szCs w:val="18"/>
+          <w:sz w:val="16"/>
+          <w:szCs w:val="16"/>
+        </w:rPr>
+      </w:pPr>
+      <w:r>
+        <w:rPr>
+          <w:noProof/>
+          <w:sz w:val="16"/>
+          <w:szCs w:val="16"/>
         </w:rPr>
         <w:t>3.5.1 Performance</w:t>
       </w:r>
       <w:r>
         <w:rPr>
           <w:noProof/>
-          <w:sz w:val="18"/>
-          <w:szCs w:val="18"/>
+          <w:sz w:val="16"/>
+          <w:szCs w:val="16"/>
         </w:rPr>
         <w:tab/>
       </w:r>
       <w:r>
         <w:rPr>
           <w:noProof/>
-          <w:sz w:val="18"/>
-          <w:szCs w:val="18"/>
+          <w:sz w:val="16"/>
+          <w:szCs w:val="16"/>
         </w:rPr>
         <w:fldChar w:fldCharType="begin"/>
       </w:r>
       <w:r>
         <w:rPr>
           <w:noProof/>
-          <w:sz w:val="18"/>
-          <w:szCs w:val="18"/>
+          <w:sz w:val="16"/>
+          <w:szCs w:val="16"/>
         </w:rPr>
         <w:instrText xml:space="preserve"> PAGEREF _Toc506459165 \h </w:instrText>
       </w:r>
       <w:r>
         <w:rPr>
           <w:noProof/>
-          <w:sz w:val="18"/>
-          <w:szCs w:val="18"/>
-        </w:rPr>
-      </w:r>
-      <w:r>
-        <w:rPr>
-          <w:noProof/>
-          <w:sz w:val="18"/>
-          <w:szCs w:val="18"/>
+          <w:sz w:val="16"/>
+          <w:szCs w:val="16"/>
+        </w:rPr>
+      </w:r>
+      <w:r>
+        <w:rPr>
+          <w:noProof/>
+          <w:sz w:val="16"/>
+          <w:szCs w:val="16"/>
         </w:rPr>
         <w:fldChar w:fldCharType="separate"/>
       </w:r>
       <w:r>
         <w:rPr>
           <w:noProof/>
-          <w:sz w:val="18"/>
-          <w:szCs w:val="18"/>
+          <w:sz w:val="16"/>
+          <w:szCs w:val="16"/>
         </w:rPr>
         <w:t>4</w:t>
       </w:r>
       <w:r>
         <w:rPr>
           <w:noProof/>
-          <w:sz w:val="18"/>
-          <w:szCs w:val="18"/>
+          <w:sz w:val="16"/>
+          <w:szCs w:val="16"/>
         </w:rPr>
         <w:fldChar w:fldCharType="end"/>
       </w:r>
@@ -3602,70 +3608,70 @@
         <w:rPr>
           <w:i w:val="0"/>
           <w:noProof/>
-          <w:sz w:val="18"/>
-          <w:szCs w:val="18"/>
-        </w:rPr>
-      </w:pPr>
-      <w:r>
-        <w:rPr>
-          <w:noProof/>
-          <w:sz w:val="18"/>
-          <w:szCs w:val="18"/>
+          <w:sz w:val="16"/>
+          <w:szCs w:val="16"/>
+        </w:rPr>
+      </w:pPr>
+      <w:r>
+        <w:rPr>
+          <w:noProof/>
+          <w:sz w:val="16"/>
+          <w:szCs w:val="16"/>
         </w:rPr>
         <w:t>3.5.2 Reliability</w:t>
       </w:r>
       <w:r>
         <w:rPr>
           <w:noProof/>
-          <w:sz w:val="18"/>
-          <w:szCs w:val="18"/>
+          <w:sz w:val="16"/>
+          <w:szCs w:val="16"/>
         </w:rPr>
         <w:tab/>
       </w:r>
       <w:r>
         <w:rPr>
           <w:noProof/>
-          <w:sz w:val="18"/>
-          <w:szCs w:val="18"/>
+          <w:sz w:val="16"/>
+          <w:szCs w:val="16"/>
         </w:rPr>
         <w:fldChar w:fldCharType="begin"/>
       </w:r>
       <w:r>
         <w:rPr>
           <w:noProof/>
-          <w:sz w:val="18"/>
-          <w:szCs w:val="18"/>
+          <w:sz w:val="16"/>
+          <w:szCs w:val="16"/>
         </w:rPr>
         <w:instrText xml:space="preserve"> PAGEREF _Toc506459166 \h </w:instrText>
       </w:r>
       <w:r>
         <w:rPr>
           <w:noProof/>
-          <w:sz w:val="18"/>
-          <w:szCs w:val="18"/>
-        </w:rPr>
-      </w:r>
-      <w:r>
-        <w:rPr>
-          <w:noProof/>
-          <w:sz w:val="18"/>
-          <w:szCs w:val="18"/>
+          <w:sz w:val="16"/>
+          <w:szCs w:val="16"/>
+        </w:rPr>
+      </w:r>
+      <w:r>
+        <w:rPr>
+          <w:noProof/>
+          <w:sz w:val="16"/>
+          <w:szCs w:val="16"/>
         </w:rPr>
         <w:fldChar w:fldCharType="separate"/>
       </w:r>
       <w:r>
         <w:rPr>
           <w:noProof/>
-          <w:sz w:val="18"/>
-          <w:szCs w:val="18"/>
+          <w:sz w:val="16"/>
+          <w:szCs w:val="16"/>
         </w:rPr>
         <w:t>4</w:t>
       </w:r>
       <w:r>
         <w:rPr>
           <w:noProof/>
-          <w:sz w:val="18"/>
-          <w:szCs w:val="18"/>
+          <w:sz w:val="16"/>
+          <w:szCs w:val="16"/>
         </w:rPr>
         <w:fldChar w:fldCharType="end"/>
       </w:r>
@@ -3679,70 +3685,70 @@
         <w:rPr>
           <w:i w:val="0"/>
           <w:noProof/>
-          <w:sz w:val="18"/>
-          <w:szCs w:val="18"/>
-        </w:rPr>
-      </w:pPr>
-      <w:r>
-        <w:rPr>
-          <w:noProof/>
-          <w:sz w:val="18"/>
-          <w:szCs w:val="18"/>
+          <w:sz w:val="16"/>
+          <w:szCs w:val="16"/>
+        </w:rPr>
+      </w:pPr>
+      <w:r>
+        <w:rPr>
+          <w:noProof/>
+          <w:sz w:val="16"/>
+          <w:szCs w:val="16"/>
         </w:rPr>
         <w:t>3.5.3 Availability</w:t>
       </w:r>
       <w:r>
         <w:rPr>
           <w:noProof/>
-          <w:sz w:val="18"/>
-          <w:szCs w:val="18"/>
+          <w:sz w:val="16"/>
+          <w:szCs w:val="16"/>
         </w:rPr>
         <w:tab/>
       </w:r>
       <w:r>
         <w:rPr>
           <w:noProof/>
-          <w:sz w:val="18"/>
-          <w:szCs w:val="18"/>
+          <w:sz w:val="16"/>
+          <w:szCs w:val="16"/>
         </w:rPr>
         <w:fldChar w:fldCharType="begin"/>
       </w:r>
       <w:r>
         <w:rPr>
           <w:noProof/>
-          <w:sz w:val="18"/>
-          <w:szCs w:val="18"/>
+          <w:sz w:val="16"/>
+          <w:szCs w:val="16"/>
         </w:rPr>
         <w:instrText xml:space="preserve"> PAGEREF _Toc506459167 \h </w:instrText>
       </w:r>
       <w:r>
         <w:rPr>
           <w:noProof/>
-          <w:sz w:val="18"/>
-          <w:szCs w:val="18"/>
-        </w:rPr>
-      </w:r>
-      <w:r>
-        <w:rPr>
-          <w:noProof/>
-          <w:sz w:val="18"/>
-          <w:szCs w:val="18"/>
+          <w:sz w:val="16"/>
+          <w:szCs w:val="16"/>
+        </w:rPr>
+      </w:r>
+      <w:r>
+        <w:rPr>
+          <w:noProof/>
+          <w:sz w:val="16"/>
+          <w:szCs w:val="16"/>
         </w:rPr>
         <w:fldChar w:fldCharType="separate"/>
       </w:r>
       <w:r>
         <w:rPr>
           <w:noProof/>
-          <w:sz w:val="18"/>
-          <w:szCs w:val="18"/>
+          <w:sz w:val="16"/>
+          <w:szCs w:val="16"/>
         </w:rPr>
         <w:t>4</w:t>
       </w:r>
       <w:r>
         <w:rPr>
           <w:noProof/>
-          <w:sz w:val="18"/>
-          <w:szCs w:val="18"/>
+          <w:sz w:val="16"/>
+          <w:szCs w:val="16"/>
         </w:rPr>
         <w:fldChar w:fldCharType="end"/>
       </w:r>
@@ -3756,70 +3762,70 @@
         <w:rPr>
           <w:i w:val="0"/>
           <w:noProof/>
-          <w:sz w:val="18"/>
-          <w:szCs w:val="18"/>
-        </w:rPr>
-      </w:pPr>
-      <w:r>
-        <w:rPr>
-          <w:noProof/>
-          <w:sz w:val="18"/>
-          <w:szCs w:val="18"/>
+          <w:sz w:val="16"/>
+          <w:szCs w:val="16"/>
+        </w:rPr>
+      </w:pPr>
+      <w:r>
+        <w:rPr>
+          <w:noProof/>
+          <w:sz w:val="16"/>
+          <w:szCs w:val="16"/>
         </w:rPr>
         <w:t>3.5.4 Security</w:t>
       </w:r>
       <w:r>
         <w:rPr>
           <w:noProof/>
-          <w:sz w:val="18"/>
-          <w:szCs w:val="18"/>
+          <w:sz w:val="16"/>
+          <w:szCs w:val="16"/>
         </w:rPr>
         <w:tab/>
       </w:r>
       <w:r>
         <w:rPr>
           <w:noProof/>
-          <w:sz w:val="18"/>
-          <w:szCs w:val="18"/>
+          <w:sz w:val="16"/>
+          <w:szCs w:val="16"/>
         </w:rPr>
         <w:fldChar w:fldCharType="begin"/>
       </w:r>
       <w:r>
         <w:rPr>
           <w:noProof/>
-          <w:sz w:val="18"/>
-          <w:szCs w:val="18"/>
+          <w:sz w:val="16"/>
+          <w:szCs w:val="16"/>
         </w:rPr>
         <w:instrText xml:space="preserve"> PAGEREF _Toc506459168 \h </w:instrText>
       </w:r>
       <w:r>
         <w:rPr>
           <w:noProof/>
-          <w:sz w:val="18"/>
-          <w:szCs w:val="18"/>
-        </w:rPr>
-      </w:r>
-      <w:r>
-        <w:rPr>
-          <w:noProof/>
-          <w:sz w:val="18"/>
-          <w:szCs w:val="18"/>
+          <w:sz w:val="16"/>
+          <w:szCs w:val="16"/>
+        </w:rPr>
+      </w:r>
+      <w:r>
+        <w:rPr>
+          <w:noProof/>
+          <w:sz w:val="16"/>
+          <w:szCs w:val="16"/>
         </w:rPr>
         <w:fldChar w:fldCharType="separate"/>
       </w:r>
       <w:r>
         <w:rPr>
           <w:noProof/>
-          <w:sz w:val="18"/>
-          <w:szCs w:val="18"/>
+          <w:sz w:val="16"/>
+          <w:szCs w:val="16"/>
         </w:rPr>
         <w:t>4</w:t>
       </w:r>
       <w:r>
         <w:rPr>
           <w:noProof/>
-          <w:sz w:val="18"/>
-          <w:szCs w:val="18"/>
+          <w:sz w:val="16"/>
+          <w:szCs w:val="16"/>
         </w:rPr>
         <w:fldChar w:fldCharType="end"/>
       </w:r>
@@ -3833,70 +3839,70 @@
         <w:rPr>
           <w:i w:val="0"/>
           <w:noProof/>
-          <w:sz w:val="18"/>
-          <w:szCs w:val="18"/>
-        </w:rPr>
-      </w:pPr>
-      <w:r>
-        <w:rPr>
-          <w:noProof/>
-          <w:sz w:val="18"/>
-          <w:szCs w:val="18"/>
+          <w:sz w:val="16"/>
+          <w:szCs w:val="16"/>
+        </w:rPr>
+      </w:pPr>
+      <w:r>
+        <w:rPr>
+          <w:noProof/>
+          <w:sz w:val="16"/>
+          <w:szCs w:val="16"/>
         </w:rPr>
         <w:t>3.5.5 Maintainability</w:t>
       </w:r>
       <w:r>
         <w:rPr>
           <w:noProof/>
-          <w:sz w:val="18"/>
-          <w:szCs w:val="18"/>
+          <w:sz w:val="16"/>
+          <w:szCs w:val="16"/>
         </w:rPr>
         <w:tab/>
       </w:r>
       <w:r>
         <w:rPr>
           <w:noProof/>
-          <w:sz w:val="18"/>
-          <w:szCs w:val="18"/>
+          <w:sz w:val="16"/>
+          <w:szCs w:val="16"/>
         </w:rPr>
         <w:fldChar w:fldCharType="begin"/>
       </w:r>
       <w:r>
         <w:rPr>
           <w:noProof/>
-          <w:sz w:val="18"/>
-          <w:szCs w:val="18"/>
+          <w:sz w:val="16"/>
+          <w:szCs w:val="16"/>
         </w:rPr>
         <w:instrText xml:space="preserve"> PAGEREF _Toc506459169 \h </w:instrText>
       </w:r>
       <w:r>
         <w:rPr>
           <w:noProof/>
-          <w:sz w:val="18"/>
-          <w:szCs w:val="18"/>
-        </w:rPr>
-      </w:r>
-      <w:r>
-        <w:rPr>
-          <w:noProof/>
-          <w:sz w:val="18"/>
-          <w:szCs w:val="18"/>
+          <w:sz w:val="16"/>
+          <w:szCs w:val="16"/>
+        </w:rPr>
+      </w:r>
+      <w:r>
+        <w:rPr>
+          <w:noProof/>
+          <w:sz w:val="16"/>
+          <w:szCs w:val="16"/>
         </w:rPr>
         <w:fldChar w:fldCharType="separate"/>
       </w:r>
       <w:r>
         <w:rPr>
           <w:noProof/>
-          <w:sz w:val="18"/>
-          <w:szCs w:val="18"/>
+          <w:sz w:val="16"/>
+          <w:szCs w:val="16"/>
         </w:rPr>
         <w:t>4</w:t>
       </w:r>
       <w:r>
         <w:rPr>
           <w:noProof/>
-          <w:sz w:val="18"/>
-          <w:szCs w:val="18"/>
+          <w:sz w:val="16"/>
+          <w:szCs w:val="16"/>
         </w:rPr>
         <w:fldChar w:fldCharType="end"/>
       </w:r>
@@ -3910,70 +3916,70 @@
         <w:rPr>
           <w:i w:val="0"/>
           <w:noProof/>
-          <w:sz w:val="18"/>
-          <w:szCs w:val="18"/>
-        </w:rPr>
-      </w:pPr>
-      <w:r>
-        <w:rPr>
-          <w:noProof/>
-          <w:sz w:val="18"/>
-          <w:szCs w:val="18"/>
+          <w:sz w:val="16"/>
+          <w:szCs w:val="16"/>
+        </w:rPr>
+      </w:pPr>
+      <w:r>
+        <w:rPr>
+          <w:noProof/>
+          <w:sz w:val="16"/>
+          <w:szCs w:val="16"/>
         </w:rPr>
         <w:t>3.5.6 Portability</w:t>
       </w:r>
       <w:r>
         <w:rPr>
           <w:noProof/>
-          <w:sz w:val="18"/>
-          <w:szCs w:val="18"/>
+          <w:sz w:val="16"/>
+          <w:szCs w:val="16"/>
         </w:rPr>
         <w:tab/>
       </w:r>
       <w:r>
         <w:rPr>
           <w:noProof/>
-          <w:sz w:val="18"/>
-          <w:szCs w:val="18"/>
+          <w:sz w:val="16"/>
+          <w:szCs w:val="16"/>
         </w:rPr>
         <w:fldChar w:fldCharType="begin"/>
       </w:r>
       <w:r>
         <w:rPr>
           <w:noProof/>
-          <w:sz w:val="18"/>
-          <w:szCs w:val="18"/>
+          <w:sz w:val="16"/>
+          <w:szCs w:val="16"/>
         </w:rPr>
         <w:instrText xml:space="preserve"> PAGEREF _Toc506459170 \h </w:instrText>
       </w:r>
       <w:r>
         <w:rPr>
           <w:noProof/>
-          <w:sz w:val="18"/>
-          <w:szCs w:val="18"/>
-        </w:rPr>
-      </w:r>
-      <w:r>
-        <w:rPr>
-          <w:noProof/>
-          <w:sz w:val="18"/>
-          <w:szCs w:val="18"/>
+          <w:sz w:val="16"/>
+          <w:szCs w:val="16"/>
+        </w:rPr>
+      </w:r>
+      <w:r>
+        <w:rPr>
+          <w:noProof/>
+          <w:sz w:val="16"/>
+          <w:szCs w:val="16"/>
         </w:rPr>
         <w:fldChar w:fldCharType="separate"/>
       </w:r>
       <w:r>
         <w:rPr>
           <w:noProof/>
-          <w:sz w:val="18"/>
-          <w:szCs w:val="18"/>
+          <w:sz w:val="16"/>
+          <w:szCs w:val="16"/>
         </w:rPr>
         <w:t>4</w:t>
       </w:r>
       <w:r>
         <w:rPr>
           <w:noProof/>
-          <w:sz w:val="18"/>
-          <w:szCs w:val="18"/>
+          <w:sz w:val="16"/>
+          <w:szCs w:val="16"/>
         </w:rPr>
         <w:fldChar w:fldCharType="end"/>
       </w:r>
@@ -3987,70 +3993,70 @@
         <w:rPr>
           <w:smallCaps w:val="0"/>
           <w:noProof/>
-          <w:sz w:val="18"/>
-          <w:szCs w:val="18"/>
-        </w:rPr>
-      </w:pPr>
-      <w:r>
-        <w:rPr>
-          <w:noProof/>
-          <w:sz w:val="18"/>
-          <w:szCs w:val="18"/>
+          <w:sz w:val="16"/>
+          <w:szCs w:val="16"/>
+        </w:rPr>
+      </w:pPr>
+      <w:r>
+        <w:rPr>
+          <w:noProof/>
+          <w:sz w:val="16"/>
+          <w:szCs w:val="16"/>
         </w:rPr>
         <w:t>3.6 Inverse Requirements</w:t>
       </w:r>
       <w:r>
         <w:rPr>
           <w:noProof/>
-          <w:sz w:val="18"/>
-          <w:szCs w:val="18"/>
+          <w:sz w:val="16"/>
+          <w:szCs w:val="16"/>
         </w:rPr>
         <w:tab/>
       </w:r>
       <w:r>
         <w:rPr>
           <w:noProof/>
-          <w:sz w:val="18"/>
-          <w:szCs w:val="18"/>
+          <w:sz w:val="16"/>
+          <w:szCs w:val="16"/>
         </w:rPr>
         <w:fldChar w:fldCharType="begin"/>
       </w:r>
       <w:r>
         <w:rPr>
           <w:noProof/>
-          <w:sz w:val="18"/>
-          <w:szCs w:val="18"/>
+          <w:sz w:val="16"/>
+          <w:szCs w:val="16"/>
         </w:rPr>
         <w:instrText xml:space="preserve"> PAGEREF _Toc506459171 \h </w:instrText>
       </w:r>
       <w:r>
         <w:rPr>
           <w:noProof/>
-          <w:sz w:val="18"/>
-          <w:szCs w:val="18"/>
-        </w:rPr>
-      </w:r>
-      <w:r>
-        <w:rPr>
-          <w:noProof/>
-          <w:sz w:val="18"/>
-          <w:szCs w:val="18"/>
+          <w:sz w:val="16"/>
+          <w:szCs w:val="16"/>
+        </w:rPr>
+      </w:r>
+      <w:r>
+        <w:rPr>
+          <w:noProof/>
+          <w:sz w:val="16"/>
+          <w:szCs w:val="16"/>
         </w:rPr>
         <w:fldChar w:fldCharType="separate"/>
       </w:r>
       <w:r>
         <w:rPr>
           <w:noProof/>
-          <w:sz w:val="18"/>
-          <w:szCs w:val="18"/>
+          <w:sz w:val="16"/>
+          <w:szCs w:val="16"/>
         </w:rPr>
         <w:t>4</w:t>
       </w:r>
       <w:r>
         <w:rPr>
           <w:noProof/>
-          <w:sz w:val="18"/>
-          <w:szCs w:val="18"/>
+          <w:sz w:val="16"/>
+          <w:szCs w:val="16"/>
         </w:rPr>
         <w:fldChar w:fldCharType="end"/>
       </w:r>
@@ -4064,70 +4070,70 @@
         <w:rPr>
           <w:smallCaps w:val="0"/>
           <w:noProof/>
-          <w:sz w:val="18"/>
-          <w:szCs w:val="18"/>
-        </w:rPr>
-      </w:pPr>
-      <w:r>
-        <w:rPr>
-          <w:noProof/>
-          <w:sz w:val="18"/>
-          <w:szCs w:val="18"/>
+          <w:sz w:val="16"/>
+          <w:szCs w:val="16"/>
+        </w:rPr>
+      </w:pPr>
+      <w:r>
+        <w:rPr>
+          <w:noProof/>
+          <w:sz w:val="16"/>
+          <w:szCs w:val="16"/>
         </w:rPr>
         <w:t>3.7 Design Constraints</w:t>
       </w:r>
       <w:r>
         <w:rPr>
           <w:noProof/>
-          <w:sz w:val="18"/>
-          <w:szCs w:val="18"/>
+          <w:sz w:val="16"/>
+          <w:szCs w:val="16"/>
         </w:rPr>
         <w:tab/>
       </w:r>
       <w:r>
         <w:rPr>
           <w:noProof/>
-          <w:sz w:val="18"/>
-          <w:szCs w:val="18"/>
+          <w:sz w:val="16"/>
+          <w:szCs w:val="16"/>
         </w:rPr>
         <w:fldChar w:fldCharType="begin"/>
       </w:r>
       <w:r>
         <w:rPr>
           <w:noProof/>
-          <w:sz w:val="18"/>
-          <w:szCs w:val="18"/>
+          <w:sz w:val="16"/>
+          <w:szCs w:val="16"/>
         </w:rPr>
         <w:instrText xml:space="preserve"> PAGEREF _Toc506459172 \h </w:instrText>
       </w:r>
       <w:r>
         <w:rPr>
           <w:noProof/>
-          <w:sz w:val="18"/>
-          <w:szCs w:val="18"/>
-        </w:rPr>
-      </w:r>
-      <w:r>
-        <w:rPr>
-          <w:noProof/>
-          <w:sz w:val="18"/>
-          <w:szCs w:val="18"/>
+          <w:sz w:val="16"/>
+          <w:szCs w:val="16"/>
+        </w:rPr>
+      </w:r>
+      <w:r>
+        <w:rPr>
+          <w:noProof/>
+          <w:sz w:val="16"/>
+          <w:szCs w:val="16"/>
         </w:rPr>
         <w:fldChar w:fldCharType="separate"/>
       </w:r>
       <w:r>
         <w:rPr>
           <w:noProof/>
-          <w:sz w:val="18"/>
-          <w:szCs w:val="18"/>
+          <w:sz w:val="16"/>
+          <w:szCs w:val="16"/>
         </w:rPr>
         <w:t>4</w:t>
       </w:r>
       <w:r>
         <w:rPr>
           <w:noProof/>
-          <w:sz w:val="18"/>
-          <w:szCs w:val="18"/>
+          <w:sz w:val="16"/>
+          <w:szCs w:val="16"/>
         </w:rPr>
         <w:fldChar w:fldCharType="end"/>
       </w:r>
@@ -4141,70 +4147,70 @@
         <w:rPr>
           <w:smallCaps w:val="0"/>
           <w:noProof/>
-          <w:sz w:val="18"/>
-          <w:szCs w:val="18"/>
-        </w:rPr>
-      </w:pPr>
-      <w:r>
-        <w:rPr>
-          <w:noProof/>
-          <w:sz w:val="18"/>
-          <w:szCs w:val="18"/>
+          <w:sz w:val="16"/>
+          <w:szCs w:val="16"/>
+        </w:rPr>
+      </w:pPr>
+      <w:r>
+        <w:rPr>
+          <w:noProof/>
+          <w:sz w:val="16"/>
+          <w:szCs w:val="16"/>
         </w:rPr>
         <w:t>3.8 Logical Database Requirements</w:t>
       </w:r>
       <w:r>
         <w:rPr>
           <w:noProof/>
-          <w:sz w:val="18"/>
-          <w:szCs w:val="18"/>
+          <w:sz w:val="16"/>
+          <w:szCs w:val="16"/>
         </w:rPr>
         <w:tab/>
       </w:r>
       <w:r>
         <w:rPr>
           <w:noProof/>
-          <w:sz w:val="18"/>
-          <w:szCs w:val="18"/>
+          <w:sz w:val="16"/>
+          <w:szCs w:val="16"/>
         </w:rPr>
         <w:fldChar w:fldCharType="begin"/>
       </w:r>
       <w:r>
         <w:rPr>
           <w:noProof/>
-          <w:sz w:val="18"/>
-          <w:szCs w:val="18"/>
+          <w:sz w:val="16"/>
+          <w:szCs w:val="16"/>
         </w:rPr>
         <w:instrText xml:space="preserve"> PAGEREF _Toc506459173 \h </w:instrText>
       </w:r>
       <w:r>
         <w:rPr>
           <w:noProof/>
-          <w:sz w:val="18"/>
-          <w:szCs w:val="18"/>
-        </w:rPr>
-      </w:r>
-      <w:r>
-        <w:rPr>
-          <w:noProof/>
-          <w:sz w:val="18"/>
-          <w:szCs w:val="18"/>
+          <w:sz w:val="16"/>
+          <w:szCs w:val="16"/>
+        </w:rPr>
+      </w:r>
+      <w:r>
+        <w:rPr>
+          <w:noProof/>
+          <w:sz w:val="16"/>
+          <w:szCs w:val="16"/>
         </w:rPr>
         <w:fldChar w:fldCharType="separate"/>
       </w:r>
       <w:r>
         <w:rPr>
           <w:noProof/>
-          <w:sz w:val="18"/>
-          <w:szCs w:val="18"/>
+          <w:sz w:val="16"/>
+          <w:szCs w:val="16"/>
         </w:rPr>
         <w:t>4</w:t>
       </w:r>
       <w:r>
         <w:rPr>
           <w:noProof/>
-          <w:sz w:val="18"/>
-          <w:szCs w:val="18"/>
+          <w:sz w:val="16"/>
+          <w:szCs w:val="16"/>
         </w:rPr>
         <w:fldChar w:fldCharType="end"/>
       </w:r>
@@ -4218,70 +4224,70 @@
         <w:rPr>
           <w:smallCaps w:val="0"/>
           <w:noProof/>
-          <w:sz w:val="18"/>
-          <w:szCs w:val="18"/>
-        </w:rPr>
-      </w:pPr>
-      <w:r>
-        <w:rPr>
-          <w:noProof/>
-          <w:sz w:val="18"/>
-          <w:szCs w:val="18"/>
+          <w:sz w:val="16"/>
+          <w:szCs w:val="16"/>
+        </w:rPr>
+      </w:pPr>
+      <w:r>
+        <w:rPr>
+          <w:noProof/>
+          <w:sz w:val="16"/>
+          <w:szCs w:val="16"/>
         </w:rPr>
         <w:t>3.9 Other Requirements</w:t>
       </w:r>
       <w:r>
         <w:rPr>
           <w:noProof/>
-          <w:sz w:val="18"/>
-          <w:szCs w:val="18"/>
+          <w:sz w:val="16"/>
+          <w:szCs w:val="16"/>
         </w:rPr>
         <w:tab/>
       </w:r>
       <w:r>
         <w:rPr>
           <w:noProof/>
-          <w:sz w:val="18"/>
-          <w:szCs w:val="18"/>
+          <w:sz w:val="16"/>
+          <w:szCs w:val="16"/>
         </w:rPr>
         <w:fldChar w:fldCharType="begin"/>
       </w:r>
       <w:r>
         <w:rPr>
           <w:noProof/>
-          <w:sz w:val="18"/>
-          <w:szCs w:val="18"/>
+          <w:sz w:val="16"/>
+          <w:szCs w:val="16"/>
         </w:rPr>
         <w:instrText xml:space="preserve"> PAGEREF _Toc506459174 \h </w:instrText>
       </w:r>
       <w:r>
         <w:rPr>
           <w:noProof/>
-          <w:sz w:val="18"/>
-          <w:szCs w:val="18"/>
-        </w:rPr>
-      </w:r>
-      <w:r>
-        <w:rPr>
-          <w:noProof/>
-          <w:sz w:val="18"/>
-          <w:szCs w:val="18"/>
+          <w:sz w:val="16"/>
+          <w:szCs w:val="16"/>
+        </w:rPr>
+      </w:r>
+      <w:r>
+        <w:rPr>
+          <w:noProof/>
+          <w:sz w:val="16"/>
+          <w:szCs w:val="16"/>
         </w:rPr>
         <w:fldChar w:fldCharType="separate"/>
       </w:r>
       <w:r>
         <w:rPr>
           <w:noProof/>
-          <w:sz w:val="18"/>
-          <w:szCs w:val="18"/>
+          <w:sz w:val="16"/>
+          <w:szCs w:val="16"/>
         </w:rPr>
         <w:t>4</w:t>
       </w:r>
       <w:r>
         <w:rPr>
           <w:noProof/>
-          <w:sz w:val="18"/>
-          <w:szCs w:val="18"/>
+          <w:sz w:val="16"/>
+          <w:szCs w:val="16"/>
         </w:rPr>
         <w:fldChar w:fldCharType="end"/>
       </w:r>
@@ -4296,70 +4302,70 @@
           <w:b w:val="0"/>
           <w:caps w:val="0"/>
           <w:noProof/>
-          <w:sz w:val="18"/>
-          <w:szCs w:val="18"/>
-        </w:rPr>
-      </w:pPr>
-      <w:r>
-        <w:rPr>
-          <w:noProof/>
-          <w:sz w:val="18"/>
-          <w:szCs w:val="18"/>
+          <w:sz w:val="16"/>
+          <w:szCs w:val="16"/>
+        </w:rPr>
+      </w:pPr>
+      <w:r>
+        <w:rPr>
+          <w:noProof/>
+          <w:sz w:val="16"/>
+          <w:szCs w:val="16"/>
         </w:rPr>
         <w:t>4. Analysis Models</w:t>
       </w:r>
       <w:r>
         <w:rPr>
           <w:noProof/>
-          <w:sz w:val="18"/>
-          <w:szCs w:val="18"/>
+          <w:sz w:val="16"/>
+          <w:szCs w:val="16"/>
         </w:rPr>
         <w:tab/>
       </w:r>
       <w:r>
         <w:rPr>
           <w:noProof/>
-          <w:sz w:val="18"/>
-          <w:szCs w:val="18"/>
+          <w:sz w:val="16"/>
+          <w:szCs w:val="16"/>
         </w:rPr>
         <w:fldChar w:fldCharType="begin"/>
       </w:r>
       <w:r>
         <w:rPr>
           <w:noProof/>
-          <w:sz w:val="18"/>
-          <w:szCs w:val="18"/>
+          <w:sz w:val="16"/>
+          <w:szCs w:val="16"/>
         </w:rPr>
         <w:instrText xml:space="preserve"> PAGEREF _Toc506459175 \h </w:instrText>
       </w:r>
       <w:r>
         <w:rPr>
           <w:noProof/>
-          <w:sz w:val="18"/>
-          <w:szCs w:val="18"/>
-        </w:rPr>
-      </w:r>
-      <w:r>
-        <w:rPr>
-          <w:noProof/>
-          <w:sz w:val="18"/>
-          <w:szCs w:val="18"/>
+          <w:sz w:val="16"/>
+          <w:szCs w:val="16"/>
+        </w:rPr>
+      </w:r>
+      <w:r>
+        <w:rPr>
+          <w:noProof/>
+          <w:sz w:val="16"/>
+          <w:szCs w:val="16"/>
         </w:rPr>
         <w:fldChar w:fldCharType="separate"/>
       </w:r>
       <w:r>
         <w:rPr>
           <w:noProof/>
-          <w:sz w:val="18"/>
-          <w:szCs w:val="18"/>
+          <w:sz w:val="16"/>
+          <w:szCs w:val="16"/>
         </w:rPr>
         <w:t>4</w:t>
       </w:r>
       <w:r>
         <w:rPr>
           <w:noProof/>
-          <w:sz w:val="18"/>
-          <w:szCs w:val="18"/>
+          <w:sz w:val="16"/>
+          <w:szCs w:val="16"/>
         </w:rPr>
         <w:fldChar w:fldCharType="end"/>
       </w:r>
@@ -4373,70 +4379,70 @@
         <w:rPr>
           <w:smallCaps w:val="0"/>
           <w:noProof/>
-          <w:sz w:val="18"/>
-          <w:szCs w:val="18"/>
-        </w:rPr>
-      </w:pPr>
-      <w:r>
-        <w:rPr>
-          <w:noProof/>
-          <w:sz w:val="18"/>
-          <w:szCs w:val="18"/>
+          <w:sz w:val="16"/>
+          <w:szCs w:val="16"/>
+        </w:rPr>
+      </w:pPr>
+      <w:r>
+        <w:rPr>
+          <w:noProof/>
+          <w:sz w:val="16"/>
+          <w:szCs w:val="16"/>
         </w:rPr>
         <w:t>4.1 Sequence Diagrams</w:t>
       </w:r>
       <w:r>
         <w:rPr>
           <w:noProof/>
-          <w:sz w:val="18"/>
-          <w:szCs w:val="18"/>
+          <w:sz w:val="16"/>
+          <w:szCs w:val="16"/>
         </w:rPr>
         <w:tab/>
       </w:r>
       <w:r>
         <w:rPr>
           <w:noProof/>
-          <w:sz w:val="18"/>
-          <w:szCs w:val="18"/>
+          <w:sz w:val="16"/>
+          <w:szCs w:val="16"/>
         </w:rPr>
         <w:fldChar w:fldCharType="begin"/>
       </w:r>
       <w:r>
         <w:rPr>
           <w:noProof/>
-          <w:sz w:val="18"/>
-          <w:szCs w:val="18"/>
+          <w:sz w:val="16"/>
+          <w:szCs w:val="16"/>
         </w:rPr>
         <w:instrText xml:space="preserve"> PAGEREF _Toc506459176 \h </w:instrText>
       </w:r>
       <w:r>
         <w:rPr>
           <w:noProof/>
-          <w:sz w:val="18"/>
-          <w:szCs w:val="18"/>
-        </w:rPr>
-      </w:r>
-      <w:r>
-        <w:rPr>
-          <w:noProof/>
-          <w:sz w:val="18"/>
-          <w:szCs w:val="18"/>
+          <w:sz w:val="16"/>
+          <w:szCs w:val="16"/>
+        </w:rPr>
+      </w:r>
+      <w:r>
+        <w:rPr>
+          <w:noProof/>
+          <w:sz w:val="16"/>
+          <w:szCs w:val="16"/>
         </w:rPr>
         <w:fldChar w:fldCharType="separate"/>
       </w:r>
       <w:r>
         <w:rPr>
           <w:noProof/>
-          <w:sz w:val="18"/>
-          <w:szCs w:val="18"/>
+          <w:sz w:val="16"/>
+          <w:szCs w:val="16"/>
         </w:rPr>
         <w:t>5</w:t>
       </w:r>
       <w:r>
         <w:rPr>
           <w:noProof/>
-          <w:sz w:val="18"/>
-          <w:szCs w:val="18"/>
+          <w:sz w:val="16"/>
+          <w:szCs w:val="16"/>
         </w:rPr>
         <w:fldChar w:fldCharType="end"/>
       </w:r>
@@ -4450,70 +4456,70 @@
         <w:rPr>
           <w:smallCaps w:val="0"/>
           <w:noProof/>
-          <w:sz w:val="18"/>
-          <w:szCs w:val="18"/>
-        </w:rPr>
-      </w:pPr>
-      <w:r>
-        <w:rPr>
-          <w:noProof/>
-          <w:sz w:val="18"/>
-          <w:szCs w:val="18"/>
+          <w:sz w:val="16"/>
+          <w:szCs w:val="16"/>
+        </w:rPr>
+      </w:pPr>
+      <w:r>
+        <w:rPr>
+          <w:noProof/>
+          <w:sz w:val="16"/>
+          <w:szCs w:val="16"/>
         </w:rPr>
         <w:t>4.3 Data Flow Diagrams (DFD)</w:t>
       </w:r>
       <w:r>
         <w:rPr>
           <w:noProof/>
-          <w:sz w:val="18"/>
-          <w:szCs w:val="18"/>
+          <w:sz w:val="16"/>
+          <w:szCs w:val="16"/>
         </w:rPr>
         <w:tab/>
       </w:r>
       <w:r>
         <w:rPr>
           <w:noProof/>
-          <w:sz w:val="18"/>
-          <w:szCs w:val="18"/>
+          <w:sz w:val="16"/>
+          <w:szCs w:val="16"/>
         </w:rPr>
         <w:fldChar w:fldCharType="begin"/>
       </w:r>
       <w:r>
         <w:rPr>
           <w:noProof/>
-          <w:sz w:val="18"/>
-          <w:szCs w:val="18"/>
+          <w:sz w:val="16"/>
+          <w:szCs w:val="16"/>
         </w:rPr>
         <w:instrText xml:space="preserve"> PAGEREF _Toc506459177 \h </w:instrText>
       </w:r>
       <w:r>
         <w:rPr>
           <w:noProof/>
-          <w:sz w:val="18"/>
-          <w:szCs w:val="18"/>
-        </w:rPr>
-      </w:r>
-      <w:r>
-        <w:rPr>
-          <w:noProof/>
-          <w:sz w:val="18"/>
-          <w:szCs w:val="18"/>
+          <w:sz w:val="16"/>
+          <w:szCs w:val="16"/>
+        </w:rPr>
+      </w:r>
+      <w:r>
+        <w:rPr>
+          <w:noProof/>
+          <w:sz w:val="16"/>
+          <w:szCs w:val="16"/>
         </w:rPr>
         <w:fldChar w:fldCharType="separate"/>
       </w:r>
       <w:r>
         <w:rPr>
           <w:noProof/>
-          <w:sz w:val="18"/>
-          <w:szCs w:val="18"/>
+          <w:sz w:val="16"/>
+          <w:szCs w:val="16"/>
         </w:rPr>
         <w:t>5</w:t>
       </w:r>
       <w:r>
         <w:rPr>
           <w:noProof/>
-          <w:sz w:val="18"/>
-          <w:szCs w:val="18"/>
+          <w:sz w:val="16"/>
+          <w:szCs w:val="16"/>
         </w:rPr>
         <w:fldChar w:fldCharType="end"/>
       </w:r>
@@ -4527,70 +4533,70 @@
         <w:rPr>
           <w:smallCaps w:val="0"/>
           <w:noProof/>
-          <w:sz w:val="18"/>
-          <w:szCs w:val="18"/>
-        </w:rPr>
-      </w:pPr>
-      <w:r>
-        <w:rPr>
-          <w:noProof/>
-          <w:sz w:val="18"/>
-          <w:szCs w:val="18"/>
+          <w:sz w:val="16"/>
+          <w:szCs w:val="16"/>
+        </w:rPr>
+      </w:pPr>
+      <w:r>
+        <w:rPr>
+          <w:noProof/>
+          <w:sz w:val="16"/>
+          <w:szCs w:val="16"/>
         </w:rPr>
         <w:t>4.2 State-Transition Diagrams (STD)</w:t>
       </w:r>
       <w:r>
         <w:rPr>
           <w:noProof/>
-          <w:sz w:val="18"/>
-          <w:szCs w:val="18"/>
+          <w:sz w:val="16"/>
+          <w:szCs w:val="16"/>
         </w:rPr>
         <w:tab/>
       </w:r>
       <w:r>
         <w:rPr>
           <w:noProof/>
-          <w:sz w:val="18"/>
-          <w:szCs w:val="18"/>
+          <w:sz w:val="16"/>
+          <w:szCs w:val="16"/>
         </w:rPr>
         <w:fldChar w:fldCharType="begin"/>
       </w:r>
       <w:r>
         <w:rPr>
           <w:noProof/>
-          <w:sz w:val="18"/>
-          <w:szCs w:val="18"/>
+          <w:sz w:val="16"/>
+          <w:szCs w:val="16"/>
         </w:rPr>
         <w:instrText xml:space="preserve"> PAGEREF _Toc506459178 \h </w:instrText>
       </w:r>
       <w:r>
         <w:rPr>
           <w:noProof/>
-          <w:sz w:val="18"/>
-          <w:szCs w:val="18"/>
-        </w:rPr>
-      </w:r>
-      <w:r>
-        <w:rPr>
-          <w:noProof/>
-          <w:sz w:val="18"/>
-          <w:szCs w:val="18"/>
+          <w:sz w:val="16"/>
+          <w:szCs w:val="16"/>
+        </w:rPr>
+      </w:r>
+      <w:r>
+        <w:rPr>
+          <w:noProof/>
+          <w:sz w:val="16"/>
+          <w:szCs w:val="16"/>
         </w:rPr>
         <w:fldChar w:fldCharType="separate"/>
       </w:r>
       <w:r>
         <w:rPr>
           <w:noProof/>
-          <w:sz w:val="18"/>
-          <w:szCs w:val="18"/>
+          <w:sz w:val="16"/>
+          <w:szCs w:val="16"/>
         </w:rPr>
         <w:t>5</w:t>
       </w:r>
       <w:r>
         <w:rPr>
           <w:noProof/>
-          <w:sz w:val="18"/>
-          <w:szCs w:val="18"/>
+          <w:sz w:val="16"/>
+          <w:szCs w:val="16"/>
         </w:rPr>
         <w:fldChar w:fldCharType="end"/>
       </w:r>
@@ -4603,70 +4609,70 @@
         </w:tabs>
         <w:rPr>
           <w:noProof/>
-          <w:sz w:val="18"/>
-          <w:szCs w:val="18"/>
-        </w:rPr>
-      </w:pPr>
-      <w:r>
-        <w:rPr>
-          <w:noProof/>
-          <w:sz w:val="18"/>
-          <w:szCs w:val="18"/>
+          <w:sz w:val="16"/>
+          <w:szCs w:val="16"/>
+        </w:rPr>
+      </w:pPr>
+      <w:r>
+        <w:rPr>
+          <w:noProof/>
+          <w:sz w:val="16"/>
+          <w:szCs w:val="16"/>
         </w:rPr>
         <w:t>5. Change Management Process</w:t>
       </w:r>
       <w:r>
         <w:rPr>
           <w:noProof/>
-          <w:sz w:val="18"/>
-          <w:szCs w:val="18"/>
+          <w:sz w:val="16"/>
+          <w:szCs w:val="16"/>
         </w:rPr>
         <w:tab/>
       </w:r>
       <w:r>
         <w:rPr>
           <w:noProof/>
-          <w:sz w:val="18"/>
-          <w:szCs w:val="18"/>
+          <w:sz w:val="16"/>
+          <w:szCs w:val="16"/>
         </w:rPr>
         <w:fldChar w:fldCharType="begin"/>
       </w:r>
       <w:r>
         <w:rPr>
           <w:noProof/>
-          <w:sz w:val="18"/>
-          <w:szCs w:val="18"/>
+          <w:sz w:val="16"/>
+          <w:szCs w:val="16"/>
         </w:rPr>
         <w:instrText xml:space="preserve"> PAGEREF _Toc506459179 \h </w:instrText>
       </w:r>
       <w:r>
         <w:rPr>
           <w:noProof/>
-          <w:sz w:val="18"/>
-          <w:szCs w:val="18"/>
-        </w:rPr>
-      </w:r>
-      <w:r>
-        <w:rPr>
-          <w:noProof/>
-          <w:sz w:val="18"/>
-          <w:szCs w:val="18"/>
+          <w:sz w:val="16"/>
+          <w:szCs w:val="16"/>
+        </w:rPr>
+      </w:r>
+      <w:r>
+        <w:rPr>
+          <w:noProof/>
+          <w:sz w:val="16"/>
+          <w:szCs w:val="16"/>
         </w:rPr>
         <w:fldChar w:fldCharType="separate"/>
       </w:r>
       <w:r>
         <w:rPr>
           <w:noProof/>
-          <w:sz w:val="18"/>
-          <w:szCs w:val="18"/>
+          <w:sz w:val="16"/>
+          <w:szCs w:val="16"/>
         </w:rPr>
         <w:t>5</w:t>
       </w:r>
       <w:r>
         <w:rPr>
           <w:noProof/>
-          <w:sz w:val="18"/>
-          <w:szCs w:val="18"/>
+          <w:sz w:val="16"/>
+          <w:szCs w:val="16"/>
         </w:rPr>
         <w:fldChar w:fldCharType="end"/>
       </w:r>
@@ -4676,16 +4682,16 @@
         <w:rPr>
           <w:b/>
           <w:bCs/>
-          <w:sz w:val="18"/>
-          <w:szCs w:val="18"/>
+          <w:sz w:val="16"/>
+          <w:szCs w:val="16"/>
         </w:rPr>
       </w:pPr>
       <w:r>
         <w:rPr>
           <w:b/>
           <w:bCs/>
-          <w:sz w:val="18"/>
-          <w:szCs w:val="18"/>
+          <w:sz w:val="16"/>
+          <w:szCs w:val="16"/>
         </w:rPr>
         <w:t>6. SOFTWARE DESIGN ...............................................................................................................................................................</w:t>
       </w:r>
@@ -4693,8 +4699,8 @@
         <w:rPr>
           <w:b/>
           <w:bCs/>
-          <w:sz w:val="18"/>
-          <w:szCs w:val="18"/>
+          <w:sz w:val="16"/>
+          <w:szCs w:val="16"/>
         </w:rPr>
         <w:t>10</w:t>
       </w:r>
@@ -4702,21 +4708,21 @@
     <w:p>
       <w:pPr>
         <w:rPr>
-          <w:sz w:val="18"/>
-          <w:szCs w:val="18"/>
-        </w:rPr>
-      </w:pPr>
-      <w:r>
-        <w:rPr>
-          <w:sz w:val="18"/>
-          <w:szCs w:val="18"/>
+          <w:sz w:val="16"/>
+          <w:szCs w:val="16"/>
+        </w:rPr>
+      </w:pPr>
+      <w:r>
+        <w:rPr>
+          <w:sz w:val="16"/>
+          <w:szCs w:val="16"/>
         </w:rPr>
         <w:t>6.1 SYSTEM DESCRIPTION .......................................................................................................................................................</w:t>
       </w:r>
       <w:r>
         <w:rPr>
-          <w:sz w:val="18"/>
-          <w:szCs w:val="18"/>
+          <w:sz w:val="16"/>
+          <w:szCs w:val="16"/>
         </w:rPr>
         <w:t>11</w:t>
       </w:r>
@@ -4724,21 +4730,21 @@
     <w:p>
       <w:pPr>
         <w:rPr>
-          <w:sz w:val="18"/>
-          <w:szCs w:val="18"/>
-        </w:rPr>
-      </w:pPr>
-      <w:r>
-        <w:rPr>
-          <w:sz w:val="18"/>
-          <w:szCs w:val="18"/>
+          <w:sz w:val="16"/>
+          <w:szCs w:val="16"/>
+        </w:rPr>
+      </w:pPr>
+      <w:r>
+        <w:rPr>
+          <w:sz w:val="16"/>
+          <w:szCs w:val="16"/>
         </w:rPr>
         <w:t>6.2 SOFTWARE ARCHITECTURE OVERVIEW ...................................................................................................................</w:t>
       </w:r>
       <w:r>
         <w:rPr>
-          <w:sz w:val="18"/>
-          <w:szCs w:val="18"/>
+          <w:sz w:val="16"/>
+          <w:szCs w:val="16"/>
         </w:rPr>
         <w:t>12</w:t>
       </w:r>
@@ -4746,21 +4752,21 @@
     <w:p>
       <w:pPr>
         <w:rPr>
-          <w:sz w:val="18"/>
-          <w:szCs w:val="18"/>
-        </w:rPr>
-      </w:pPr>
-      <w:r>
-        <w:rPr>
-          <w:sz w:val="18"/>
-          <w:szCs w:val="18"/>
+          <w:sz w:val="16"/>
+          <w:szCs w:val="16"/>
+        </w:rPr>
+      </w:pPr>
+      <w:r>
+        <w:rPr>
+          <w:sz w:val="16"/>
+          <w:szCs w:val="16"/>
         </w:rPr>
         <w:t xml:space="preserve"> 6.3 UML CLASS DIAGRAM ............................................................................................................................................... </w:t>
       </w:r>
       <w:r>
         <w:rPr>
-          <w:sz w:val="18"/>
-          <w:szCs w:val="18"/>
+          <w:sz w:val="16"/>
+          <w:szCs w:val="16"/>
         </w:rPr>
         <w:t>12</w:t>
       </w:r>
@@ -4768,24 +4774,135 @@
     <w:p>
       <w:pPr>
         <w:rPr>
-          <w:sz w:val="18"/>
-          <w:szCs w:val="18"/>
-        </w:rPr>
-      </w:pPr>
-      <w:r>
-        <w:rPr>
-          <w:sz w:val="18"/>
-          <w:szCs w:val="18"/>
+          <w:sz w:val="16"/>
+          <w:szCs w:val="16"/>
+        </w:rPr>
+      </w:pPr>
+      <w:r>
+        <w:rPr>
+          <w:sz w:val="16"/>
+          <w:szCs w:val="16"/>
         </w:rPr>
         <w:t>6.4 DEVELOPMENT PLAN AND TIMELINE .....................................................................................................................</w:t>
       </w:r>
       <w:r>
         <w:rPr>
-          <w:sz w:val="18"/>
-          <w:szCs w:val="18"/>
+          <w:sz w:val="16"/>
+          <w:szCs w:val="16"/>
         </w:rPr>
         <w:t>13</w:t>
       </w:r>
+    </w:p>
+    <w:p>
+      <w:pPr>
+        <w:rPr>
+          <w:b/>
+          <w:bCs/>
+          <w:sz w:val="16"/>
+          <w:szCs w:val="16"/>
+        </w:rPr>
+      </w:pPr>
+      <w:r>
+        <w:rPr>
+          <w:b/>
+          <w:bCs/>
+          <w:sz w:val="16"/>
+          <w:szCs w:val="16"/>
+        </w:rPr>
+        <w:t>7</w:t>
+      </w:r>
+      <w:r>
+        <w:rPr>
+          <w:b/>
+          <w:bCs/>
+          <w:sz w:val="16"/>
+          <w:szCs w:val="16"/>
+        </w:rPr>
+        <w:t>. TEST PLAN...............................................................................................................................................................</w:t>
+      </w:r>
+      <w:r>
+        <w:rPr>
+          <w:b/>
+          <w:bCs/>
+          <w:sz w:val="16"/>
+          <w:szCs w:val="16"/>
+        </w:rPr>
+        <w:t>14</w:t>
+      </w:r>
+    </w:p>
+    <w:p>
+      <w:pPr>
+        <w:rPr>
+          <w:sz w:val="16"/>
+          <w:szCs w:val="16"/>
+        </w:rPr>
+      </w:pPr>
+      <w:r>
+        <w:rPr>
+          <w:sz w:val="16"/>
+          <w:szCs w:val="16"/>
+        </w:rPr>
+        <w:t>7.1 UPDATED DESIGN SPECIFICATION .......................................................................................................................................................</w:t>
+      </w:r>
+      <w:r>
+        <w:rPr>
+          <w:sz w:val="16"/>
+          <w:szCs w:val="16"/>
+        </w:rPr>
+        <w:t>15</w:t>
+      </w:r>
+    </w:p>
+    <w:p>
+      <w:pPr>
+        <w:rPr>
+          <w:sz w:val="16"/>
+          <w:szCs w:val="16"/>
+        </w:rPr>
+      </w:pPr>
+      <w:r>
+        <w:rPr>
+          <w:sz w:val="16"/>
+          <w:szCs w:val="16"/>
+        </w:rPr>
+        <w:t>7.2 TESTING STRATEGY AND TARGET FEATURES ...................................................................................................................</w:t>
+      </w:r>
+      <w:r>
+        <w:rPr>
+          <w:sz w:val="16"/>
+          <w:szCs w:val="16"/>
+        </w:rPr>
+        <w:t>................15</w:t>
+      </w:r>
+    </w:p>
+    <w:p>
+      <w:pPr>
+        <w:rPr>
+          <w:sz w:val="16"/>
+          <w:szCs w:val="16"/>
+        </w:rPr>
+      </w:pPr>
+      <w:r>
+        <w:rPr>
+          <w:sz w:val="16"/>
+          <w:szCs w:val="16"/>
+        </w:rPr>
+        <w:t xml:space="preserve"> 7.3 TEST CASE SAMPLES............................................................................................................................................... </w:t>
+      </w:r>
+      <w:r>
+        <w:rPr>
+          <w:sz w:val="16"/>
+          <w:szCs w:val="16"/>
+        </w:rPr>
+        <w:t>……………………..16</w:t>
+      </w:r>
+    </w:p>
+    <w:p>
+      <w:pPr>
+        <w:rPr>
+          <w:sz w:val="16"/>
+          <w:szCs w:val="16"/>
+        </w:rPr>
+      </w:pPr>
     </w:p>
     <w:p>
       <w:pPr>
@@ -4797,72 +4914,33 @@
           <w:b w:val="0"/>
           <w:caps w:val="0"/>
           <w:noProof/>
-          <w:sz w:val="18"/>
-          <w:szCs w:val="18"/>
-        </w:rPr>
-      </w:pPr>
-      <w:r>
-        <w:rPr>
-          <w:noProof/>
-          <w:sz w:val="18"/>
-          <w:szCs w:val="18"/>
+          <w:sz w:val="16"/>
+          <w:szCs w:val="16"/>
+        </w:rPr>
+      </w:pPr>
+      <w:r>
+        <w:rPr>
+          <w:noProof/>
+          <w:sz w:val="16"/>
+          <w:szCs w:val="16"/>
         </w:rPr>
         <w:t>A. Appendices</w:t>
       </w:r>
       <w:r>
         <w:rPr>
           <w:noProof/>
-          <w:sz w:val="18"/>
-          <w:szCs w:val="18"/>
+          <w:sz w:val="16"/>
+          <w:szCs w:val="16"/>
         </w:rPr>
         <w:tab/>
       </w:r>
       <w:r>
         <w:rPr>
           <w:noProof/>
-          <w:sz w:val="18"/>
-          <w:szCs w:val="18"/>
-        </w:rPr>
-        <w:fldChar w:fldCharType="begin"/>
-      </w:r>
-      <w:r>
-        <w:rPr>
-          <w:noProof/>
-          <w:sz w:val="18"/>
-          <w:szCs w:val="18"/>
-        </w:rPr>
-        <w:instrText xml:space="preserve"> PAGEREF _Toc506459180 \h </w:instrText>
-      </w:r>
-      <w:r>
-        <w:rPr>
-          <w:noProof/>
-          <w:sz w:val="18"/>
-          <w:szCs w:val="18"/>
-        </w:rPr>
-      </w:r>
-      <w:r>
-        <w:rPr>
-          <w:noProof/>
-          <w:sz w:val="18"/>
-          <w:szCs w:val="18"/>
-        </w:rPr>
-        <w:fldChar w:fldCharType="separate"/>
-      </w:r>
-      <w:r>
-        <w:rPr>
-          <w:noProof/>
-          <w:sz w:val="18"/>
-          <w:szCs w:val="18"/>
-        </w:rPr>
-        <w:t>5</w:t>
-      </w:r>
-      <w:r>
-        <w:rPr>
-          <w:noProof/>
-          <w:sz w:val="18"/>
-          <w:szCs w:val="18"/>
-        </w:rPr>
-        <w:fldChar w:fldCharType="end"/>
+          <w:sz w:val="16"/>
+          <w:szCs w:val="16"/>
+        </w:rPr>
+        <w:t>17</w:t>
       </w:r>
     </w:p>
     <w:p>
@@ -4874,72 +4952,33 @@
         <w:rPr>
           <w:smallCaps w:val="0"/>
           <w:noProof/>
-          <w:sz w:val="18"/>
-          <w:szCs w:val="18"/>
-        </w:rPr>
-      </w:pPr>
-      <w:r>
-        <w:rPr>
-          <w:noProof/>
-          <w:sz w:val="18"/>
-          <w:szCs w:val="18"/>
+          <w:sz w:val="16"/>
+          <w:szCs w:val="16"/>
+        </w:rPr>
+      </w:pPr>
+      <w:r>
+        <w:rPr>
+          <w:noProof/>
+          <w:sz w:val="16"/>
+          <w:szCs w:val="16"/>
         </w:rPr>
         <w:t>A.1 Appendix 1</w:t>
       </w:r>
       <w:r>
         <w:rPr>
           <w:noProof/>
-          <w:sz w:val="18"/>
-          <w:szCs w:val="18"/>
+          <w:sz w:val="16"/>
+          <w:szCs w:val="16"/>
         </w:rPr>
         <w:tab/>
       </w:r>
       <w:r>
         <w:rPr>
           <w:noProof/>
-          <w:sz w:val="18"/>
-          <w:szCs w:val="18"/>
-        </w:rPr>
-        <w:fldChar w:fldCharType="begin"/>
-      </w:r>
-      <w:r>
-        <w:rPr>
-          <w:noProof/>
-          <w:sz w:val="18"/>
-          <w:szCs w:val="18"/>
-        </w:rPr>
-        <w:instrText xml:space="preserve"> PAGEREF _Toc506459181 \h </w:instrText>
-      </w:r>
-      <w:r>
-        <w:rPr>
-          <w:noProof/>
-          <w:sz w:val="18"/>
-          <w:szCs w:val="18"/>
-        </w:rPr>
-      </w:r>
-      <w:r>
-        <w:rPr>
-          <w:noProof/>
-          <w:sz w:val="18"/>
-          <w:szCs w:val="18"/>
-        </w:rPr>
-        <w:fldChar w:fldCharType="separate"/>
-      </w:r>
-      <w:r>
-        <w:rPr>
-          <w:noProof/>
-          <w:sz w:val="18"/>
-          <w:szCs w:val="18"/>
-        </w:rPr>
-        <w:t>5</w:t>
-      </w:r>
-      <w:r>
-        <w:rPr>
-          <w:noProof/>
-          <w:sz w:val="18"/>
-          <w:szCs w:val="18"/>
-        </w:rPr>
-        <w:fldChar w:fldCharType="end"/>
+          <w:sz w:val="16"/>
+          <w:szCs w:val="16"/>
+        </w:rPr>
+        <w:t>17</w:t>
       </w:r>
     </w:p>
     <w:p>
@@ -4951,79 +4990,40 @@
         <w:rPr>
           <w:smallCaps w:val="0"/>
           <w:noProof/>
-          <w:sz w:val="18"/>
-          <w:szCs w:val="18"/>
-        </w:rPr>
-      </w:pPr>
-      <w:r>
-        <w:rPr>
-          <w:noProof/>
-          <w:sz w:val="18"/>
-          <w:szCs w:val="18"/>
+          <w:sz w:val="16"/>
+          <w:szCs w:val="16"/>
+        </w:rPr>
+      </w:pPr>
+      <w:r>
+        <w:rPr>
+          <w:noProof/>
+          <w:sz w:val="16"/>
+          <w:szCs w:val="16"/>
         </w:rPr>
         <w:t>A.2 Appendix 2</w:t>
       </w:r>
       <w:r>
         <w:rPr>
           <w:noProof/>
-          <w:sz w:val="18"/>
-          <w:szCs w:val="18"/>
+          <w:sz w:val="16"/>
+          <w:szCs w:val="16"/>
         </w:rPr>
         <w:tab/>
       </w:r>
       <w:r>
         <w:rPr>
           <w:noProof/>
-          <w:sz w:val="18"/>
-          <w:szCs w:val="18"/>
-        </w:rPr>
-        <w:fldChar w:fldCharType="begin"/>
-      </w:r>
-      <w:r>
-        <w:rPr>
-          <w:noProof/>
-          <w:sz w:val="18"/>
-          <w:szCs w:val="18"/>
-        </w:rPr>
-        <w:instrText xml:space="preserve"> PAGEREF _Toc506459182 \h </w:instrText>
-      </w:r>
-      <w:r>
-        <w:rPr>
-          <w:noProof/>
-          <w:sz w:val="18"/>
-          <w:szCs w:val="18"/>
-        </w:rPr>
-      </w:r>
-      <w:r>
-        <w:rPr>
-          <w:noProof/>
-          <w:sz w:val="18"/>
-          <w:szCs w:val="18"/>
-        </w:rPr>
-        <w:fldChar w:fldCharType="separate"/>
-      </w:r>
-      <w:r>
-        <w:rPr>
-          <w:noProof/>
-          <w:sz w:val="18"/>
-          <w:szCs w:val="18"/>
-        </w:rPr>
-        <w:t>5</w:t>
-      </w:r>
-      <w:r>
-        <w:rPr>
-          <w:noProof/>
-          <w:sz w:val="18"/>
-          <w:szCs w:val="18"/>
-        </w:rPr>
-        <w:fldChar w:fldCharType="end"/>
-      </w:r>
-    </w:p>
-    <w:p>
-      <w:pPr>
-        <w:rPr>
-          <w:sz w:val="18"/>
-          <w:szCs w:val="18"/>
+          <w:sz w:val="16"/>
+          <w:szCs w:val="16"/>
+        </w:rPr>
+        <w:t>17</w:t>
+      </w:r>
+    </w:p>
+    <w:p>
+      <w:pPr>
+        <w:rPr>
+          <w:sz w:val="16"/>
+          <w:szCs w:val="16"/>
         </w:rPr>
         <w:sectPr>
           <w:headerReference w:type="default" r:id="rId7"/>
@@ -5037,8 +5037,8 @@
       </w:pPr>
       <w:r>
         <w:rPr>
-          <w:sz w:val="18"/>
-          <w:szCs w:val="18"/>
+          <w:sz w:val="16"/>
+          <w:szCs w:val="16"/>
         </w:rPr>
         <w:fldChar w:fldCharType="end"/>
       </w:r>
@@ -6674,42 +6674,69 @@
           <w:szCs w:val="24"/>
         </w:rPr>
       </w:pPr>
+      <w:proofErr w:type="spellStart"/>
       <w:r>
         <w:rPr>
           <w:bCs/>
           <w:szCs w:val="24"/>
         </w:rPr>
-        <w:t>customerID (String)</w:t>
-      </w:r>
-    </w:p>
-    <w:p>
-      <w:pPr>
+        <w:t>customerID</w:t>
+      </w:r>
+      <w:proofErr w:type="spellEnd"/>
+      <w:r>
         <w:rPr>
           <w:bCs/>
           <w:szCs w:val="24"/>
         </w:rPr>
-      </w:pPr>
-      <w:r>
+        <w:t xml:space="preserve"> (String)</w:t>
+      </w:r>
+    </w:p>
+    <w:p>
+      <w:pPr>
         <w:rPr>
           <w:bCs/>
           <w:szCs w:val="24"/>
         </w:rPr>
-        <w:t>emailAddress (String)</w:t>
-      </w:r>
-    </w:p>
-    <w:p>
-      <w:pPr>
+      </w:pPr>
+      <w:proofErr w:type="spellStart"/>
+      <w:r>
         <w:rPr>
           <w:bCs/>
           <w:szCs w:val="24"/>
         </w:rPr>
-      </w:pPr>
+        <w:t>emailAddress</w:t>
+      </w:r>
+      <w:proofErr w:type="spellEnd"/>
       <w:r>
         <w:rPr>
           <w:bCs/>
           <w:szCs w:val="24"/>
         </w:rPr>
-        <w:t>loyaltyStatus (Boolean)</w:t>
+        <w:t xml:space="preserve"> (String)</w:t>
+      </w:r>
+    </w:p>
+    <w:p>
+      <w:pPr>
+        <w:rPr>
+          <w:bCs/>
+          <w:szCs w:val="24"/>
+        </w:rPr>
+      </w:pPr>
+      <w:proofErr w:type="spellStart"/>
+      <w:r>
+        <w:rPr>
+          <w:bCs/>
+          <w:szCs w:val="24"/>
+        </w:rPr>
+        <w:t>loyaltyStatus</w:t>
+      </w:r>
+      <w:proofErr w:type="spellEnd"/>
+      <w:r>
+        <w:rPr>
+          <w:bCs/>
+          <w:szCs w:val="24"/>
+        </w:rPr>
+        <w:t xml:space="preserve"> (Boolean)</w:t>
       </w:r>
     </w:p>
     <w:p>
@@ -6736,27 +6763,45 @@
           <w:szCs w:val="24"/>
         </w:rPr>
       </w:pPr>
+      <w:proofErr w:type="spellStart"/>
       <w:r>
         <w:rPr>
           <w:bCs/>
           <w:szCs w:val="24"/>
         </w:rPr>
-        <w:t>initiatePurchase()</w:t>
-      </w:r>
-    </w:p>
-    <w:p>
-      <w:pPr>
+        <w:t>initiatePurchase</w:t>
+      </w:r>
+      <w:proofErr w:type="spellEnd"/>
+      <w:r>
         <w:rPr>
           <w:bCs/>
           <w:szCs w:val="24"/>
         </w:rPr>
-      </w:pPr>
-      <w:r>
+        <w:t>()</w:t>
+      </w:r>
+    </w:p>
+    <w:p>
+      <w:pPr>
         <w:rPr>
           <w:bCs/>
           <w:szCs w:val="24"/>
         </w:rPr>
-        <w:t>applyDiscount()</w:t>
+      </w:pPr>
+      <w:proofErr w:type="spellStart"/>
+      <w:r>
+        <w:rPr>
+          <w:bCs/>
+          <w:szCs w:val="24"/>
+        </w:rPr>
+        <w:t>applyDiscount</w:t>
+      </w:r>
+      <w:proofErr w:type="spellEnd"/>
+      <w:r>
+        <w:rPr>
+          <w:bCs/>
+          <w:szCs w:val="24"/>
+        </w:rPr>
+        <w:t>()</w:t>
       </w:r>
     </w:p>
     <w:p>
@@ -6873,12 +6918,21 @@
       </w:r>
     </w:p>
     <w:p>
+      <w:proofErr w:type="spellStart"/>
       <w:r>
         <w:rPr>
           <w:bCs/>
           <w:szCs w:val="24"/>
         </w:rPr>
-        <w:t>ticketID (String)</w:t>
+        <w:t>ticketID</w:t>
+      </w:r>
+      <w:proofErr w:type="spellEnd"/>
+      <w:r>
+        <w:rPr>
+          <w:bCs/>
+          <w:szCs w:val="24"/>
+        </w:rPr>
+        <w:t xml:space="preserve"> (String)</w:t>
       </w:r>
     </w:p>
     <w:p>
@@ -6891,6 +6945,7 @@
           <w:szCs w:val="24"/>
         </w:rPr>
       </w:pPr>
+      <w:proofErr w:type="spellStart"/>
       <w:r>
         <w:rPr>
           <w:b w:val="0"/>
@@ -6898,73 +6953,60 @@
           <w:sz w:val="24"/>
           <w:szCs w:val="24"/>
         </w:rPr>
-        <w:t>seatNumber (String)</w:t>
-      </w:r>
-    </w:p>
-    <w:p>
-      <w:pPr>
-        <w:pStyle w:val="Heading2"/>
+        <w:t>seatNumber</w:t>
+      </w:r>
+      <w:proofErr w:type="spellEnd"/>
+      <w:r>
         <w:rPr>
           <w:b w:val="0"/>
           <w:bCs/>
           <w:sz w:val="24"/>
           <w:szCs w:val="24"/>
         </w:rPr>
-      </w:pPr>
-      <w:r>
+        <w:t xml:space="preserve"> (String)</w:t>
+      </w:r>
+    </w:p>
+    <w:p>
+      <w:pPr>
+        <w:pStyle w:val="Heading2"/>
         <w:rPr>
           <w:b w:val="0"/>
           <w:bCs/>
           <w:sz w:val="24"/>
           <w:szCs w:val="24"/>
         </w:rPr>
-        <w:t>price (Float)</w:t>
-      </w:r>
-    </w:p>
-    <w:p>
-      <w:pPr>
-        <w:pStyle w:val="Heading2"/>
+      </w:pPr>
+      <w:r>
         <w:rPr>
           <w:b w:val="0"/>
           <w:bCs/>
           <w:sz w:val="24"/>
           <w:szCs w:val="24"/>
         </w:rPr>
-      </w:pPr>
-      <w:r>
+        <w:t>price (Float)</w:t>
+      </w:r>
+    </w:p>
+    <w:p>
+      <w:pPr>
+        <w:pStyle w:val="Heading2"/>
         <w:rPr>
           <w:b w:val="0"/>
           <w:bCs/>
           <w:sz w:val="24"/>
           <w:szCs w:val="24"/>
         </w:rPr>
-        <w:t>movieShowtime (DateTime)</w:t>
-      </w:r>
-    </w:p>
-    <w:p>
-      <w:pPr>
-        <w:pStyle w:val="Heading2"/>
-        <w:rPr>
-          <w:szCs w:val="28"/>
-        </w:rPr>
-      </w:pPr>
-      <w:r>
-        <w:rPr>
-          <w:szCs w:val="28"/>
-        </w:rPr>
-        <w:t>3.4.2.2 Functions</w:t>
-      </w:r>
-    </w:p>
-    <w:p>
-      <w:pPr>
-        <w:pStyle w:val="Heading2"/>
+      </w:pPr>
+      <w:proofErr w:type="spellStart"/>
+      <w:r>
         <w:rPr>
           <w:b w:val="0"/>
           <w:bCs/>
           <w:sz w:val="24"/>
           <w:szCs w:val="24"/>
         </w:rPr>
-      </w:pPr>
+        <w:t>movieShowtime</w:t>
+      </w:r>
+      <w:proofErr w:type="spellEnd"/>
       <w:r>
         <w:rPr>
           <w:b w:val="0"/>
@@ -6972,19 +7014,19 @@
           <w:sz w:val="24"/>
           <w:szCs w:val="24"/>
         </w:rPr>
-        <w:t>generateDigitalBarcode()</w:t>
-      </w:r>
-    </w:p>
-    <w:p>
-      <w:pPr>
-        <w:pStyle w:val="Heading2"/>
+        <w:t xml:space="preserve"> (</w:t>
+      </w:r>
+      <w:proofErr w:type="spellStart"/>
+      <w:r>
         <w:rPr>
           <w:b w:val="0"/>
           <w:bCs/>
           <w:sz w:val="24"/>
           <w:szCs w:val="24"/>
         </w:rPr>
-      </w:pPr>
+        <w:t>DateTime</w:t>
+      </w:r>
+      <w:proofErr w:type="spellEnd"/>
       <w:r>
         <w:rPr>
           <w:b w:val="0"/>
@@ -6992,7 +7034,83 @@
           <w:sz w:val="24"/>
           <w:szCs w:val="24"/>
         </w:rPr>
-        <w:t>reserveSeat()</w:t>
+        <w:t>)</w:t>
+      </w:r>
+    </w:p>
+    <w:p>
+      <w:pPr>
+        <w:pStyle w:val="Heading2"/>
+        <w:rPr>
+          <w:szCs w:val="28"/>
+        </w:rPr>
+      </w:pPr>
+      <w:r>
+        <w:rPr>
+          <w:szCs w:val="28"/>
+        </w:rPr>
+        <w:t>3.4.2.2 Functions</w:t>
+      </w:r>
+    </w:p>
+    <w:p>
+      <w:pPr>
+        <w:pStyle w:val="Heading2"/>
+        <w:rPr>
+          <w:b w:val="0"/>
+          <w:bCs/>
+          <w:sz w:val="24"/>
+          <w:szCs w:val="24"/>
+        </w:rPr>
+      </w:pPr>
+      <w:proofErr w:type="spellStart"/>
+      <w:r>
+        <w:rPr>
+          <w:b w:val="0"/>
+          <w:bCs/>
+          <w:sz w:val="24"/>
+          <w:szCs w:val="24"/>
+        </w:rPr>
+        <w:t>generateDigitalBarcode</w:t>
+      </w:r>
+      <w:proofErr w:type="spellEnd"/>
+      <w:r>
+        <w:rPr>
+          <w:b w:val="0"/>
+          <w:bCs/>
+          <w:sz w:val="24"/>
+          <w:szCs w:val="24"/>
+        </w:rPr>
+        <w:t>()</w:t>
+      </w:r>
+    </w:p>
+    <w:p>
+      <w:pPr>
+        <w:pStyle w:val="Heading2"/>
+        <w:rPr>
+          <w:b w:val="0"/>
+          <w:bCs/>
+          <w:sz w:val="24"/>
+          <w:szCs w:val="24"/>
+        </w:rPr>
+      </w:pPr>
+      <w:proofErr w:type="spellStart"/>
+      <w:r>
+        <w:rPr>
+          <w:b w:val="0"/>
+          <w:bCs/>
+          <w:sz w:val="24"/>
+          <w:szCs w:val="24"/>
+        </w:rPr>
+        <w:t>reserveSeat</w:t>
+      </w:r>
+      <w:proofErr w:type="spellEnd"/>
+      <w:r>
+        <w:rPr>
+          <w:b w:val="0"/>
+          <w:bCs/>
+          <w:sz w:val="24"/>
+          <w:szCs w:val="24"/>
+        </w:rPr>
+        <w:t>()</w:t>
       </w:r>
     </w:p>
     <w:p>
@@ -7753,8 +7871,13 @@
           <w:numId w:val="4"/>
         </w:numPr>
       </w:pPr>
-      <w:r>
-        <w:t>customerID: String - Unique identifier for the customer.</w:t>
+      <w:proofErr w:type="spellStart"/>
+      <w:r>
+        <w:t>customerID</w:t>
+      </w:r>
+      <w:proofErr w:type="spellEnd"/>
+      <w:r>
+        <w:t>: String - Unique identifier for the customer.</w:t>
       </w:r>
     </w:p>
     <w:p>
@@ -7777,8 +7900,13 @@
           <w:numId w:val="4"/>
         </w:numPr>
       </w:pPr>
-      <w:r>
-        <w:t>loyaltyMember: Boolean - Flag indicating if they have an active loyalty membership.</w:t>
+      <w:proofErr w:type="spellStart"/>
+      <w:r>
+        <w:t>loyaltyMember</w:t>
+      </w:r>
+      <w:proofErr w:type="spellEnd"/>
+      <w:r>
+        <w:t>: Boolean - Flag indicating if they have an active loyalty membership.</w:t>
       </w:r>
     </w:p>
     <w:p>
@@ -7789,9 +7917,22 @@
           <w:numId w:val="4"/>
         </w:numPr>
       </w:pPr>
+      <w:proofErr w:type="spellStart"/>
       <w:r>
         <w:lastRenderedPageBreak/>
-        <w:t>orderHistory: ArrayList&lt;Order&gt; - A dynamic list storing the customer's past purchases.</w:t>
+        <w:t>orderHistory</w:t>
+      </w:r>
+      <w:proofErr w:type="spellEnd"/>
+      <w:r>
+        <w:t xml:space="preserve">: </w:t>
+      </w:r>
+      <w:proofErr w:type="spellStart"/>
+      <w:r>
+        <w:t>ArrayList</w:t>
+      </w:r>
+      <w:proofErr w:type="spellEnd"/>
+      <w:r>
+        <w:t>&lt;Order&gt; - A dynamic list storing the customer's past purchases.</w:t>
       </w:r>
     </w:p>
     <w:p>
@@ -7833,8 +7974,21 @@
           <w:numId w:val="4"/>
         </w:numPr>
       </w:pPr>
-      <w:r>
-        <w:t>applyLoyaltyDiscount(total: Float): Float - Calculates the new price if loyaltyMember is true.</w:t>
+      <w:proofErr w:type="spellStart"/>
+      <w:r>
+        <w:t>applyLoyaltyDiscount</w:t>
+      </w:r>
+      <w:proofErr w:type="spellEnd"/>
+      <w:r>
+        <w:t xml:space="preserve">(total: Float): Float - Calculates the new price if </w:t>
+      </w:r>
+      <w:proofErr w:type="spellStart"/>
+      <w:r>
+        <w:t>loyaltyMember</w:t>
+      </w:r>
+      <w:proofErr w:type="spellEnd"/>
+      <w:r>
+        <w:t xml:space="preserve"> is true.</w:t>
       </w:r>
     </w:p>
     <w:p>
@@ -7898,8 +8052,13 @@
           <w:numId w:val="5"/>
         </w:numPr>
       </w:pPr>
-      <w:r>
-        <w:t>adminID: String - Unique identifier for the employee.</w:t>
+      <w:proofErr w:type="spellStart"/>
+      <w:r>
+        <w:t>adminID</w:t>
+      </w:r>
+      <w:proofErr w:type="spellEnd"/>
+      <w:r>
+        <w:t>: String - Unique identifier for the employee.</w:t>
       </w:r>
     </w:p>
     <w:p>
@@ -7910,8 +8069,13 @@
           <w:numId w:val="5"/>
         </w:numPr>
       </w:pPr>
-      <w:r>
-        <w:t>clearanceLevel: Integer - Determines access rights within the dashboard.</w:t>
+      <w:proofErr w:type="spellStart"/>
+      <w:r>
+        <w:t>clearanceLevel</w:t>
+      </w:r>
+      <w:proofErr w:type="spellEnd"/>
+      <w:r>
+        <w:t>: Integer - Determines access rights within the dashboard.</w:t>
       </w:r>
     </w:p>
     <w:p>
@@ -7941,8 +8105,13 @@
           <w:numId w:val="5"/>
         </w:numPr>
       </w:pPr>
-      <w:r>
-        <w:t>addMovie(m: Movie): void - Inserts a new movie into the system database.</w:t>
+      <w:proofErr w:type="spellStart"/>
+      <w:r>
+        <w:t>addMovie</w:t>
+      </w:r>
+      <w:proofErr w:type="spellEnd"/>
+      <w:r>
+        <w:t>(m: Movie): void - Inserts a new movie into the system database.</w:t>
       </w:r>
     </w:p>
     <w:p>
@@ -7953,8 +8122,37 @@
           <w:numId w:val="5"/>
         </w:numPr>
       </w:pPr>
-      <w:r>
-        <w:t>updateShowtime(movieID: String, newTime: DateTime): Boolean - Modifies existing schedules.</w:t>
+      <w:proofErr w:type="spellStart"/>
+      <w:r>
+        <w:t>updateShowtime</w:t>
+      </w:r>
+      <w:proofErr w:type="spellEnd"/>
+      <w:r>
+        <w:t>(</w:t>
+      </w:r>
+      <w:proofErr w:type="spellStart"/>
+      <w:r>
+        <w:t>movieID</w:t>
+      </w:r>
+      <w:proofErr w:type="spellEnd"/>
+      <w:r>
+        <w:t xml:space="preserve">: String, </w:t>
+      </w:r>
+      <w:proofErr w:type="spellStart"/>
+      <w:r>
+        <w:t>newTime</w:t>
+      </w:r>
+      <w:proofErr w:type="spellEnd"/>
+      <w:r>
+        <w:t xml:space="preserve">: </w:t>
+      </w:r>
+      <w:proofErr w:type="spellStart"/>
+      <w:r>
+        <w:t>DateTime</w:t>
+      </w:r>
+      <w:proofErr w:type="spellEnd"/>
+      <w:r>
+        <w:t>): Boolean - Modifies existing schedules.</w:t>
       </w:r>
     </w:p>
     <w:p>
@@ -8018,8 +8216,13 @@
           <w:numId w:val="6"/>
         </w:numPr>
       </w:pPr>
-      <w:r>
-        <w:t>movieID: String - Unique identifier.</w:t>
+      <w:proofErr w:type="spellStart"/>
+      <w:r>
+        <w:t>movieID</w:t>
+      </w:r>
+      <w:proofErr w:type="spellEnd"/>
+      <w:r>
+        <w:t>: String - Unique identifier.</w:t>
       </w:r>
     </w:p>
     <w:p>
@@ -8042,8 +8245,13 @@
           <w:numId w:val="6"/>
         </w:numPr>
       </w:pPr>
-      <w:r>
-        <w:t>durationMinutes: Integer - The runtime of the film.</w:t>
+      <w:proofErr w:type="spellStart"/>
+      <w:r>
+        <w:t>durationMinutes</w:t>
+      </w:r>
+      <w:proofErr w:type="spellEnd"/>
+      <w:r>
+        <w:t>: Integer - The runtime of the film.</w:t>
       </w:r>
     </w:p>
     <w:p>
@@ -8073,8 +8281,13 @@
           <w:numId w:val="6"/>
         </w:numPr>
       </w:pPr>
-      <w:r>
-        <w:t>getDetails(): String - Returns formatted movie information.</w:t>
+      <w:proofErr w:type="spellStart"/>
+      <w:r>
+        <w:t>getDetails</w:t>
+      </w:r>
+      <w:proofErr w:type="spellEnd"/>
+      <w:r>
+        <w:t>(): String - Returns formatted movie information.</w:t>
       </w:r>
     </w:p>
     <w:p>
@@ -8138,8 +8351,13 @@
           <w:numId w:val="7"/>
         </w:numPr>
       </w:pPr>
-      <w:r>
-        <w:t>ticketID: String - Unique barcode/identifier.</w:t>
+      <w:proofErr w:type="spellStart"/>
+      <w:r>
+        <w:t>ticketID</w:t>
+      </w:r>
+      <w:proofErr w:type="spellEnd"/>
+      <w:r>
+        <w:t>: String - Unique barcode/identifier.</w:t>
       </w:r>
     </w:p>
     <w:p>
@@ -8150,8 +8368,13 @@
           <w:numId w:val="7"/>
         </w:numPr>
       </w:pPr>
-      <w:r>
-        <w:t>seatNumber: String - The specific assigned seat (e.g., "G14").</w:t>
+      <w:proofErr w:type="spellStart"/>
+      <w:r>
+        <w:t>seatNumber</w:t>
+      </w:r>
+      <w:proofErr w:type="spellEnd"/>
+      <w:r>
+        <w:t>: String - The specific assigned seat (e.g., "G14").</w:t>
       </w:r>
     </w:p>
     <w:p>
@@ -8193,8 +8416,13 @@
           <w:numId w:val="7"/>
         </w:numPr>
       </w:pPr>
-      <w:r>
-        <w:t>generateBarcode(): Image - Creates the scannable digital asset.</w:t>
+      <w:proofErr w:type="spellStart"/>
+      <w:r>
+        <w:t>generateBarcode</w:t>
+      </w:r>
+      <w:proofErr w:type="spellEnd"/>
+      <w:r>
+        <w:t>(): Image - Creates the scannable digital asset.</w:t>
       </w:r>
     </w:p>
     <w:p>
@@ -8205,8 +8433,13 @@
           <w:numId w:val="7"/>
         </w:numPr>
       </w:pPr>
-      <w:r>
-        <w:t>reserveSeat(): void - Flags the seat as unavailable in the database.</w:t>
+      <w:proofErr w:type="spellStart"/>
+      <w:r>
+        <w:t>reserveSeat</w:t>
+      </w:r>
+      <w:proofErr w:type="spellEnd"/>
+      <w:r>
+        <w:t>(): void - Flags the seat as unavailable in the database.</w:t>
       </w:r>
     </w:p>
     <w:p>
@@ -8270,8 +8503,13 @@
           <w:numId w:val="8"/>
         </w:numPr>
       </w:pPr>
-      <w:r>
-        <w:t>orderID: String - Unique transaction number.</w:t>
+      <w:proofErr w:type="spellStart"/>
+      <w:r>
+        <w:t>orderID</w:t>
+      </w:r>
+      <w:proofErr w:type="spellEnd"/>
+      <w:r>
+        <w:t>: String - Unique transaction number.</w:t>
       </w:r>
     </w:p>
     <w:p>
@@ -8282,8 +8520,21 @@
           <w:numId w:val="8"/>
         </w:numPr>
       </w:pPr>
-      <w:r>
-        <w:t>ticketList: ArrayList&lt;Ticket&gt; - A dynamic list of all tickets purchased in this transaction.</w:t>
+      <w:proofErr w:type="spellStart"/>
+      <w:r>
+        <w:t>ticketList</w:t>
+      </w:r>
+      <w:proofErr w:type="spellEnd"/>
+      <w:r>
+        <w:t xml:space="preserve">: </w:t>
+      </w:r>
+      <w:proofErr w:type="spellStart"/>
+      <w:r>
+        <w:t>ArrayList</w:t>
+      </w:r>
+      <w:proofErr w:type="spellEnd"/>
+      <w:r>
+        <w:t>&lt;Ticket&gt; - A dynamic list of all tickets purchased in this transaction.</w:t>
       </w:r>
     </w:p>
     <w:p>
@@ -8294,8 +8545,13 @@
           <w:numId w:val="8"/>
         </w:numPr>
       </w:pPr>
-      <w:r>
-        <w:t>totalCost: Float - The final calculated price after taxes and discounts.</w:t>
+      <w:proofErr w:type="spellStart"/>
+      <w:r>
+        <w:t>totalCost</w:t>
+      </w:r>
+      <w:proofErr w:type="spellEnd"/>
+      <w:r>
+        <w:t>: Float - The final calculated price after taxes and discounts.</w:t>
       </w:r>
     </w:p>
     <w:p>
@@ -8325,8 +8581,21 @@
           <w:numId w:val="8"/>
         </w:numPr>
       </w:pPr>
-      <w:r>
-        <w:t>processPayment(cardDetails: String): Boolean - Interfaces with the payment gateway.</w:t>
+      <w:proofErr w:type="spellStart"/>
+      <w:r>
+        <w:t>processPayment</w:t>
+      </w:r>
+      <w:proofErr w:type="spellEnd"/>
+      <w:r>
+        <w:t>(</w:t>
+      </w:r>
+      <w:proofErr w:type="spellStart"/>
+      <w:r>
+        <w:t>cardDetails</w:t>
+      </w:r>
+      <w:proofErr w:type="spellEnd"/>
+      <w:r>
+        <w:t>: String): Boolean - Interfaces with the payment gateway.</w:t>
       </w:r>
     </w:p>
     <w:p>
@@ -8337,8 +8606,13 @@
           <w:numId w:val="8"/>
         </w:numPr>
       </w:pPr>
-      <w:r>
-        <w:t>sendConfirmationEmail(): void - Dispatches the digital receipt.</w:t>
+      <w:proofErr w:type="spellStart"/>
+      <w:r>
+        <w:t>sendConfirmationEmail</w:t>
+      </w:r>
+      <w:proofErr w:type="spellEnd"/>
+      <w:r>
+        <w:t>(): void - Dispatches the digital receipt.</w:t>
       </w:r>
     </w:p>
     <w:p>
@@ -8354,12 +8628,1488 @@
     </w:p>
     <w:p>
       <w:pPr>
-        <w:pStyle w:val="Heading1"/>
+        <w:pStyle w:val="BodyText"/>
+        <w:rPr>
+          <w:b/>
+          <w:bCs/>
+          <w:sz w:val="28"/>
+          <w:szCs w:val="28"/>
+        </w:rPr>
+      </w:pPr>
+      <w:r>
+        <w:rPr>
+          <w:b/>
+          <w:bCs/>
+          <w:sz w:val="28"/>
+          <w:szCs w:val="28"/>
+        </w:rPr>
+        <w:lastRenderedPageBreak/>
+        <w:t>6.4 Development Plan and Timeline</w:t>
+      </w:r>
+    </w:p>
+    <w:p>
+      <w:pPr>
+        <w:pStyle w:val="BodyText"/>
+        <w:rPr>
+          <w:szCs w:val="24"/>
+        </w:rPr>
+      </w:pPr>
+    </w:p>
+    <w:p>
+      <w:pPr>
+        <w:pStyle w:val="BodyText"/>
+        <w:rPr>
+          <w:szCs w:val="24"/>
+        </w:rPr>
+      </w:pPr>
+      <w:r>
+        <w:rPr>
+          <w:b/>
+          <w:bCs/>
+          <w:szCs w:val="24"/>
+        </w:rPr>
+        <w:t>Partitioning of Tasks and Responsibilities:</w:t>
+      </w:r>
+      <w:r>
+        <w:rPr>
+          <w:szCs w:val="24"/>
+        </w:rPr>
+        <w:t xml:space="preserve"> To ensure an organized development lifecycle and equal contribution across the repository, the engineering effort has been divided into specialized roles. Each member will lead a specific architectural domain while participating in joint code reviews.</w:t>
+      </w:r>
+    </w:p>
+    <w:p>
+      <w:pPr>
+        <w:pStyle w:val="BodyText"/>
+        <w:rPr>
+          <w:szCs w:val="24"/>
+        </w:rPr>
+      </w:pPr>
+      <w:r>
+        <w:rPr>
+          <w:b/>
+          <w:bCs/>
+          <w:szCs w:val="24"/>
+        </w:rPr>
+        <w:t>Omar Kassim (Lead Frontend Engineer):</w:t>
+      </w:r>
+    </w:p>
+    <w:p>
+      <w:pPr>
+        <w:pStyle w:val="BodyText"/>
+        <w:ind w:left="1440"/>
+        <w:rPr>
+          <w:szCs w:val="24"/>
+        </w:rPr>
+      </w:pPr>
+      <w:r>
+        <w:rPr>
+          <w:b/>
+          <w:bCs/>
+          <w:szCs w:val="24"/>
+        </w:rPr>
+        <w:t>Tasks:</w:t>
+      </w:r>
+      <w:r>
+        <w:rPr>
+          <w:szCs w:val="24"/>
+        </w:rPr>
+        <w:t xml:space="preserve"> Designing and implementing the responsive user interface (HTML/CSS/JS) for both the Customer Portal and Administrator Dashboard.</w:t>
+      </w:r>
+    </w:p>
+    <w:p>
+      <w:pPr>
+        <w:pStyle w:val="BodyText"/>
+        <w:ind w:left="1440"/>
+        <w:rPr>
+          <w:szCs w:val="24"/>
+        </w:rPr>
+      </w:pPr>
+      <w:r>
+        <w:rPr>
+          <w:b/>
+          <w:bCs/>
+          <w:szCs w:val="24"/>
+        </w:rPr>
+        <w:t>Responsibilities:</w:t>
+      </w:r>
+      <w:r>
+        <w:rPr>
+          <w:szCs w:val="24"/>
+        </w:rPr>
+        <w:t xml:space="preserve"> Ensuring cross-browser compatibility, handling client-side form validation, designing the interactive seat-selection map, and consuming backend API endpoints to render dynamic movie data.</w:t>
+      </w:r>
+    </w:p>
+    <w:p>
+      <w:pPr>
+        <w:pStyle w:val="BodyText"/>
+        <w:rPr>
+          <w:szCs w:val="24"/>
+        </w:rPr>
+      </w:pPr>
+      <w:r>
+        <w:rPr>
+          <w:b/>
+          <w:bCs/>
+          <w:szCs w:val="24"/>
+        </w:rPr>
+        <w:t>Aidan Delgadillo (Lead Backend Engineer):</w:t>
+      </w:r>
+    </w:p>
+    <w:p>
+      <w:pPr>
+        <w:pStyle w:val="BodyText"/>
+        <w:ind w:left="1440"/>
+        <w:rPr>
+          <w:szCs w:val="24"/>
+        </w:rPr>
+      </w:pPr>
+      <w:r>
+        <w:rPr>
+          <w:b/>
+          <w:bCs/>
+          <w:szCs w:val="24"/>
+        </w:rPr>
+        <w:t>Tasks:</w:t>
+      </w:r>
+      <w:r>
+        <w:rPr>
+          <w:szCs w:val="24"/>
+        </w:rPr>
+        <w:t xml:space="preserve"> Developing the Web Server application logic utilizing the MVC pattern.</w:t>
+      </w:r>
+    </w:p>
+    <w:p>
+      <w:pPr>
+        <w:pStyle w:val="BodyText"/>
+        <w:ind w:left="1440"/>
+        <w:rPr>
+          <w:szCs w:val="24"/>
+        </w:rPr>
+      </w:pPr>
+      <w:r>
+        <w:rPr>
+          <w:b/>
+          <w:bCs/>
+          <w:szCs w:val="24"/>
+        </w:rPr>
+        <w:t>Responsibilities:</w:t>
+      </w:r>
+      <w:r>
+        <w:rPr>
+          <w:szCs w:val="24"/>
+        </w:rPr>
+        <w:t xml:space="preserve"> Building RESTful API routes, implementing secure user authentication (hashing passwords), programming the core business logic (calculating loyalty discounts, preventing double-booking), and integrating the external payment gateway.</w:t>
+      </w:r>
+    </w:p>
+    <w:p>
+      <w:pPr>
+        <w:pStyle w:val="BodyText"/>
+        <w:rPr>
+          <w:szCs w:val="24"/>
+        </w:rPr>
+      </w:pPr>
+      <w:r>
+        <w:rPr>
+          <w:b/>
+          <w:bCs/>
+          <w:szCs w:val="24"/>
+        </w:rPr>
+        <w:t>Kebron Tadesse</w:t>
+      </w:r>
+      <w:r>
+        <w:rPr>
+          <w:b/>
+          <w:bCs/>
+          <w:szCs w:val="24"/>
+        </w:rPr>
+        <w:t xml:space="preserve"> (Lead Database Administrator):</w:t>
+      </w:r>
+    </w:p>
+    <w:p>
+      <w:pPr>
+        <w:pStyle w:val="BodyText"/>
+        <w:ind w:left="1440"/>
+        <w:rPr>
+          <w:szCs w:val="24"/>
+        </w:rPr>
+      </w:pPr>
+      <w:r>
+        <w:rPr>
+          <w:b/>
+          <w:bCs/>
+          <w:szCs w:val="24"/>
+        </w:rPr>
+        <w:t>Tasks:</w:t>
+      </w:r>
+      <w:r>
+        <w:rPr>
+          <w:szCs w:val="24"/>
+        </w:rPr>
+        <w:t xml:space="preserve"> Designing and deploying the centralized relational database.</w:t>
+      </w:r>
+    </w:p>
+    <w:p>
+      <w:pPr>
+        <w:pStyle w:val="BodyText"/>
+        <w:ind w:left="1440"/>
+        <w:rPr>
+          <w:szCs w:val="24"/>
+        </w:rPr>
+      </w:pPr>
+      <w:r>
+        <w:rPr>
+          <w:b/>
+          <w:bCs/>
+          <w:szCs w:val="24"/>
+        </w:rPr>
+        <w:t>Responsibilities:</w:t>
+      </w:r>
+      <w:r>
+        <w:rPr>
+          <w:szCs w:val="24"/>
+        </w:rPr>
+        <w:t xml:space="preserve"> Writing and optimizing SQL queries, structuring the schema to ensure strict data integrity (primary/foreign keys), managing server deployment, and setting up the connection protocols between the backend controllers and the database.</w:t>
+      </w:r>
+    </w:p>
+    <w:p>
+      <w:pPr>
+        <w:pStyle w:val="BodyText"/>
+        <w:rPr>
+          <w:b/>
+          <w:bCs/>
+          <w:szCs w:val="24"/>
+        </w:rPr>
+      </w:pPr>
+    </w:p>
+    <w:p>
+      <w:pPr>
+        <w:pStyle w:val="BodyText"/>
+        <w:rPr>
+          <w:szCs w:val="24"/>
+        </w:rPr>
+      </w:pPr>
+      <w:r>
+        <w:rPr>
+          <w:b/>
+          <w:bCs/>
+          <w:szCs w:val="24"/>
+        </w:rPr>
+        <w:t>Estimated Timeline (Agile Sprints):</w:t>
+      </w:r>
+      <w:r>
+        <w:rPr>
+          <w:szCs w:val="24"/>
+        </w:rPr>
+        <w:t xml:space="preserve"> The project will be executed over a </w:t>
+      </w:r>
+      <w:r>
+        <w:rPr>
+          <w:szCs w:val="24"/>
+        </w:rPr>
+        <w:t>5</w:t>
+      </w:r>
+      <w:r>
+        <w:rPr>
+          <w:szCs w:val="24"/>
+        </w:rPr>
+        <w:t>-week period, structured into weekly development sprints to ensure all deliverables are met prior to the final submission deadline.</w:t>
+      </w:r>
+    </w:p>
+    <w:p>
+      <w:pPr>
+        <w:pStyle w:val="BodyText"/>
+        <w:rPr>
+          <w:szCs w:val="24"/>
+        </w:rPr>
+      </w:pPr>
+    </w:p>
+    <w:tbl>
+      <w:tblPr>
+        <w:tblStyle w:val="TableGrid"/>
+        <w:tblW w:w="0" w:type="auto"/>
+        <w:tblLook w:val="04A0" w:firstRow="1" w:lastRow="0" w:firstColumn="1" w:lastColumn="0" w:noHBand="0" w:noVBand="1"/>
+      </w:tblPr>
+      <w:tblGrid>
+        <w:gridCol w:w="2337"/>
+        <w:gridCol w:w="2337"/>
+        <w:gridCol w:w="2338"/>
+        <w:gridCol w:w="2338"/>
+      </w:tblGrid>
+      <w:tr>
+        <w:tc>
+          <w:tcPr>
+            <w:tcW w:w="2337" w:type="dxa"/>
+            <w:vAlign w:val="center"/>
+          </w:tcPr>
+          <w:p>
+            <w:pPr>
+              <w:pStyle w:val="BodyText"/>
+              <w:rPr>
+                <w:szCs w:val="24"/>
+              </w:rPr>
+            </w:pPr>
+            <w:r>
+              <w:rPr>
+                <w:rStyle w:val="Strong"/>
+                <w:rFonts w:ascii="Arial" w:hAnsi="Arial" w:cs="Arial"/>
+              </w:rPr>
+              <w:t>Phase</w:t>
+            </w:r>
+          </w:p>
+        </w:tc>
+        <w:tc>
+          <w:tcPr>
+            <w:tcW w:w="2337" w:type="dxa"/>
+            <w:vAlign w:val="center"/>
+          </w:tcPr>
+          <w:p>
+            <w:pPr>
+              <w:pStyle w:val="BodyText"/>
+              <w:rPr>
+                <w:szCs w:val="24"/>
+              </w:rPr>
+            </w:pPr>
+            <w:r>
+              <w:rPr>
+                <w:rStyle w:val="Strong"/>
+                <w:rFonts w:ascii="Arial" w:hAnsi="Arial" w:cs="Arial"/>
+              </w:rPr>
+              <w:t>Timeframe</w:t>
+            </w:r>
+          </w:p>
+        </w:tc>
+        <w:tc>
+          <w:tcPr>
+            <w:tcW w:w="2338" w:type="dxa"/>
+            <w:vAlign w:val="center"/>
+          </w:tcPr>
+          <w:p>
+            <w:pPr>
+              <w:pStyle w:val="BodyText"/>
+              <w:rPr>
+                <w:szCs w:val="24"/>
+              </w:rPr>
+            </w:pPr>
+            <w:r>
+              <w:rPr>
+                <w:rStyle w:val="Strong"/>
+                <w:rFonts w:ascii="Arial" w:hAnsi="Arial" w:cs="Arial"/>
+              </w:rPr>
+              <w:t>Development Focus</w:t>
+            </w:r>
+          </w:p>
+        </w:tc>
+        <w:tc>
+          <w:tcPr>
+            <w:tcW w:w="2338" w:type="dxa"/>
+            <w:vAlign w:val="center"/>
+          </w:tcPr>
+          <w:p>
+            <w:pPr>
+              <w:pStyle w:val="BodyText"/>
+              <w:rPr>
+                <w:szCs w:val="24"/>
+              </w:rPr>
+            </w:pPr>
+            <w:r>
+              <w:rPr>
+                <w:rStyle w:val="Strong"/>
+                <w:rFonts w:ascii="Arial" w:hAnsi="Arial" w:cs="Arial"/>
+              </w:rPr>
+              <w:t>Key Deliverables</w:t>
+            </w:r>
+          </w:p>
+        </w:tc>
+      </w:tr>
+      <w:tr>
+        <w:tc>
+          <w:tcPr>
+            <w:tcW w:w="2337" w:type="dxa"/>
+            <w:vAlign w:val="center"/>
+          </w:tcPr>
+          <w:p>
+            <w:pPr>
+              <w:pStyle w:val="BodyText"/>
+              <w:rPr>
+                <w:szCs w:val="24"/>
+              </w:rPr>
+            </w:pPr>
+            <w:r>
+              <w:rPr>
+                <w:rFonts w:ascii="Arial" w:hAnsi="Arial" w:cs="Arial"/>
+                <w:b/>
+                <w:bCs/>
+              </w:rPr>
+              <w:t>Sprint 1</w:t>
+            </w:r>
+          </w:p>
+        </w:tc>
+        <w:tc>
+          <w:tcPr>
+            <w:tcW w:w="2337" w:type="dxa"/>
+            <w:vAlign w:val="center"/>
+          </w:tcPr>
+          <w:p>
+            <w:pPr>
+              <w:pStyle w:val="BodyText"/>
+              <w:rPr>
+                <w:szCs w:val="24"/>
+              </w:rPr>
+            </w:pPr>
+            <w:r>
+              <w:rPr>
+                <w:rFonts w:ascii="Arial" w:hAnsi="Arial" w:cs="Arial"/>
+              </w:rPr>
+              <w:t>July 17 - July 23</w:t>
+            </w:r>
+          </w:p>
+        </w:tc>
+        <w:tc>
+          <w:tcPr>
+            <w:tcW w:w="2338" w:type="dxa"/>
+            <w:vAlign w:val="center"/>
+          </w:tcPr>
+          <w:p>
+            <w:pPr>
+              <w:pStyle w:val="BodyText"/>
+              <w:rPr>
+                <w:szCs w:val="24"/>
+              </w:rPr>
+            </w:pPr>
+            <w:r>
+              <w:rPr>
+                <w:rFonts w:ascii="Arial" w:hAnsi="Arial" w:cs="Arial"/>
+                <w:b/>
+                <w:bCs/>
+              </w:rPr>
+              <w:t>System Design &amp; Planning</w:t>
+            </w:r>
+          </w:p>
+        </w:tc>
+        <w:tc>
+          <w:tcPr>
+            <w:tcW w:w="2338" w:type="dxa"/>
+            <w:vAlign w:val="center"/>
+          </w:tcPr>
+          <w:p>
+            <w:pPr>
+              <w:pStyle w:val="BodyText"/>
+              <w:rPr>
+                <w:szCs w:val="24"/>
+              </w:rPr>
+            </w:pPr>
+            <w:r>
+              <w:rPr>
+                <w:rFonts w:ascii="Arial" w:hAnsi="Arial" w:cs="Arial"/>
+              </w:rPr>
+              <w:t>Finalizing Software Design Specification, defining UML/SWA diagrams, and assigning specialized developer roles.</w:t>
+            </w:r>
+          </w:p>
+        </w:tc>
+      </w:tr>
+      <w:tr>
+        <w:tc>
+          <w:tcPr>
+            <w:tcW w:w="2337" w:type="dxa"/>
+            <w:vAlign w:val="center"/>
+          </w:tcPr>
+          <w:p>
+            <w:pPr>
+              <w:pStyle w:val="BodyText"/>
+              <w:rPr>
+                <w:szCs w:val="24"/>
+              </w:rPr>
+            </w:pPr>
+            <w:r>
+              <w:rPr>
+                <w:rFonts w:ascii="Arial" w:hAnsi="Arial" w:cs="Arial"/>
+                <w:b/>
+                <w:bCs/>
+              </w:rPr>
+              <w:t>Sprint 2</w:t>
+            </w:r>
+          </w:p>
+        </w:tc>
+        <w:tc>
+          <w:tcPr>
+            <w:tcW w:w="2337" w:type="dxa"/>
+            <w:vAlign w:val="center"/>
+          </w:tcPr>
+          <w:p>
+            <w:pPr>
+              <w:pStyle w:val="BodyText"/>
+              <w:rPr>
+                <w:szCs w:val="24"/>
+              </w:rPr>
+            </w:pPr>
+            <w:r>
+              <w:rPr>
+                <w:rFonts w:ascii="Arial" w:hAnsi="Arial" w:cs="Arial"/>
+              </w:rPr>
+              <w:t>July 24 - July 30</w:t>
+            </w:r>
+          </w:p>
+        </w:tc>
+        <w:tc>
+          <w:tcPr>
+            <w:tcW w:w="2338" w:type="dxa"/>
+            <w:vAlign w:val="center"/>
+          </w:tcPr>
+          <w:p>
+            <w:pPr>
+              <w:pStyle w:val="BodyText"/>
+              <w:rPr>
+                <w:szCs w:val="24"/>
+              </w:rPr>
+            </w:pPr>
+            <w:r>
+              <w:rPr>
+                <w:rFonts w:ascii="Arial" w:hAnsi="Arial" w:cs="Arial"/>
+                <w:b/>
+                <w:bCs/>
+              </w:rPr>
+              <w:t>Architecture &amp; Setup</w:t>
+            </w:r>
+          </w:p>
+        </w:tc>
+        <w:tc>
+          <w:tcPr>
+            <w:tcW w:w="2338" w:type="dxa"/>
+            <w:vAlign w:val="center"/>
+          </w:tcPr>
+          <w:p>
+            <w:pPr>
+              <w:pStyle w:val="BodyText"/>
+              <w:rPr>
+                <w:szCs w:val="24"/>
+              </w:rPr>
+            </w:pPr>
+            <w:r>
+              <w:rPr>
+                <w:rFonts w:ascii="Arial" w:hAnsi="Arial" w:cs="Arial"/>
+              </w:rPr>
+              <w:t>GitHub repository initialization, UI wireframing complete, and relational database schema creation.</w:t>
+            </w:r>
+          </w:p>
+        </w:tc>
+      </w:tr>
+      <w:tr>
+        <w:tc>
+          <w:tcPr>
+            <w:tcW w:w="2337" w:type="dxa"/>
+            <w:vAlign w:val="center"/>
+          </w:tcPr>
+          <w:p>
+            <w:pPr>
+              <w:pStyle w:val="BodyText"/>
+              <w:rPr>
+                <w:szCs w:val="24"/>
+              </w:rPr>
+            </w:pPr>
+            <w:r>
+              <w:rPr>
+                <w:rFonts w:ascii="Arial" w:hAnsi="Arial" w:cs="Arial"/>
+                <w:b/>
+                <w:bCs/>
+              </w:rPr>
+              <w:lastRenderedPageBreak/>
+              <w:t>Sprint 3</w:t>
+            </w:r>
+          </w:p>
+        </w:tc>
+        <w:tc>
+          <w:tcPr>
+            <w:tcW w:w="2337" w:type="dxa"/>
+            <w:vAlign w:val="center"/>
+          </w:tcPr>
+          <w:p>
+            <w:pPr>
+              <w:pStyle w:val="BodyText"/>
+              <w:rPr>
+                <w:szCs w:val="24"/>
+              </w:rPr>
+            </w:pPr>
+            <w:r>
+              <w:rPr>
+                <w:rFonts w:ascii="Arial" w:hAnsi="Arial" w:cs="Arial"/>
+              </w:rPr>
+              <w:t>July 31 - Aug 6</w:t>
+            </w:r>
+          </w:p>
+        </w:tc>
+        <w:tc>
+          <w:tcPr>
+            <w:tcW w:w="2338" w:type="dxa"/>
+            <w:vAlign w:val="center"/>
+          </w:tcPr>
+          <w:p>
+            <w:pPr>
+              <w:pStyle w:val="BodyText"/>
+              <w:rPr>
+                <w:szCs w:val="24"/>
+              </w:rPr>
+            </w:pPr>
+            <w:r>
+              <w:rPr>
+                <w:rFonts w:ascii="Arial" w:hAnsi="Arial" w:cs="Arial"/>
+                <w:b/>
+                <w:bCs/>
+              </w:rPr>
+              <w:t>Core Implementation</w:t>
+            </w:r>
+          </w:p>
+        </w:tc>
+        <w:tc>
+          <w:tcPr>
+            <w:tcW w:w="2338" w:type="dxa"/>
+            <w:vAlign w:val="center"/>
+          </w:tcPr>
+          <w:p>
+            <w:pPr>
+              <w:pStyle w:val="BodyText"/>
+              <w:rPr>
+                <w:szCs w:val="24"/>
+              </w:rPr>
+            </w:pPr>
+            <w:r>
+              <w:rPr>
+                <w:rFonts w:ascii="Arial" w:hAnsi="Arial" w:cs="Arial"/>
+              </w:rPr>
+              <w:t>Frontend static views finalized. Backend API routes mapped and connected to the database.</w:t>
+            </w:r>
+          </w:p>
+        </w:tc>
+      </w:tr>
+      <w:tr>
+        <w:tc>
+          <w:tcPr>
+            <w:tcW w:w="2337" w:type="dxa"/>
+            <w:vAlign w:val="center"/>
+          </w:tcPr>
+          <w:p>
+            <w:pPr>
+              <w:pStyle w:val="BodyText"/>
+              <w:rPr>
+                <w:szCs w:val="24"/>
+              </w:rPr>
+            </w:pPr>
+            <w:r>
+              <w:rPr>
+                <w:rFonts w:ascii="Arial" w:hAnsi="Arial" w:cs="Arial"/>
+                <w:b/>
+                <w:bCs/>
+              </w:rPr>
+              <w:t>Sprint 4</w:t>
+            </w:r>
+          </w:p>
+        </w:tc>
+        <w:tc>
+          <w:tcPr>
+            <w:tcW w:w="2337" w:type="dxa"/>
+            <w:vAlign w:val="center"/>
+          </w:tcPr>
+          <w:p>
+            <w:pPr>
+              <w:pStyle w:val="BodyText"/>
+              <w:rPr>
+                <w:szCs w:val="24"/>
+              </w:rPr>
+            </w:pPr>
+            <w:r>
+              <w:rPr>
+                <w:rFonts w:ascii="Arial" w:hAnsi="Arial" w:cs="Arial"/>
+              </w:rPr>
+              <w:t>Aug 7 - Aug 13</w:t>
+            </w:r>
+          </w:p>
+        </w:tc>
+        <w:tc>
+          <w:tcPr>
+            <w:tcW w:w="2338" w:type="dxa"/>
+            <w:vAlign w:val="center"/>
+          </w:tcPr>
+          <w:p>
+            <w:pPr>
+              <w:pStyle w:val="BodyText"/>
+              <w:rPr>
+                <w:szCs w:val="24"/>
+              </w:rPr>
+            </w:pPr>
+            <w:r>
+              <w:rPr>
+                <w:rFonts w:ascii="Arial" w:hAnsi="Arial" w:cs="Arial"/>
+                <w:b/>
+                <w:bCs/>
+              </w:rPr>
+              <w:t>Integration &amp; Logic</w:t>
+            </w:r>
+          </w:p>
+        </w:tc>
+        <w:tc>
+          <w:tcPr>
+            <w:tcW w:w="2338" w:type="dxa"/>
+            <w:vAlign w:val="center"/>
+          </w:tcPr>
+          <w:p>
+            <w:pPr>
+              <w:pStyle w:val="BodyText"/>
+              <w:rPr>
+                <w:szCs w:val="24"/>
+              </w:rPr>
+            </w:pPr>
+            <w:r>
+              <w:rPr>
+                <w:rFonts w:ascii="Arial" w:hAnsi="Arial" w:cs="Arial"/>
+              </w:rPr>
+              <w:t>Dynamic data rendering via API, interactive seat selection active, and payment gateway sandbox testing.</w:t>
+            </w:r>
+          </w:p>
+        </w:tc>
+      </w:tr>
+      <w:tr>
+        <w:tc>
+          <w:tcPr>
+            <w:tcW w:w="2337" w:type="dxa"/>
+            <w:vAlign w:val="center"/>
+          </w:tcPr>
+          <w:p>
+            <w:pPr>
+              <w:pStyle w:val="BodyText"/>
+              <w:rPr>
+                <w:szCs w:val="24"/>
+              </w:rPr>
+            </w:pPr>
+            <w:r>
+              <w:rPr>
+                <w:rFonts w:ascii="Arial" w:hAnsi="Arial" w:cs="Arial"/>
+                <w:b/>
+                <w:bCs/>
+              </w:rPr>
+              <w:t>Sprint 5</w:t>
+            </w:r>
+          </w:p>
+        </w:tc>
+        <w:tc>
+          <w:tcPr>
+            <w:tcW w:w="2337" w:type="dxa"/>
+            <w:vAlign w:val="center"/>
+          </w:tcPr>
+          <w:p>
+            <w:pPr>
+              <w:pStyle w:val="BodyText"/>
+              <w:rPr>
+                <w:szCs w:val="24"/>
+              </w:rPr>
+            </w:pPr>
+            <w:r>
+              <w:rPr>
+                <w:rFonts w:ascii="Arial" w:hAnsi="Arial" w:cs="Arial"/>
+              </w:rPr>
+              <w:t>Aug 14 - Aug 20</w:t>
+            </w:r>
+          </w:p>
+        </w:tc>
+        <w:tc>
+          <w:tcPr>
+            <w:tcW w:w="2338" w:type="dxa"/>
+            <w:vAlign w:val="center"/>
+          </w:tcPr>
+          <w:p>
+            <w:pPr>
+              <w:pStyle w:val="BodyText"/>
+              <w:rPr>
+                <w:szCs w:val="24"/>
+              </w:rPr>
+            </w:pPr>
+            <w:r>
+              <w:rPr>
+                <w:rFonts w:ascii="Arial" w:hAnsi="Arial" w:cs="Arial"/>
+                <w:b/>
+                <w:bCs/>
+              </w:rPr>
+              <w:t>Testing &amp; Deployment</w:t>
+            </w:r>
+          </w:p>
+        </w:tc>
+        <w:tc>
+          <w:tcPr>
+            <w:tcW w:w="2338" w:type="dxa"/>
+            <w:vAlign w:val="center"/>
+          </w:tcPr>
+          <w:p>
+            <w:pPr>
+              <w:pStyle w:val="BodyText"/>
+              <w:rPr>
+                <w:szCs w:val="24"/>
+              </w:rPr>
+            </w:pPr>
+            <w:r>
+              <w:rPr>
+                <w:rFonts w:ascii="Arial" w:hAnsi="Arial" w:cs="Arial"/>
+              </w:rPr>
+              <w:t>End-to-end system integration, bug fixing, QA testing, and final deployment of the application.</w:t>
+            </w:r>
+          </w:p>
+        </w:tc>
+      </w:tr>
+    </w:tbl>
+    <w:p>
+      <w:pPr>
+        <w:pStyle w:val="BodyText"/>
+        <w:rPr>
+          <w:szCs w:val="24"/>
+        </w:rPr>
+      </w:pPr>
+    </w:p>
+    <w:p>
+      <w:pPr>
+        <w:tabs>
+          <w:tab w:val="clear" w:pos="180"/>
+          <w:tab w:val="clear" w:pos="360"/>
+          <w:tab w:val="clear" w:pos="720"/>
+        </w:tabs>
+        <w:spacing w:before="100" w:beforeAutospacing="1" w:after="100" w:afterAutospacing="1"/>
+        <w:outlineLvl w:val="1"/>
+        <w:rPr>
+          <w:rFonts w:ascii="Times New Roman" w:eastAsia="Times New Roman" w:hAnsi="Times New Roman"/>
+          <w:b/>
+          <w:bCs/>
+          <w:sz w:val="36"/>
+          <w:szCs w:val="36"/>
+        </w:rPr>
       </w:pPr>
       <w:bookmarkStart w:id="82" w:name="_Toc506458814"/>
       <w:bookmarkStart w:id="83" w:name="_Toc506459180"/>
       <w:r>
+        <w:rPr>
+          <w:rFonts w:ascii="Times New Roman" w:eastAsia="Times New Roman" w:hAnsi="Times New Roman"/>
+          <w:b/>
+          <w:bCs/>
+          <w:sz w:val="36"/>
+          <w:szCs w:val="36"/>
+        </w:rPr>
+        <w:t>7. Test Plan</w:t>
+      </w:r>
+    </w:p>
+    <w:p>
+      <w:pPr>
+        <w:tabs>
+          <w:tab w:val="clear" w:pos="180"/>
+          <w:tab w:val="clear" w:pos="360"/>
+          <w:tab w:val="clear" w:pos="720"/>
+        </w:tabs>
+        <w:spacing w:before="100" w:beforeAutospacing="1" w:after="100" w:afterAutospacing="1"/>
+        <w:rPr>
+          <w:rFonts w:ascii="Times New Roman" w:eastAsia="Times New Roman" w:hAnsi="Times New Roman"/>
+          <w:szCs w:val="24"/>
+        </w:rPr>
+      </w:pPr>
+      <w:r>
+        <w:rPr>
+          <w:rFonts w:ascii="Times New Roman" w:eastAsia="Times New Roman" w:hAnsi="Times New Roman"/>
+          <w:b/>
+          <w:bCs/>
+          <w:szCs w:val="24"/>
+        </w:rPr>
+        <w:t>GitHub Repository Link:</w:t>
+      </w:r>
+      <w:r>
+        <w:rPr>
+          <w:rFonts w:ascii="Times New Roman" w:eastAsia="Times New Roman" w:hAnsi="Times New Roman"/>
+          <w:szCs w:val="24"/>
+        </w:rPr>
+        <w:t xml:space="preserve"> </w:t>
+      </w:r>
+      <w:r>
+        <w:rPr>
+          <w:rFonts w:ascii="Courier New" w:eastAsia="Times New Roman" w:hAnsi="Courier New" w:cs="Courier New"/>
+          <w:sz w:val="20"/>
+        </w:rPr>
+        <w:t>(</w:t>
+      </w:r>
+      <w:hyperlink r:id="rId12" w:history="1">
+        <w:r>
+          <w:rPr>
+            <w:rStyle w:val="Hyperlink"/>
+            <w:rFonts w:ascii="Courier New" w:eastAsia="Times New Roman" w:hAnsi="Courier New" w:cs="Courier New"/>
+            <w:sz w:val="20"/>
+          </w:rPr>
+          <w:t>https://github.com/AidanDelgadillo/CS250-Group-7</w:t>
+        </w:r>
+      </w:hyperlink>
+      <w:r>
+        <w:rPr>
+          <w:rFonts w:ascii="Courier New" w:eastAsia="Times New Roman" w:hAnsi="Courier New" w:cs="Courier New"/>
+          <w:sz w:val="20"/>
+        </w:rPr>
+        <w:t xml:space="preserve"> </w:t>
+      </w:r>
+      <w:r>
+        <w:rPr>
+          <w:rFonts w:ascii="Courier New" w:eastAsia="Times New Roman" w:hAnsi="Courier New" w:cs="Courier New"/>
+          <w:sz w:val="20"/>
+        </w:rPr>
+        <w:t>)</w:t>
+      </w:r>
+    </w:p>
+    <w:p>
+      <w:pPr>
+        <w:tabs>
+          <w:tab w:val="clear" w:pos="180"/>
+          <w:tab w:val="clear" w:pos="360"/>
+          <w:tab w:val="clear" w:pos="720"/>
+        </w:tabs>
+        <w:spacing w:before="100" w:beforeAutospacing="1" w:after="100" w:afterAutospacing="1"/>
+        <w:outlineLvl w:val="2"/>
+        <w:rPr>
+          <w:rFonts w:ascii="Times New Roman" w:eastAsia="Times New Roman" w:hAnsi="Times New Roman"/>
+          <w:b/>
+          <w:bCs/>
+          <w:sz w:val="27"/>
+          <w:szCs w:val="27"/>
+        </w:rPr>
+      </w:pPr>
+      <w:r>
+        <w:rPr>
+          <w:rFonts w:ascii="Times New Roman" w:eastAsia="Times New Roman" w:hAnsi="Times New Roman"/>
+          <w:b/>
+          <w:bCs/>
+          <w:sz w:val="27"/>
+          <w:szCs w:val="27"/>
+        </w:rPr>
+        <w:t>7.1 Updated Design Specification</w:t>
+      </w:r>
+    </w:p>
+    <w:p>
+      <w:pPr>
+        <w:tabs>
+          <w:tab w:val="clear" w:pos="180"/>
+          <w:tab w:val="clear" w:pos="360"/>
+          <w:tab w:val="clear" w:pos="720"/>
+        </w:tabs>
+        <w:spacing w:before="100" w:beforeAutospacing="1" w:after="100" w:afterAutospacing="1"/>
+        <w:rPr>
+          <w:rFonts w:ascii="Times New Roman" w:eastAsia="Times New Roman" w:hAnsi="Times New Roman"/>
+          <w:szCs w:val="24"/>
+        </w:rPr>
+      </w:pPr>
+      <w:r>
+        <w:rPr>
+          <w:rFonts w:ascii="Times New Roman" w:eastAsia="Times New Roman" w:hAnsi="Times New Roman"/>
+          <w:szCs w:val="24"/>
+        </w:rPr>
+        <w:t>To accommodate a more robust testing environment and handle edge cases discovered during test planning, the original Software Design Specification (Assignment 2) required minor modifications.</w:t>
+      </w:r>
+    </w:p>
+    <w:p>
+      <w:pPr>
+        <w:tabs>
+          <w:tab w:val="clear" w:pos="180"/>
+          <w:tab w:val="clear" w:pos="360"/>
+          <w:tab w:val="clear" w:pos="720"/>
+        </w:tabs>
+        <w:spacing w:before="100" w:beforeAutospacing="1" w:after="100" w:afterAutospacing="1"/>
+        <w:rPr>
+          <w:rFonts w:ascii="Times New Roman" w:eastAsia="Times New Roman" w:hAnsi="Times New Roman"/>
+          <w:szCs w:val="24"/>
+        </w:rPr>
+      </w:pPr>
+      <w:r>
+        <w:rPr>
+          <w:rFonts w:ascii="Times New Roman" w:eastAsia="Times New Roman" w:hAnsi="Times New Roman"/>
+          <w:b/>
+          <w:bCs/>
+          <w:szCs w:val="24"/>
+        </w:rPr>
+        <w:t>Modifications from Initial Design:</w:t>
+      </w:r>
+    </w:p>
+    <w:p>
+      <w:pPr>
+        <w:numPr>
+          <w:ilvl w:val="0"/>
+          <w:numId w:val="10"/>
+        </w:numPr>
+        <w:tabs>
+          <w:tab w:val="clear" w:pos="180"/>
+          <w:tab w:val="clear" w:pos="360"/>
+        </w:tabs>
+        <w:spacing w:before="100" w:beforeAutospacing="1" w:after="100" w:afterAutospacing="1"/>
+        <w:rPr>
+          <w:rFonts w:ascii="Times New Roman" w:eastAsia="Times New Roman" w:hAnsi="Times New Roman"/>
+          <w:szCs w:val="24"/>
+        </w:rPr>
+      </w:pPr>
+      <w:r>
+        <w:rPr>
+          <w:rFonts w:ascii="Times New Roman" w:eastAsia="Times New Roman" w:hAnsi="Times New Roman"/>
+          <w:b/>
+          <w:bCs/>
+          <w:szCs w:val="24"/>
+        </w:rPr>
+        <w:t xml:space="preserve">Added a </w:t>
+      </w:r>
+      <w:r>
+        <w:rPr>
+          <w:rFonts w:ascii="Courier New" w:eastAsia="Times New Roman" w:hAnsi="Courier New" w:cs="Courier New"/>
+          <w:b/>
+          <w:bCs/>
+          <w:sz w:val="20"/>
+        </w:rPr>
+        <w:t>Refund</w:t>
+      </w:r>
+      <w:r>
+        <w:rPr>
+          <w:rFonts w:ascii="Times New Roman" w:eastAsia="Times New Roman" w:hAnsi="Times New Roman"/>
+          <w:b/>
+          <w:bCs/>
+          <w:szCs w:val="24"/>
+        </w:rPr>
+        <w:t xml:space="preserve"> Class:</w:t>
+      </w:r>
+      <w:r>
+        <w:rPr>
+          <w:rFonts w:ascii="Times New Roman" w:eastAsia="Times New Roman" w:hAnsi="Times New Roman"/>
+          <w:szCs w:val="24"/>
+        </w:rPr>
+        <w:t xml:space="preserve"> The initial design lacked a dedicated mechanism to handle ticket cancellations. A new </w:t>
+      </w:r>
+      <w:r>
+        <w:rPr>
+          <w:rFonts w:ascii="Courier New" w:eastAsia="Times New Roman" w:hAnsi="Courier New" w:cs="Courier New"/>
+          <w:sz w:val="20"/>
+        </w:rPr>
+        <w:t>Refund</w:t>
+      </w:r>
+      <w:r>
+        <w:rPr>
+          <w:rFonts w:ascii="Times New Roman" w:eastAsia="Times New Roman" w:hAnsi="Times New Roman"/>
+          <w:szCs w:val="24"/>
+        </w:rPr>
+        <w:t xml:space="preserve"> class was introduced to process cancellations, which securely interacts with the </w:t>
+      </w:r>
+      <w:r>
+        <w:rPr>
+          <w:rFonts w:ascii="Courier New" w:eastAsia="Times New Roman" w:hAnsi="Courier New" w:cs="Courier New"/>
+          <w:sz w:val="20"/>
+        </w:rPr>
+        <w:t>Order</w:t>
+      </w:r>
+      <w:r>
+        <w:rPr>
+          <w:rFonts w:ascii="Times New Roman" w:eastAsia="Times New Roman" w:hAnsi="Times New Roman"/>
+          <w:szCs w:val="24"/>
+        </w:rPr>
+        <w:t xml:space="preserve"> class and the external payment gateway to reverse transactions and free up seat availability.</w:t>
+      </w:r>
+    </w:p>
+    <w:p>
+      <w:pPr>
+        <w:numPr>
+          <w:ilvl w:val="0"/>
+          <w:numId w:val="10"/>
+        </w:numPr>
+        <w:tabs>
+          <w:tab w:val="clear" w:pos="180"/>
+          <w:tab w:val="clear" w:pos="360"/>
+        </w:tabs>
+        <w:spacing w:before="100" w:beforeAutospacing="1" w:after="100" w:afterAutospacing="1"/>
+        <w:rPr>
+          <w:rFonts w:ascii="Times New Roman" w:eastAsia="Times New Roman" w:hAnsi="Times New Roman"/>
+          <w:szCs w:val="24"/>
+        </w:rPr>
+      </w:pPr>
+      <w:r>
+        <w:rPr>
+          <w:rFonts w:ascii="Times New Roman" w:eastAsia="Times New Roman" w:hAnsi="Times New Roman"/>
+          <w:b/>
+          <w:bCs/>
+          <w:szCs w:val="24"/>
+        </w:rPr>
+        <w:t xml:space="preserve">Updated </w:t>
+      </w:r>
+      <w:r>
+        <w:rPr>
+          <w:rFonts w:ascii="Courier New" w:eastAsia="Times New Roman" w:hAnsi="Courier New" w:cs="Courier New"/>
+          <w:b/>
+          <w:bCs/>
+          <w:sz w:val="20"/>
+        </w:rPr>
+        <w:t>Order</w:t>
+      </w:r>
+      <w:r>
+        <w:rPr>
+          <w:rFonts w:ascii="Times New Roman" w:eastAsia="Times New Roman" w:hAnsi="Times New Roman"/>
+          <w:b/>
+          <w:bCs/>
+          <w:szCs w:val="24"/>
+        </w:rPr>
+        <w:t xml:space="preserve"> Class Attributes:</w:t>
+      </w:r>
+      <w:r>
+        <w:rPr>
+          <w:rFonts w:ascii="Times New Roman" w:eastAsia="Times New Roman" w:hAnsi="Times New Roman"/>
+          <w:szCs w:val="24"/>
+        </w:rPr>
+        <w:t xml:space="preserve"> A </w:t>
+      </w:r>
+      <w:proofErr w:type="spellStart"/>
+      <w:r>
+        <w:rPr>
+          <w:rFonts w:ascii="Courier New" w:eastAsia="Times New Roman" w:hAnsi="Courier New" w:cs="Courier New"/>
+          <w:sz w:val="20"/>
+        </w:rPr>
+        <w:t>promoCode</w:t>
+      </w:r>
+      <w:proofErr w:type="spellEnd"/>
+      <w:r>
+        <w:rPr>
+          <w:rFonts w:ascii="Courier New" w:eastAsia="Times New Roman" w:hAnsi="Courier New" w:cs="Courier New"/>
+          <w:sz w:val="20"/>
+        </w:rPr>
+        <w:t>: String</w:t>
+      </w:r>
+      <w:r>
+        <w:rPr>
+          <w:rFonts w:ascii="Times New Roman" w:eastAsia="Times New Roman" w:hAnsi="Times New Roman"/>
+          <w:szCs w:val="24"/>
+        </w:rPr>
+        <w:t xml:space="preserve"> attribute was added to the </w:t>
+      </w:r>
+      <w:r>
+        <w:rPr>
+          <w:rFonts w:ascii="Courier New" w:eastAsia="Times New Roman" w:hAnsi="Courier New" w:cs="Courier New"/>
+          <w:sz w:val="20"/>
+        </w:rPr>
+        <w:t>Order</w:t>
+      </w:r>
+      <w:r>
+        <w:rPr>
+          <w:rFonts w:ascii="Times New Roman" w:eastAsia="Times New Roman" w:hAnsi="Times New Roman"/>
+          <w:szCs w:val="24"/>
+        </w:rPr>
+        <w:t xml:space="preserve"> class to allow for dynamic marketing discounts during the checkout process, distinct from the static </w:t>
+      </w:r>
+      <w:proofErr w:type="spellStart"/>
+      <w:r>
+        <w:rPr>
+          <w:rFonts w:ascii="Courier New" w:eastAsia="Times New Roman" w:hAnsi="Courier New" w:cs="Courier New"/>
+          <w:sz w:val="20"/>
+        </w:rPr>
+        <w:t>loyaltyMember</w:t>
+      </w:r>
+      <w:proofErr w:type="spellEnd"/>
+      <w:r>
+        <w:rPr>
+          <w:rFonts w:ascii="Times New Roman" w:eastAsia="Times New Roman" w:hAnsi="Times New Roman"/>
+          <w:szCs w:val="24"/>
+        </w:rPr>
+        <w:t xml:space="preserve"> flag.</w:t>
+      </w:r>
+    </w:p>
+    <w:p>
+      <w:pPr>
+        <w:tabs>
+          <w:tab w:val="clear" w:pos="180"/>
+          <w:tab w:val="clear" w:pos="360"/>
+        </w:tabs>
+        <w:spacing w:before="100" w:beforeAutospacing="1" w:after="100" w:afterAutospacing="1"/>
+        <w:ind w:left="720"/>
+        <w:rPr>
+          <w:rFonts w:ascii="Times New Roman" w:eastAsia="Times New Roman" w:hAnsi="Times New Roman"/>
+          <w:szCs w:val="24"/>
+        </w:rPr>
+      </w:pPr>
+    </w:p>
+    <w:p>
+      <w:pPr>
+        <w:tabs>
+          <w:tab w:val="clear" w:pos="180"/>
+          <w:tab w:val="clear" w:pos="360"/>
+          <w:tab w:val="clear" w:pos="720"/>
+        </w:tabs>
+        <w:spacing w:before="100" w:beforeAutospacing="1" w:after="100" w:afterAutospacing="1"/>
+        <w:rPr>
+          <w:rFonts w:ascii="Times New Roman" w:eastAsia="Times New Roman" w:hAnsi="Times New Roman"/>
+          <w:i/>
+          <w:iCs/>
+          <w:szCs w:val="24"/>
+        </w:rPr>
+      </w:pPr>
+    </w:p>
+    <w:p>
+      <w:pPr>
+        <w:tabs>
+          <w:tab w:val="clear" w:pos="180"/>
+          <w:tab w:val="clear" w:pos="360"/>
+          <w:tab w:val="clear" w:pos="720"/>
+        </w:tabs>
+        <w:spacing w:before="100" w:beforeAutospacing="1" w:after="100" w:afterAutospacing="1"/>
+        <w:rPr>
+          <w:rFonts w:ascii="Times New Roman" w:eastAsia="Times New Roman" w:hAnsi="Times New Roman"/>
+          <w:i/>
+          <w:iCs/>
+          <w:szCs w:val="24"/>
+        </w:rPr>
+      </w:pPr>
+      <w:r>
+        <w:rPr>
+          <w:rFonts w:ascii="Times New Roman" w:eastAsia="Times New Roman" w:hAnsi="Times New Roman"/>
+          <w:i/>
+          <w:iCs/>
+          <w:noProof/>
+          <w:szCs w:val="24"/>
+        </w:rPr>
         <w:lastRenderedPageBreak/>
+        <w:drawing>
+          <wp:inline distT="0" distB="0" distL="0" distR="0" wp14:anchorId="13C47F21" wp14:editId="0E7EEDFD">
+            <wp:extent cx="5943600" cy="3891280"/>
+            <wp:effectExtent l="0" t="0" r="0" b="0"/>
+            <wp:docPr id="1846018088" name="Picture 1"/>
+            <wp:cNvGraphicFramePr>
+              <a:graphicFrameLocks xmlns:a="http://schemas.openxmlformats.org/drawingml/2006/main" noChangeAspect="1"/>
+            </wp:cNvGraphicFramePr>
+            <a:graphic xmlns:a="http://schemas.openxmlformats.org/drawingml/2006/main">
+              <a:graphicData uri="http://schemas.openxmlformats.org/drawingml/2006/picture">
+                <pic:pic xmlns:pic="http://schemas.openxmlformats.org/drawingml/2006/picture">
+                  <pic:nvPicPr>
+                    <pic:cNvPr id="1846018088" name=""/>
+                    <pic:cNvPicPr/>
+                  </pic:nvPicPr>
+                  <pic:blipFill>
+                    <a:blip r:embed="rId13"/>
+                    <a:stretch>
+                      <a:fillRect/>
+                    </a:stretch>
+                  </pic:blipFill>
+                  <pic:spPr>
+                    <a:xfrm>
+                      <a:off x="0" y="0"/>
+                      <a:ext cx="5943600" cy="3891280"/>
+                    </a:xfrm>
+                    <a:prstGeom prst="rect">
+                      <a:avLst/>
+                    </a:prstGeom>
+                  </pic:spPr>
+                </pic:pic>
+              </a:graphicData>
+            </a:graphic>
+          </wp:inline>
+        </w:drawing>
+      </w:r>
+    </w:p>
+    <w:p>
+      <w:pPr>
+        <w:tabs>
+          <w:tab w:val="clear" w:pos="180"/>
+          <w:tab w:val="clear" w:pos="360"/>
+          <w:tab w:val="clear" w:pos="720"/>
+        </w:tabs>
+        <w:spacing w:before="100" w:beforeAutospacing="1" w:after="100" w:afterAutospacing="1"/>
+        <w:outlineLvl w:val="2"/>
+        <w:rPr>
+          <w:rFonts w:ascii="Times New Roman" w:eastAsia="Times New Roman" w:hAnsi="Times New Roman"/>
+          <w:b/>
+          <w:bCs/>
+          <w:sz w:val="27"/>
+          <w:szCs w:val="27"/>
+        </w:rPr>
+      </w:pPr>
+      <w:r>
+        <w:rPr>
+          <w:rFonts w:ascii="Times New Roman" w:eastAsia="Times New Roman" w:hAnsi="Times New Roman"/>
+          <w:b/>
+          <w:bCs/>
+          <w:sz w:val="27"/>
+          <w:szCs w:val="27"/>
+        </w:rPr>
+        <w:t>7.2 Testing Strategy and Target Features</w:t>
+      </w:r>
+    </w:p>
+    <w:p>
+      <w:pPr>
+        <w:tabs>
+          <w:tab w:val="clear" w:pos="180"/>
+          <w:tab w:val="clear" w:pos="360"/>
+          <w:tab w:val="clear" w:pos="720"/>
+        </w:tabs>
+        <w:spacing w:before="100" w:beforeAutospacing="1" w:after="100" w:afterAutospacing="1"/>
+        <w:rPr>
+          <w:rFonts w:ascii="Times New Roman" w:eastAsia="Times New Roman" w:hAnsi="Times New Roman"/>
+          <w:szCs w:val="24"/>
+        </w:rPr>
+      </w:pPr>
+      <w:r>
+        <w:rPr>
+          <w:rFonts w:ascii="Times New Roman" w:eastAsia="Times New Roman" w:hAnsi="Times New Roman"/>
+          <w:szCs w:val="24"/>
+        </w:rPr>
+        <w:t>The testing strategy for the Movie Theater Ticketing System focuses on verifying data integrity, secure access, and smooth transaction processing across three levels of granularity. The primary features targeted for testing include user authentication, the concurrency of the seat reservation system (preventing double-bookings), and the mathematical accuracy of the checkout and discount logic.</w:t>
+      </w:r>
+    </w:p>
+    <w:p>
+      <w:pPr>
+        <w:tabs>
+          <w:tab w:val="clear" w:pos="180"/>
+          <w:tab w:val="clear" w:pos="360"/>
+          <w:tab w:val="clear" w:pos="720"/>
+        </w:tabs>
+        <w:spacing w:before="100" w:beforeAutospacing="1" w:after="100" w:afterAutospacing="1"/>
+        <w:rPr>
+          <w:rFonts w:ascii="Times New Roman" w:eastAsia="Times New Roman" w:hAnsi="Times New Roman"/>
+          <w:szCs w:val="24"/>
+        </w:rPr>
+      </w:pPr>
+      <w:r>
+        <w:rPr>
+          <w:rFonts w:ascii="Times New Roman" w:eastAsia="Times New Roman" w:hAnsi="Times New Roman"/>
+          <w:b/>
+          <w:bCs/>
+          <w:szCs w:val="24"/>
+        </w:rPr>
+        <w:t>Granularity Definitions:</w:t>
+      </w:r>
+    </w:p>
+    <w:p>
+      <w:pPr>
+        <w:tabs>
+          <w:tab w:val="clear" w:pos="180"/>
+          <w:tab w:val="clear" w:pos="360"/>
+        </w:tabs>
+        <w:spacing w:before="100" w:beforeAutospacing="1" w:after="100" w:afterAutospacing="1"/>
+        <w:rPr>
+          <w:rFonts w:ascii="Times New Roman" w:eastAsia="Times New Roman" w:hAnsi="Times New Roman"/>
+          <w:szCs w:val="24"/>
+        </w:rPr>
+      </w:pPr>
+      <w:r>
+        <w:rPr>
+          <w:rFonts w:ascii="Times New Roman" w:eastAsia="Times New Roman" w:hAnsi="Times New Roman"/>
+          <w:b/>
+          <w:bCs/>
+          <w:szCs w:val="24"/>
+        </w:rPr>
+        <w:t>Unit Level:</w:t>
+      </w:r>
+      <w:r>
+        <w:rPr>
+          <w:rFonts w:ascii="Times New Roman" w:eastAsia="Times New Roman" w:hAnsi="Times New Roman"/>
+          <w:szCs w:val="24"/>
+        </w:rPr>
+        <w:t xml:space="preserve"> Tests isolate individual class methods and attributes to ensure baseline logic (e.g., calculating a 10% loyalty discount or hashing a password) functions flawlessly independent of other system components.</w:t>
+      </w:r>
+    </w:p>
+    <w:p>
+      <w:pPr>
+        <w:tabs>
+          <w:tab w:val="clear" w:pos="180"/>
+          <w:tab w:val="clear" w:pos="360"/>
+        </w:tabs>
+        <w:spacing w:before="100" w:beforeAutospacing="1" w:after="100" w:afterAutospacing="1"/>
+        <w:rPr>
+          <w:rFonts w:ascii="Times New Roman" w:eastAsia="Times New Roman" w:hAnsi="Times New Roman"/>
+          <w:szCs w:val="24"/>
+        </w:rPr>
+      </w:pPr>
+      <w:r>
+        <w:rPr>
+          <w:rFonts w:ascii="Times New Roman" w:eastAsia="Times New Roman" w:hAnsi="Times New Roman"/>
+          <w:b/>
+          <w:bCs/>
+          <w:szCs w:val="24"/>
+        </w:rPr>
+        <w:t>Integration/Functional Level:</w:t>
+      </w:r>
+      <w:r>
+        <w:rPr>
+          <w:rFonts w:ascii="Times New Roman" w:eastAsia="Times New Roman" w:hAnsi="Times New Roman"/>
+          <w:szCs w:val="24"/>
+        </w:rPr>
+        <w:t xml:space="preserve"> Tests verify that distinct classes and system modules communicate properly (e.g., the </w:t>
+      </w:r>
+      <w:r>
+        <w:rPr>
+          <w:rFonts w:ascii="Courier New" w:eastAsia="Times New Roman" w:hAnsi="Courier New" w:cs="Courier New"/>
+          <w:sz w:val="20"/>
+        </w:rPr>
+        <w:t>Order</w:t>
+      </w:r>
+      <w:r>
+        <w:rPr>
+          <w:rFonts w:ascii="Times New Roman" w:eastAsia="Times New Roman" w:hAnsi="Times New Roman"/>
+          <w:szCs w:val="24"/>
+        </w:rPr>
+        <w:t xml:space="preserve"> class successfully sending data to the Payment Gateway, or the </w:t>
+      </w:r>
+      <w:r>
+        <w:rPr>
+          <w:rFonts w:ascii="Courier New" w:eastAsia="Times New Roman" w:hAnsi="Courier New" w:cs="Courier New"/>
+          <w:sz w:val="20"/>
+        </w:rPr>
+        <w:t>Ticket</w:t>
+      </w:r>
+      <w:r>
+        <w:rPr>
+          <w:rFonts w:ascii="Times New Roman" w:eastAsia="Times New Roman" w:hAnsi="Times New Roman"/>
+          <w:szCs w:val="24"/>
+        </w:rPr>
+        <w:t xml:space="preserve"> class successfully updating the Database).</w:t>
+      </w:r>
+    </w:p>
+    <w:p>
+      <w:pPr>
+        <w:tabs>
+          <w:tab w:val="clear" w:pos="180"/>
+          <w:tab w:val="clear" w:pos="360"/>
+        </w:tabs>
+        <w:spacing w:before="100" w:beforeAutospacing="1" w:after="100" w:afterAutospacing="1"/>
+        <w:rPr>
+          <w:rFonts w:ascii="Times New Roman" w:eastAsia="Times New Roman" w:hAnsi="Times New Roman"/>
+          <w:szCs w:val="24"/>
+        </w:rPr>
+      </w:pPr>
+      <w:r>
+        <w:rPr>
+          <w:rFonts w:ascii="Times New Roman" w:eastAsia="Times New Roman" w:hAnsi="Times New Roman"/>
+          <w:b/>
+          <w:bCs/>
+          <w:szCs w:val="24"/>
+        </w:rPr>
+        <w:t>System Level:</w:t>
+      </w:r>
+      <w:r>
+        <w:rPr>
+          <w:rFonts w:ascii="Times New Roman" w:eastAsia="Times New Roman" w:hAnsi="Times New Roman"/>
+          <w:szCs w:val="24"/>
+        </w:rPr>
+        <w:t xml:space="preserve"> End-to-end tests that simulate full user workflows from the web client interface through the backend server and down to the database, ensuring the entire MVC architecture satisfies the software requirements.</w:t>
+      </w:r>
+    </w:p>
+    <w:p>
+      <w:pPr>
+        <w:pStyle w:val="Heading1"/>
+      </w:pPr>
+    </w:p>
+    <w:p>
+      <w:pPr>
+        <w:pStyle w:val="Heading1"/>
+      </w:pPr>
+    </w:p>
+    <w:p>
+      <w:pPr>
+        <w:pStyle w:val="Heading1"/>
+      </w:pPr>
+    </w:p>
+    <w:p>
+      <w:pPr>
+        <w:pStyle w:val="Heading1"/>
+      </w:pPr>
+    </w:p>
+    <w:p>
+      <w:pPr>
+        <w:pStyle w:val="Heading1"/>
+      </w:pPr>
+      <w:r>
         <w:t>A. Appendices</w:t>
       </w:r>
       <w:bookmarkEnd w:id="82"/>
@@ -8424,7 +10174,7 @@
 </file>
 
 <file path=word/endnotes.xml><?xml version="1.0" encoding="utf-8"?>
-<w:endnotes xmlns:wpc="http://schemas.microsoft.com/office/word/2010/wordprocessingCanvas" xmlns:cx="http://schemas.microsoft.com/office/drawing/2014/chartex" xmlns:cx1="http://schemas.microsoft.com/office/drawing/2015/9/8/chartex" xmlns:cx2="http://schemas.microsoft.com/office/drawing/2015/10/21/chartex" xmlns:cx3="http://schemas.microsoft.com/office/drawing/2016/5/9/chartex" xmlns:cx4="http://schemas.microsoft.com/office/drawing/2016/5/10/chartex" xmlns:cx5="http://schemas.microsoft.com/office/drawing/2016/5/11/chartex" xmlns:cx6="http://schemas.microsoft.com/office/drawing/2016/5/12/chartex" xmlns:cx7="http://schemas.microsoft.com/office/drawing/2016/5/13/chartex" xmlns:cx8="http://schemas.microsoft.com/office/drawing/2016/5/14/chartex" xmlns:mc="http://schemas.openxmlformats.org/markup-compatibility/2006" xmlns:aink="http://schemas.microsoft.com/office/drawing/2016/ink" xmlns:am3d="http://schemas.microsoft.com/office/drawing/2017/model3d" xmlns:o="urn:schemas-microsoft-com:office:office" xmlns:oel="http://schemas.microsoft.com/office/2019/extlst" xmlns:r="http://schemas.openxmlformats.org/officeDocument/2006/relationships" xmlns:m="http://schemas.openxmlformats.org/officeDocument/2006/math" xmlns:v="urn:schemas-microsoft-com:vml" xmlns:wp14="http://schemas.microsoft.com/office/word/2010/wordprocessingDrawing" xmlns:wp="http://schemas.openxmlformats.org/drawingml/2006/wordprocessingDrawing" xmlns:w10="urn:schemas-microsoft-com:office:word" xmlns:w="http://schemas.openxmlformats.org/wordprocessingml/2006/main" xmlns:w14="http://schemas.microsoft.com/office/word/2010/wordml" xmlns:w15="http://schemas.microsoft.com/office/word/2012/wordml" xmlns:w16cex="http://schemas.microsoft.com/office/word/2018/wordml/cex" xmlns:w16cid="http://schemas.microsoft.com/office/word/2016/wordml/cid" xmlns:w16="http://schemas.microsoft.com/office/word/2018/wordml" xmlns:w16du="http://schemas.microsoft.com/office/word/2023/wordml/word16du" xmlns:w16sdtdh="http://schemas.microsoft.com/office/word/2020/wordml/sdtdatahash" xmlns:w16sdtfl="http://schemas.microsoft.com/office/word/2024/wordml/sdtformatlock" xmlns:w16se="http://schemas.microsoft.com/office/word/2015/wordml/symex" xmlns:wpg="http://schemas.microsoft.com/office/word/2010/wordprocessingGroup" xmlns:wpi="http://schemas.microsoft.com/office/word/2010/wordprocessingInk" xmlns:wne="http://schemas.microsoft.com/office/word/2006/wordml" xmlns:wps="http://schemas.microsoft.com/office/word/2010/wordprocessingShape" mc:Ignorable="w14 w15 w16se w16cid w16 w16cex w16sdtdh w16sdtfl w16du wp14">
+<w:endnotes xmlns:wpc="http://schemas.microsoft.com/office/word/2010/wordprocessingCanvas" xmlns:cx="http://schemas.microsoft.com/office/drawing/2014/chartex" xmlns:cx1="http://schemas.microsoft.com/office/drawing/2015/9/8/chartex" xmlns:cx2="http://schemas.microsoft.com/office/drawing/2015/10/21/chartex" xmlns:cx3="http://schemas.microsoft.com/office/drawing/2016/5/9/chartex" xmlns:cx4="http://schemas.microsoft.com/office/drawing/2016/5/10/chartex" xmlns:cx5="http://schemas.microsoft.com/office/drawing/2016/5/11/chartex" xmlns:cx6="http://schemas.microsoft.com/office/drawing/2016/5/12/chartex" xmlns:cx7="http://schemas.microsoft.com/office/drawing/2016/5/13/chartex" xmlns:cx8="http://schemas.microsoft.com/office/drawing/2016/5/14/chartex" xmlns:mc="http://schemas.openxmlformats.org/markup-compatibility/2006" xmlns:aink="http://schemas.microsoft.com/office/drawing/2016/ink" xmlns:am3d="http://schemas.microsoft.com/office/drawing/2017/model3d" xmlns:o="urn:schemas-microsoft-com:office:office" xmlns:oel="http://schemas.microsoft.com/office/2019/extlst" xmlns:r="http://schemas.openxmlformats.org/officeDocument/2006/relationships" xmlns:m="http://schemas.openxmlformats.org/officeDocument/2006/math" xmlns:v="urn:schemas-microsoft-com:vml" xmlns:wp14="http://schemas.microsoft.com/office/word/2010/wordprocessingDrawing" xmlns:wp="http://schemas.openxmlformats.org/drawingml/2006/wordprocessingDrawing" xmlns:w10="urn:schemas-microsoft-com:office:word" xmlns:w="http://schemas.openxmlformats.org/wordprocessingml/2006/main" xmlns:w14="http://schemas.microsoft.com/office/word/2010/wordml" xmlns:w15="http://schemas.microsoft.com/office/word/2012/wordml" xmlns:w16cei="http://schemas.microsoft.com/office/word/2026/wordml/cei" xmlns:w16cex="http://schemas.microsoft.com/office/word/2018/wordml/cex" xmlns:w16cid="http://schemas.microsoft.com/office/word/2016/wordml/cid" xmlns:w16="http://schemas.microsoft.com/office/word/2018/wordml" xmlns:w16du="http://schemas.microsoft.com/office/word/2023/wordml/word16du" xmlns:w16sdtdh="http://schemas.microsoft.com/office/word/2020/wordml/sdtdatahash" xmlns:w16sdtfl="http://schemas.microsoft.com/office/word/2024/wordml/sdtformatlock" xmlns:w16se="http://schemas.microsoft.com/office/word/2015/wordml/symex" xmlns:wpg="http://schemas.microsoft.com/office/word/2010/wordprocessingGroup" xmlns:wpi="http://schemas.microsoft.com/office/word/2010/wordprocessingInk" xmlns:wne="http://schemas.microsoft.com/office/word/2006/wordml" xmlns:wps="http://schemas.microsoft.com/office/word/2010/wordprocessingShape" mc:Ignorable="w14 w15 w16se w16cid w16 w16cex w16sdtdh w16sdtfl w16du wp14">
   <w:endnote w:type="separator" w:id="-1">
     <w:p>
       <w:r>
@@ -8443,7 +10193,7 @@
 </file>
 
 <file path=word/footer1.xml><?xml version="1.0" encoding="utf-8"?>
-<w:ftr xmlns:wpc="http://schemas.microsoft.com/office/word/2010/wordprocessingCanvas" xmlns:cx="http://schemas.microsoft.com/office/drawing/2014/chartex" xmlns:cx1="http://schemas.microsoft.com/office/drawing/2015/9/8/chartex" xmlns:cx2="http://schemas.microsoft.com/office/drawing/2015/10/21/chartex" xmlns:cx3="http://schemas.microsoft.com/office/drawing/2016/5/9/chartex" xmlns:cx4="http://schemas.microsoft.com/office/drawing/2016/5/10/chartex" xmlns:cx5="http://schemas.microsoft.com/office/drawing/2016/5/11/chartex" xmlns:cx6="http://schemas.microsoft.com/office/drawing/2016/5/12/chartex" xmlns:cx7="http://schemas.microsoft.com/office/drawing/2016/5/13/chartex" xmlns:cx8="http://schemas.microsoft.com/office/drawing/2016/5/14/chartex" xmlns:mc="http://schemas.openxmlformats.org/markup-compatibility/2006" xmlns:aink="http://schemas.microsoft.com/office/drawing/2016/ink" xmlns:am3d="http://schemas.microsoft.com/office/drawing/2017/model3d" xmlns:o="urn:schemas-microsoft-com:office:office" xmlns:oel="http://schemas.microsoft.com/office/2019/extlst" xmlns:r="http://schemas.openxmlformats.org/officeDocument/2006/relationships" xmlns:m="http://schemas.openxmlformats.org/officeDocument/2006/math" xmlns:v="urn:schemas-microsoft-com:vml" xmlns:wp14="http://schemas.microsoft.com/office/word/2010/wordprocessingDrawing" xmlns:wp="http://schemas.openxmlformats.org/drawingml/2006/wordprocessingDrawing" xmlns:w10="urn:schemas-microsoft-com:office:word" xmlns:w="http://schemas.openxmlformats.org/wordprocessingml/2006/main" xmlns:w14="http://schemas.microsoft.com/office/word/2010/wordml" xmlns:w15="http://schemas.microsoft.com/office/word/2012/wordml" xmlns:w16cex="http://schemas.microsoft.com/office/word/2018/wordml/cex" xmlns:w16cid="http://schemas.microsoft.com/office/word/2016/wordml/cid" xmlns:w16="http://schemas.microsoft.com/office/word/2018/wordml" xmlns:w16du="http://schemas.microsoft.com/office/word/2023/wordml/word16du" xmlns:w16sdtdh="http://schemas.microsoft.com/office/word/2020/wordml/sdtdatahash" xmlns:w16sdtfl="http://schemas.microsoft.com/office/word/2024/wordml/sdtformatlock" xmlns:w16se="http://schemas.microsoft.com/office/word/2015/wordml/symex" xmlns:wpg="http://schemas.microsoft.com/office/word/2010/wordprocessingGroup" xmlns:wpi="http://schemas.microsoft.com/office/word/2010/wordprocessingInk" xmlns:wne="http://schemas.microsoft.com/office/word/2006/wordml" xmlns:wps="http://schemas.microsoft.com/office/word/2010/wordprocessingShape" mc:Ignorable="w14 w15 w16se w16cid w16 w16cex w16sdtdh w16sdtfl w16du wp14">
+<w:ftr xmlns:wpc="http://schemas.microsoft.com/office/word/2010/wordprocessingCanvas" xmlns:cx="http://schemas.microsoft.com/office/drawing/2014/chartex" xmlns:cx1="http://schemas.microsoft.com/office/drawing/2015/9/8/chartex" xmlns:cx2="http://schemas.microsoft.com/office/drawing/2015/10/21/chartex" xmlns:cx3="http://schemas.microsoft.com/office/drawing/2016/5/9/chartex" xmlns:cx4="http://schemas.microsoft.com/office/drawing/2016/5/10/chartex" xmlns:cx5="http://schemas.microsoft.com/office/drawing/2016/5/11/chartex" xmlns:cx6="http://schemas.microsoft.com/office/drawing/2016/5/12/chartex" xmlns:cx7="http://schemas.microsoft.com/office/drawing/2016/5/13/chartex" xmlns:cx8="http://schemas.microsoft.com/office/drawing/2016/5/14/chartex" xmlns:mc="http://schemas.openxmlformats.org/markup-compatibility/2006" xmlns:aink="http://schemas.microsoft.com/office/drawing/2016/ink" xmlns:am3d="http://schemas.microsoft.com/office/drawing/2017/model3d" xmlns:o="urn:schemas-microsoft-com:office:office" xmlns:oel="http://schemas.microsoft.com/office/2019/extlst" xmlns:r="http://schemas.openxmlformats.org/officeDocument/2006/relationships" xmlns:m="http://schemas.openxmlformats.org/officeDocument/2006/math" xmlns:v="urn:schemas-microsoft-com:vml" xmlns:wp14="http://schemas.microsoft.com/office/word/2010/wordprocessingDrawing" xmlns:wp="http://schemas.openxmlformats.org/drawingml/2006/wordprocessingDrawing" xmlns:w10="urn:schemas-microsoft-com:office:word" xmlns:w="http://schemas.openxmlformats.org/wordprocessingml/2006/main" xmlns:w14="http://schemas.microsoft.com/office/word/2010/wordml" xmlns:w15="http://schemas.microsoft.com/office/word/2012/wordml" xmlns:w16cei="http://schemas.microsoft.com/office/word/2026/wordml/cei" xmlns:w16cex="http://schemas.microsoft.com/office/word/2018/wordml/cex" xmlns:w16cid="http://schemas.microsoft.com/office/word/2016/wordml/cid" xmlns:w16="http://schemas.microsoft.com/office/word/2018/wordml" xmlns:w16du="http://schemas.microsoft.com/office/word/2023/wordml/word16du" xmlns:w16sdtdh="http://schemas.microsoft.com/office/word/2020/wordml/sdtdatahash" xmlns:w16sdtfl="http://schemas.microsoft.com/office/word/2024/wordml/sdtformatlock" xmlns:w16se="http://schemas.microsoft.com/office/word/2015/wordml/symex" xmlns:wpg="http://schemas.microsoft.com/office/word/2010/wordprocessingGroup" xmlns:wpi="http://schemas.microsoft.com/office/word/2010/wordprocessingInk" xmlns:wne="http://schemas.microsoft.com/office/word/2006/wordml" xmlns:wps="http://schemas.microsoft.com/office/word/2010/wordprocessingShape" mc:Ignorable="w14 w15 w16se w16cid w16 w16cex w16sdtdh w16sdtfl w16du wp14">
   <w:p>
     <w:pPr>
       <w:pStyle w:val="Footer"/>
@@ -8506,7 +10256,7 @@
 </file>
 
 <file path=word/footnotes.xml><?xml version="1.0" encoding="utf-8"?>
-<w:footnotes xmlns:wpc="http://schemas.microsoft.com/office/word/2010/wordprocessingCanvas" xmlns:cx="http://schemas.microsoft.com/office/drawing/2014/chartex" xmlns:cx1="http://schemas.microsoft.com/office/drawing/2015/9/8/chartex" xmlns:cx2="http://schemas.microsoft.com/office/drawing/2015/10/21/chartex" xmlns:cx3="http://schemas.microsoft.com/office/drawing/2016/5/9/chartex" xmlns:cx4="http://schemas.microsoft.com/office/drawing/2016/5/10/chartex" xmlns:cx5="http://schemas.microsoft.com/office/drawing/2016/5/11/chartex" xmlns:cx6="http://schemas.microsoft.com/office/drawing/2016/5/12/chartex" xmlns:cx7="http://schemas.microsoft.com/office/drawing/2016/5/13/chartex" xmlns:cx8="http://schemas.microsoft.com/office/drawing/2016/5/14/chartex" xmlns:mc="http://schemas.openxmlformats.org/markup-compatibility/2006" xmlns:aink="http://schemas.microsoft.com/office/drawing/2016/ink" xmlns:am3d="http://schemas.microsoft.com/office/drawing/2017/model3d" xmlns:o="urn:schemas-microsoft-com:office:office" xmlns:oel="http://schemas.microsoft.com/office/2019/extlst" xmlns:r="http://schemas.openxmlformats.org/officeDocument/2006/relationships" xmlns:m="http://schemas.openxmlformats.org/officeDocument/2006/math" xmlns:v="urn:schemas-microsoft-com:vml" xmlns:wp14="http://schemas.microsoft.com/office/word/2010/wordprocessingDrawing" xmlns:wp="http://schemas.openxmlformats.org/drawingml/2006/wordprocessingDrawing" xmlns:w10="urn:schemas-microsoft-com:office:word" xmlns:w="http://schemas.openxmlformats.org/wordprocessingml/2006/main" xmlns:w14="http://schemas.microsoft.com/office/word/2010/wordml" xmlns:w15="http://schemas.microsoft.com/office/word/2012/wordml" xmlns:w16cex="http://schemas.microsoft.com/office/word/2018/wordml/cex" xmlns:w16cid="http://schemas.microsoft.com/office/word/2016/wordml/cid" xmlns:w16="http://schemas.microsoft.com/office/word/2018/wordml" xmlns:w16du="http://schemas.microsoft.com/office/word/2023/wordml/word16du" xmlns:w16sdtdh="http://schemas.microsoft.com/office/word/2020/wordml/sdtdatahash" xmlns:w16sdtfl="http://schemas.microsoft.com/office/word/2024/wordml/sdtformatlock" xmlns:w16se="http://schemas.microsoft.com/office/word/2015/wordml/symex" xmlns:wpg="http://schemas.microsoft.com/office/word/2010/wordprocessingGroup" xmlns:wpi="http://schemas.microsoft.com/office/word/2010/wordprocessingInk" xmlns:wne="http://schemas.microsoft.com/office/word/2006/wordml" xmlns:wps="http://schemas.microsoft.com/office/word/2010/wordprocessingShape" mc:Ignorable="w14 w15 w16se w16cid w16 w16cex w16sdtdh w16sdtfl w16du wp14">
+<w:footnotes xmlns:wpc="http://schemas.microsoft.com/office/word/2010/wordprocessingCanvas" xmlns:cx="http://schemas.microsoft.com/office/drawing/2014/chartex" xmlns:cx1="http://schemas.microsoft.com/office/drawing/2015/9/8/chartex" xmlns:cx2="http://schemas.microsoft.com/office/drawing/2015/10/21/chartex" xmlns:cx3="http://schemas.microsoft.com/office/drawing/2016/5/9/chartex" xmlns:cx4="http://schemas.microsoft.com/office/drawing/2016/5/10/chartex" xmlns:cx5="http://schemas.microsoft.com/office/drawing/2016/5/11/chartex" xmlns:cx6="http://schemas.microsoft.com/office/drawing/2016/5/12/chartex" xmlns:cx7="http://schemas.microsoft.com/office/drawing/2016/5/13/chartex" xmlns:cx8="http://schemas.microsoft.com/office/drawing/2016/5/14/chartex" xmlns:mc="http://schemas.openxmlformats.org/markup-compatibility/2006" xmlns:aink="http://schemas.microsoft.com/office/drawing/2016/ink" xmlns:am3d="http://schemas.microsoft.com/office/drawing/2017/model3d" xmlns:o="urn:schemas-microsoft-com:office:office" xmlns:oel="http://schemas.microsoft.com/office/2019/extlst" xmlns:r="http://schemas.openxmlformats.org/officeDocument/2006/relationships" xmlns:m="http://schemas.openxmlformats.org/officeDocument/2006/math" xmlns:v="urn:schemas-microsoft-com:vml" xmlns:wp14="http://schemas.microsoft.com/office/word/2010/wordprocessingDrawing" xmlns:wp="http://schemas.openxmlformats.org/drawingml/2006/wordprocessingDrawing" xmlns:w10="urn:schemas-microsoft-com:office:word" xmlns:w="http://schemas.openxmlformats.org/wordprocessingml/2006/main" xmlns:w14="http://schemas.microsoft.com/office/word/2010/wordml" xmlns:w15="http://schemas.microsoft.com/office/word/2012/wordml" xmlns:w16cei="http://schemas.microsoft.com/office/word/2026/wordml/cei" xmlns:w16cex="http://schemas.microsoft.com/office/word/2018/wordml/cex" xmlns:w16cid="http://schemas.microsoft.com/office/word/2016/wordml/cid" xmlns:w16="http://schemas.microsoft.com/office/word/2018/wordml" xmlns:w16du="http://schemas.microsoft.com/office/word/2023/wordml/word16du" xmlns:w16sdtdh="http://schemas.microsoft.com/office/word/2020/wordml/sdtdatahash" xmlns:w16sdtfl="http://schemas.microsoft.com/office/word/2024/wordml/sdtformatlock" xmlns:w16se="http://schemas.microsoft.com/office/word/2015/wordml/symex" xmlns:wpg="http://schemas.microsoft.com/office/word/2010/wordprocessingGroup" xmlns:wpi="http://schemas.microsoft.com/office/word/2010/wordprocessingInk" xmlns:wne="http://schemas.microsoft.com/office/word/2006/wordml" xmlns:wps="http://schemas.microsoft.com/office/word/2010/wordprocessingShape" mc:Ignorable="w14 w15 w16se w16cid w16 w16cex w16sdtdh w16sdtfl w16du wp14">
   <w:footnote w:type="separator" w:id="-1">
     <w:p>
       <w:r>
@@ -8525,7 +10275,7 @@
 </file>
 
 <file path=word/header1.xml><?xml version="1.0" encoding="utf-8"?>
-<w:hdr xmlns:wpc="http://schemas.microsoft.com/office/word/2010/wordprocessingCanvas" xmlns:cx="http://schemas.microsoft.com/office/drawing/2014/chartex" xmlns:cx1="http://schemas.microsoft.com/office/drawing/2015/9/8/chartex" xmlns:cx2="http://schemas.microsoft.com/office/drawing/2015/10/21/chartex" xmlns:cx3="http://schemas.microsoft.com/office/drawing/2016/5/9/chartex" xmlns:cx4="http://schemas.microsoft.com/office/drawing/2016/5/10/chartex" xmlns:cx5="http://schemas.microsoft.com/office/drawing/2016/5/11/chartex" xmlns:cx6="http://schemas.microsoft.com/office/drawing/2016/5/12/chartex" xmlns:cx7="http://schemas.microsoft.com/office/drawing/2016/5/13/chartex" xmlns:cx8="http://schemas.microsoft.com/office/drawing/2016/5/14/chartex" xmlns:mc="http://schemas.openxmlformats.org/markup-compatibility/2006" xmlns:aink="http://schemas.microsoft.com/office/drawing/2016/ink" xmlns:am3d="http://schemas.microsoft.com/office/drawing/2017/model3d" xmlns:o="urn:schemas-microsoft-com:office:office" xmlns:oel="http://schemas.microsoft.com/office/2019/extlst" xmlns:r="http://schemas.openxmlformats.org/officeDocument/2006/relationships" xmlns:m="http://schemas.openxmlformats.org/officeDocument/2006/math" xmlns:v="urn:schemas-microsoft-com:vml" xmlns:wp14="http://schemas.microsoft.com/office/word/2010/wordprocessingDrawing" xmlns:wp="http://schemas.openxmlformats.org/drawingml/2006/wordprocessingDrawing" xmlns:w10="urn:schemas-microsoft-com:office:word" xmlns:w="http://schemas.openxmlformats.org/wordprocessingml/2006/main" xmlns:w14="http://schemas.microsoft.com/office/word/2010/wordml" xmlns:w15="http://schemas.microsoft.com/office/word/2012/wordml" xmlns:w16cex="http://schemas.microsoft.com/office/word/2018/wordml/cex" xmlns:w16cid="http://schemas.microsoft.com/office/word/2016/wordml/cid" xmlns:w16="http://schemas.microsoft.com/office/word/2018/wordml" xmlns:w16du="http://schemas.microsoft.com/office/word/2023/wordml/word16du" xmlns:w16sdtdh="http://schemas.microsoft.com/office/word/2020/wordml/sdtdatahash" xmlns:w16sdtfl="http://schemas.microsoft.com/office/word/2024/wordml/sdtformatlock" xmlns:w16se="http://schemas.microsoft.com/office/word/2015/wordml/symex" xmlns:wpg="http://schemas.microsoft.com/office/word/2010/wordprocessingGroup" xmlns:wpi="http://schemas.microsoft.com/office/word/2010/wordprocessingInk" xmlns:wne="http://schemas.microsoft.com/office/word/2006/wordml" xmlns:wps="http://schemas.microsoft.com/office/word/2010/wordprocessingShape" mc:Ignorable="w14 w15 w16se w16cid w16 w16cex w16sdtdh w16sdtfl w16du wp14">
+<w:hdr xmlns:wpc="http://schemas.microsoft.com/office/word/2010/wordprocessingCanvas" xmlns:cx="http://schemas.microsoft.com/office/drawing/2014/chartex" xmlns:cx1="http://schemas.microsoft.com/office/drawing/2015/9/8/chartex" xmlns:cx2="http://schemas.microsoft.com/office/drawing/2015/10/21/chartex" xmlns:cx3="http://schemas.microsoft.com/office/drawing/2016/5/9/chartex" xmlns:cx4="http://schemas.microsoft.com/office/drawing/2016/5/10/chartex" xmlns:cx5="http://schemas.microsoft.com/office/drawing/2016/5/11/chartex" xmlns:cx6="http://schemas.microsoft.com/office/drawing/2016/5/12/chartex" xmlns:cx7="http://schemas.microsoft.com/office/drawing/2016/5/13/chartex" xmlns:cx8="http://schemas.microsoft.com/office/drawing/2016/5/14/chartex" xmlns:mc="http://schemas.openxmlformats.org/markup-compatibility/2006" xmlns:aink="http://schemas.microsoft.com/office/drawing/2016/ink" xmlns:am3d="http://schemas.microsoft.com/office/drawing/2017/model3d" xmlns:o="urn:schemas-microsoft-com:office:office" xmlns:oel="http://schemas.microsoft.com/office/2019/extlst" xmlns:r="http://schemas.openxmlformats.org/officeDocument/2006/relationships" xmlns:m="http://schemas.openxmlformats.org/officeDocument/2006/math" xmlns:v="urn:schemas-microsoft-com:vml" xmlns:wp14="http://schemas.microsoft.com/office/word/2010/wordprocessingDrawing" xmlns:wp="http://schemas.openxmlformats.org/drawingml/2006/wordprocessingDrawing" xmlns:w10="urn:schemas-microsoft-com:office:word" xmlns:w="http://schemas.openxmlformats.org/wordprocessingml/2006/main" xmlns:w14="http://schemas.microsoft.com/office/word/2010/wordml" xmlns:w15="http://schemas.microsoft.com/office/word/2012/wordml" xmlns:w16cei="http://schemas.microsoft.com/office/word/2026/wordml/cei" xmlns:w16cex="http://schemas.microsoft.com/office/word/2018/wordml/cex" xmlns:w16cid="http://schemas.microsoft.com/office/word/2016/wordml/cid" xmlns:w16="http://schemas.microsoft.com/office/word/2018/wordml" xmlns:w16du="http://schemas.microsoft.com/office/word/2023/wordml/word16du" xmlns:w16sdtdh="http://schemas.microsoft.com/office/word/2020/wordml/sdtdatahash" xmlns:w16sdtfl="http://schemas.microsoft.com/office/word/2024/wordml/sdtformatlock" xmlns:w16se="http://schemas.microsoft.com/office/word/2015/wordml/symex" xmlns:wpg="http://schemas.microsoft.com/office/word/2010/wordprocessingGroup" xmlns:wpi="http://schemas.microsoft.com/office/word/2010/wordprocessingInk" xmlns:wne="http://schemas.microsoft.com/office/word/2006/wordml" xmlns:wps="http://schemas.microsoft.com/office/word/2010/wordprocessingShape" mc:Ignorable="w14 w15 w16se w16cid w16 w16cex w16sdtdh w16sdtfl w16du wp14">
   <w:p>
     <w:pPr>
       <w:pStyle w:val="Header"/>
@@ -8538,7 +10288,7 @@
 </file>
 
 <file path=word/numbering.xml><?xml version="1.0" encoding="utf-8"?>
-<w:numbering xmlns:wpc="http://schemas.microsoft.com/office/word/2010/wordprocessingCanvas" xmlns:cx="http://schemas.microsoft.com/office/drawing/2014/chartex" xmlns:cx1="http://schemas.microsoft.com/office/drawing/2015/9/8/chartex" xmlns:cx2="http://schemas.microsoft.com/office/drawing/2015/10/21/chartex" xmlns:cx3="http://schemas.microsoft.com/office/drawing/2016/5/9/chartex" xmlns:cx4="http://schemas.microsoft.com/office/drawing/2016/5/10/chartex" xmlns:cx5="http://schemas.microsoft.com/office/drawing/2016/5/11/chartex" xmlns:cx6="http://schemas.microsoft.com/office/drawing/2016/5/12/chartex" xmlns:cx7="http://schemas.microsoft.com/office/drawing/2016/5/13/chartex" xmlns:cx8="http://schemas.microsoft.com/office/drawing/2016/5/14/chartex" xmlns:mc="http://schemas.openxmlformats.org/markup-compatibility/2006" xmlns:aink="http://schemas.microsoft.com/office/drawing/2016/ink" xmlns:am3d="http://schemas.microsoft.com/office/drawing/2017/model3d" xmlns:o="urn:schemas-microsoft-com:office:office" xmlns:oel="http://schemas.microsoft.com/office/2019/extlst" xmlns:r="http://schemas.openxmlformats.org/officeDocument/2006/relationships" xmlns:m="http://schemas.openxmlformats.org/officeDocument/2006/math" xmlns:v="urn:schemas-microsoft-com:vml" xmlns:wp14="http://schemas.microsoft.com/office/word/2010/wordprocessingDrawing" xmlns:wp="http://schemas.openxmlformats.org/drawingml/2006/wordprocessingDrawing" xmlns:w10="urn:schemas-microsoft-com:office:word" xmlns:w="http://schemas.openxmlformats.org/wordprocessingml/2006/main" xmlns:w14="http://schemas.microsoft.com/office/word/2010/wordml" xmlns:w15="http://schemas.microsoft.com/office/word/2012/wordml" xmlns:w16cex="http://schemas.microsoft.com/office/word/2018/wordml/cex" xmlns:w16cid="http://schemas.microsoft.com/office/word/2016/wordml/cid" xmlns:w16="http://schemas.microsoft.com/office/word/2018/wordml" xmlns:w16du="http://schemas.microsoft.com/office/word/2023/wordml/word16du" xmlns:w16sdtdh="http://schemas.microsoft.com/office/word/2020/wordml/sdtdatahash" xmlns:w16sdtfl="http://schemas.microsoft.com/office/word/2024/wordml/sdtformatlock" xmlns:w16se="http://schemas.microsoft.com/office/word/2015/wordml/symex" xmlns:wpg="http://schemas.microsoft.com/office/word/2010/wordprocessingGroup" xmlns:wpi="http://schemas.microsoft.com/office/word/2010/wordprocessingInk" xmlns:wne="http://schemas.microsoft.com/office/word/2006/wordml" xmlns:wps="http://schemas.microsoft.com/office/word/2010/wordprocessingShape" mc:Ignorable="w14 w15 w16se w16cid w16 w16cex w16sdtdh w16sdtfl w16du wp14">
+<w:numbering xmlns:wpc="http://schemas.microsoft.com/office/word/2010/wordprocessingCanvas" xmlns:cx="http://schemas.microsoft.com/office/drawing/2014/chartex" xmlns:cx1="http://schemas.microsoft.com/office/drawing/2015/9/8/chartex" xmlns:cx2="http://schemas.microsoft.com/office/drawing/2015/10/21/chartex" xmlns:cx3="http://schemas.microsoft.com/office/drawing/2016/5/9/chartex" xmlns:cx4="http://schemas.microsoft.com/office/drawing/2016/5/10/chartex" xmlns:cx5="http://schemas.microsoft.com/office/drawing/2016/5/11/chartex" xmlns:cx6="http://schemas.microsoft.com/office/drawing/2016/5/12/chartex" xmlns:cx7="http://schemas.microsoft.com/office/drawing/2016/5/13/chartex" xmlns:cx8="http://schemas.microsoft.com/office/drawing/2016/5/14/chartex" xmlns:mc="http://schemas.openxmlformats.org/markup-compatibility/2006" xmlns:aink="http://schemas.microsoft.com/office/drawing/2016/ink" xmlns:am3d="http://schemas.microsoft.com/office/drawing/2017/model3d" xmlns:o="urn:schemas-microsoft-com:office:office" xmlns:oel="http://schemas.microsoft.com/office/2019/extlst" xmlns:r="http://schemas.openxmlformats.org/officeDocument/2006/relationships" xmlns:m="http://schemas.openxmlformats.org/officeDocument/2006/math" xmlns:v="urn:schemas-microsoft-com:vml" xmlns:wp14="http://schemas.microsoft.com/office/word/2010/wordprocessingDrawing" xmlns:wp="http://schemas.openxmlformats.org/drawingml/2006/wordprocessingDrawing" xmlns:w10="urn:schemas-microsoft-com:office:word" xmlns:w="http://schemas.openxmlformats.org/wordprocessingml/2006/main" xmlns:w14="http://schemas.microsoft.com/office/word/2010/wordml" xmlns:w15="http://schemas.microsoft.com/office/word/2012/wordml" xmlns:w16cei="http://schemas.microsoft.com/office/word/2026/wordml/cei" xmlns:w16cex="http://schemas.microsoft.com/office/word/2018/wordml/cex" xmlns:w16cid="http://schemas.microsoft.com/office/word/2016/wordml/cid" xmlns:w16="http://schemas.microsoft.com/office/word/2018/wordml" xmlns:w16du="http://schemas.microsoft.com/office/word/2023/wordml/word16du" xmlns:w16sdtdh="http://schemas.microsoft.com/office/word/2020/wordml/sdtdatahash" xmlns:w16sdtfl="http://schemas.microsoft.com/office/word/2024/wordml/sdtformatlock" xmlns:w16se="http://schemas.microsoft.com/office/word/2015/wordml/symex" xmlns:wpg="http://schemas.microsoft.com/office/word/2010/wordprocessingGroup" xmlns:wpi="http://schemas.microsoft.com/office/word/2010/wordprocessingInk" xmlns:wne="http://schemas.microsoft.com/office/word/2006/wordml" xmlns:wps="http://schemas.microsoft.com/office/word/2010/wordprocessingShape" mc:Ignorable="w14 w15 w16se w16cid w16 w16cex w16sdtdh w16sdtfl w16du wp14">
   <w:abstractNum w:abstractNumId="0" w15:restartNumberingAfterBreak="0">
     <w:nsid w:val="05140B13"/>
     <w:multiLevelType w:val="multilevel"/>
@@ -9276,6 +11026,155 @@
     </w:lvl>
   </w:abstractNum>
   <w:abstractNum w:abstractNumId="5" w15:restartNumberingAfterBreak="0">
+    <w:nsid w:val="3FF00A48"/>
+    <w:multiLevelType w:val="multilevel"/>
+    <w:tmpl w:val="206EA05E"/>
+    <w:lvl w:ilvl="0">
+      <w:start w:val="1"/>
+      <w:numFmt w:val="bullet"/>
+      <w:lvlText w:val=""/>
+      <w:lvlJc w:val="left"/>
+      <w:pPr>
+        <w:tabs>
+          <w:tab w:val="num" w:pos="720"/>
+        </w:tabs>
+        <w:ind w:left="720" w:hanging="360"/>
+      </w:pPr>
+      <w:rPr>
+        <w:rFonts w:ascii="Symbol" w:hAnsi="Symbol" w:hint="default"/>
+        <w:sz w:val="20"/>
+      </w:rPr>
+    </w:lvl>
+    <w:lvl w:ilvl="1" w:tentative="1">
+      <w:start w:val="1"/>
+      <w:numFmt w:val="bullet"/>
+      <w:lvlText w:val="o"/>
+      <w:lvlJc w:val="left"/>
+      <w:pPr>
+        <w:tabs>
+          <w:tab w:val="num" w:pos="1440"/>
+        </w:tabs>
+        <w:ind w:left="1440" w:hanging="360"/>
+      </w:pPr>
+      <w:rPr>
+        <w:rFonts w:ascii="Courier New" w:hAnsi="Courier New" w:hint="default"/>
+        <w:sz w:val="20"/>
+      </w:rPr>
+    </w:lvl>
+    <w:lvl w:ilvl="2" w:tentative="1">
+      <w:start w:val="1"/>
+      <w:numFmt w:val="bullet"/>
+      <w:lvlText w:val=""/>
+      <w:lvlJc w:val="left"/>
+      <w:pPr>
+        <w:tabs>
+          <w:tab w:val="num" w:pos="2160"/>
+        </w:tabs>
+        <w:ind w:left="2160" w:hanging="360"/>
+      </w:pPr>
+      <w:rPr>
+        <w:rFonts w:ascii="Wingdings" w:hAnsi="Wingdings" w:hint="default"/>
+        <w:sz w:val="20"/>
+      </w:rPr>
+    </w:lvl>
+    <w:lvl w:ilvl="3" w:tentative="1">
+      <w:start w:val="1"/>
+      <w:numFmt w:val="bullet"/>
+      <w:lvlText w:val=""/>
+      <w:lvlJc w:val="left"/>
+      <w:pPr>
+        <w:tabs>
+          <w:tab w:val="num" w:pos="2880"/>
+        </w:tabs>
+        <w:ind w:left="2880" w:hanging="360"/>
+      </w:pPr>
+      <w:rPr>
+        <w:rFonts w:ascii="Wingdings" w:hAnsi="Wingdings" w:hint="default"/>
+        <w:sz w:val="20"/>
+      </w:rPr>
+    </w:lvl>
+    <w:lvl w:ilvl="4" w:tentative="1">
+      <w:start w:val="1"/>
+      <w:numFmt w:val="bullet"/>
+      <w:lvlText w:val=""/>
+      <w:lvlJc w:val="left"/>
+      <w:pPr>
+        <w:tabs>
+          <w:tab w:val="num" w:pos="3600"/>
+        </w:tabs>
+        <w:ind w:left="3600" w:hanging="360"/>
+      </w:pPr>
+      <w:rPr>
+        <w:rFonts w:ascii="Wingdings" w:hAnsi="Wingdings" w:hint="default"/>
+        <w:sz w:val="20"/>
+      </w:rPr>
+    </w:lvl>
+    <w:lvl w:ilvl="5" w:tentative="1">
+      <w:start w:val="1"/>
+      <w:numFmt w:val="bullet"/>
+      <w:lvlText w:val=""/>
+      <w:lvlJc w:val="left"/>
+      <w:pPr>
+        <w:tabs>
+          <w:tab w:val="num" w:pos="4320"/>
+        </w:tabs>
+        <w:ind w:left="4320" w:hanging="360"/>
+      </w:pPr>
+      <w:rPr>
+        <w:rFonts w:ascii="Wingdings" w:hAnsi="Wingdings" w:hint="default"/>
+        <w:sz w:val="20"/>
+      </w:rPr>
+    </w:lvl>
+    <w:lvl w:ilvl="6" w:tentative="1">
+      <w:start w:val="1"/>
+      <w:numFmt w:val="bullet"/>
+      <w:lvlText w:val=""/>
+      <w:lvlJc w:val="left"/>
+      <w:pPr>
+        <w:tabs>
+          <w:tab w:val="num" w:pos="5040"/>
+        </w:tabs>
+        <w:ind w:left="5040" w:hanging="360"/>
+      </w:pPr>
+      <w:rPr>
+        <w:rFonts w:ascii="Wingdings" w:hAnsi="Wingdings" w:hint="default"/>
+        <w:sz w:val="20"/>
+      </w:rPr>
+    </w:lvl>
+    <w:lvl w:ilvl="7" w:tentative="1">
+      <w:start w:val="1"/>
+      <w:numFmt w:val="bullet"/>
+      <w:lvlText w:val=""/>
+      <w:lvlJc w:val="left"/>
+      <w:pPr>
+        <w:tabs>
+          <w:tab w:val="num" w:pos="5760"/>
+        </w:tabs>
+        <w:ind w:left="5760" w:hanging="360"/>
+      </w:pPr>
+      <w:rPr>
+        <w:rFonts w:ascii="Wingdings" w:hAnsi="Wingdings" w:hint="default"/>
+        <w:sz w:val="20"/>
+      </w:rPr>
+    </w:lvl>
+    <w:lvl w:ilvl="8" w:tentative="1">
+      <w:start w:val="1"/>
+      <w:numFmt w:val="bullet"/>
+      <w:lvlText w:val=""/>
+      <w:lvlJc w:val="left"/>
+      <w:pPr>
+        <w:tabs>
+          <w:tab w:val="num" w:pos="6480"/>
+        </w:tabs>
+        <w:ind w:left="6480" w:hanging="360"/>
+      </w:pPr>
+      <w:rPr>
+        <w:rFonts w:ascii="Wingdings" w:hAnsi="Wingdings" w:hint="default"/>
+        <w:sz w:val="20"/>
+      </w:rPr>
+    </w:lvl>
+  </w:abstractNum>
+  <w:abstractNum w:abstractNumId="6" w15:restartNumberingAfterBreak="0">
     <w:nsid w:val="59E203B0"/>
     <w:multiLevelType w:val="multilevel"/>
     <w:tmpl w:val="69B8333A"/>
@@ -9424,7 +11323,7 @@
       </w:rPr>
     </w:lvl>
   </w:abstractNum>
-  <w:abstractNum w:abstractNumId="6" w15:restartNumberingAfterBreak="0">
+  <w:abstractNum w:abstractNumId="7" w15:restartNumberingAfterBreak="0">
     <w:nsid w:val="60D4704D"/>
     <w:multiLevelType w:val="multilevel"/>
     <w:tmpl w:val="359AC538"/>
@@ -9573,7 +11472,120 @@
       </w:rPr>
     </w:lvl>
   </w:abstractNum>
-  <w:abstractNum w:abstractNumId="7" w15:restartNumberingAfterBreak="0">
+  <w:abstractNum w:abstractNumId="8" w15:restartNumberingAfterBreak="0">
+    <w:nsid w:val="68A4356E"/>
+    <w:multiLevelType w:val="multilevel"/>
+    <w:tmpl w:val="FB4EA2CA"/>
+    <w:lvl w:ilvl="0">
+      <w:start w:val="1"/>
+      <w:numFmt w:val="decimal"/>
+      <w:lvlText w:val="%1."/>
+      <w:lvlJc w:val="left"/>
+      <w:pPr>
+        <w:tabs>
+          <w:tab w:val="num" w:pos="720"/>
+        </w:tabs>
+        <w:ind w:left="720" w:hanging="360"/>
+      </w:pPr>
+    </w:lvl>
+    <w:lvl w:ilvl="1" w:tentative="1">
+      <w:start w:val="1"/>
+      <w:numFmt w:val="decimal"/>
+      <w:lvlText w:val="%2."/>
+      <w:lvlJc w:val="left"/>
+      <w:pPr>
+        <w:tabs>
+          <w:tab w:val="num" w:pos="1440"/>
+        </w:tabs>
+        <w:ind w:left="1440" w:hanging="360"/>
+      </w:pPr>
+    </w:lvl>
+    <w:lvl w:ilvl="2" w:tentative="1">
+      <w:start w:val="1"/>
+      <w:numFmt w:val="decimal"/>
+      <w:lvlText w:val="%3."/>
+      <w:lvlJc w:val="left"/>
+      <w:pPr>
+        <w:tabs>
+          <w:tab w:val="num" w:pos="2160"/>
+        </w:tabs>
+        <w:ind w:left="2160" w:hanging="360"/>
+      </w:pPr>
+    </w:lvl>
+    <w:lvl w:ilvl="3" w:tentative="1">
+      <w:start w:val="1"/>
+      <w:numFmt w:val="decimal"/>
+      <w:lvlText w:val="%4."/>
+      <w:lvlJc w:val="left"/>
+      <w:pPr>
+        <w:tabs>
+          <w:tab w:val="num" w:pos="2880"/>
+        </w:tabs>
+        <w:ind w:left="2880" w:hanging="360"/>
+      </w:pPr>
+    </w:lvl>
+    <w:lvl w:ilvl="4" w:tentative="1">
+      <w:start w:val="1"/>
+      <w:numFmt w:val="decimal"/>
+      <w:lvlText w:val="%5."/>
+      <w:lvlJc w:val="left"/>
+      <w:pPr>
+        <w:tabs>
+          <w:tab w:val="num" w:pos="3600"/>
+        </w:tabs>
+        <w:ind w:left="3600" w:hanging="360"/>
+      </w:pPr>
+    </w:lvl>
+    <w:lvl w:ilvl="5" w:tentative="1">
+      <w:start w:val="1"/>
+      <w:numFmt w:val="decimal"/>
+      <w:lvlText w:val="%6."/>
+      <w:lvlJc w:val="left"/>
+      <w:pPr>
+        <w:tabs>
+          <w:tab w:val="num" w:pos="4320"/>
+        </w:tabs>
+        <w:ind w:left="4320" w:hanging="360"/>
+      </w:pPr>
+    </w:lvl>
+    <w:lvl w:ilvl="6" w:tentative="1">
+      <w:start w:val="1"/>
+      <w:numFmt w:val="decimal"/>
+      <w:lvlText w:val="%7."/>
+      <w:lvlJc w:val="left"/>
+      <w:pPr>
+        <w:tabs>
+          <w:tab w:val="num" w:pos="5040"/>
+        </w:tabs>
+        <w:ind w:left="5040" w:hanging="360"/>
+      </w:pPr>
+    </w:lvl>
+    <w:lvl w:ilvl="7" w:tentative="1">
+      <w:start w:val="1"/>
+      <w:numFmt w:val="decimal"/>
+      <w:lvlText w:val="%8."/>
+      <w:lvlJc w:val="left"/>
+      <w:pPr>
+        <w:tabs>
+          <w:tab w:val="num" w:pos="5760"/>
+        </w:tabs>
+        <w:ind w:left="5760" w:hanging="360"/>
+      </w:pPr>
+    </w:lvl>
+    <w:lvl w:ilvl="8" w:tentative="1">
+      <w:start w:val="1"/>
+      <w:numFmt w:val="decimal"/>
+      <w:lvlText w:val="%9."/>
+      <w:lvlJc w:val="left"/>
+      <w:pPr>
+        <w:tabs>
+          <w:tab w:val="num" w:pos="6480"/>
+        </w:tabs>
+        <w:ind w:left="6480" w:hanging="360"/>
+      </w:pPr>
+    </w:lvl>
+  </w:abstractNum>
+  <w:abstractNum w:abstractNumId="9" w15:restartNumberingAfterBreak="0">
     <w:nsid w:val="6DB168C1"/>
     <w:multiLevelType w:val="multilevel"/>
     <w:tmpl w:val="26F4D356"/>
@@ -9722,7 +11734,7 @@
       </w:rPr>
     </w:lvl>
   </w:abstractNum>
-  <w:abstractNum w:abstractNumId="8" w15:restartNumberingAfterBreak="0">
+  <w:abstractNum w:abstractNumId="10" w15:restartNumberingAfterBreak="0">
     <w:nsid w:val="7D3D6DF4"/>
     <w:multiLevelType w:val="hybridMultilevel"/>
     <w:tmpl w:val="F1EEFAC8"/>
@@ -9866,19 +11878,19 @@
     <w:abstractNumId w:val="3"/>
   </w:num>
   <w:num w:numId="2" w16cid:durableId="1235166877">
-    <w:abstractNumId w:val="8"/>
+    <w:abstractNumId w:val="10"/>
   </w:num>
   <w:num w:numId="3" w16cid:durableId="1329140166">
     <w:abstractNumId w:val="2"/>
   </w:num>
   <w:num w:numId="4" w16cid:durableId="430468961">
-    <w:abstractNumId w:val="7"/>
+    <w:abstractNumId w:val="9"/>
   </w:num>
   <w:num w:numId="5" w16cid:durableId="512766354">
     <w:abstractNumId w:val="4"/>
   </w:num>
   <w:num w:numId="6" w16cid:durableId="911546332">
-    <w:abstractNumId w:val="6"/>
+    <w:abstractNumId w:val="7"/>
   </w:num>
   <w:num w:numId="7" w16cid:durableId="1928801426">
     <w:abstractNumId w:val="0"/>
@@ -9887,6 +11899,12 @@
     <w:abstractNumId w:val="1"/>
   </w:num>
   <w:num w:numId="9" w16cid:durableId="1467357901">
+    <w:abstractNumId w:val="6"/>
+  </w:num>
+  <w:num w:numId="10" w16cid:durableId="1436049436">
+    <w:abstractNumId w:val="8"/>
+  </w:num>
+  <w:num w:numId="11" w16cid:durableId="1603763233">
     <w:abstractNumId w:val="5"/>
   </w:num>
 </w:numbering>
@@ -10343,7 +12361,6 @@
   <w:style w:type="character" w:default="1" w:styleId="DefaultParagraphFont">
     <w:name w:val="Default Paragraph Font"/>
     <w:uiPriority w:val="1"/>
-    <w:semiHidden/>
     <w:unhideWhenUsed/>
   </w:style>
   <w:style w:type="table" w:default="1" w:styleId="TableNormal">
@@ -10603,6 +12620,42 @@
         <w:insideV w:val="single" w:sz="4" w:space="0" w:color="auto"/>
       </w:tblBorders>
     </w:tblPr>
+  </w:style>
+  <w:style w:type="character" w:styleId="Hyperlink">
+    <w:name w:val="Hyperlink"/>
+    <w:basedOn w:val="DefaultParagraphFont"/>
+    <w:uiPriority w:val="99"/>
+    <w:unhideWhenUsed/>
+    <w:rsid w:val="0057276E"/>
+    <w:rPr>
+      <w:color w:val="0563C1" w:themeColor="hyperlink"/>
+      <w:u w:val="single"/>
+    </w:rPr>
+  </w:style>
+  <w:style w:type="character" w:styleId="UnresolvedMention">
+    <w:name w:val="Unresolved Mention"/>
+    <w:basedOn w:val="DefaultParagraphFont"/>
+    <w:uiPriority w:val="99"/>
+    <w:semiHidden/>
+    <w:unhideWhenUsed/>
+    <w:rsid w:val="0057276E"/>
+    <w:rPr>
+      <w:color w:val="605E5C"/>
+      <w:shd w:val="clear" w:color="auto" w:fill="E1DFDD"/>
+    </w:rPr>
+  </w:style>
+  <w:style w:type="character" w:styleId="HTMLCode">
+    <w:name w:val="HTML Code"/>
+    <w:basedOn w:val="DefaultParagraphFont"/>
+    <w:uiPriority w:val="99"/>
+    <w:semiHidden/>
+    <w:unhideWhenUsed/>
+    <w:rsid w:val="006E6682"/>
+    <w:rPr>
+      <w:rFonts w:ascii="Courier New" w:eastAsia="Times New Roman" w:hAnsi="Courier New" w:cs="Courier New"/>
+      <w:sz w:val="20"/>
+      <w:szCs w:val="20"/>
+    </w:rPr>
   </w:style>
 </w:styles>
 </file>
